--- a/Key Documents/TestDocuments.docx
+++ b/Key Documents/TestDocuments.docx
@@ -2,7 +2,2455 @@
 <file path=word/document.xml><?xml version="1.0" encoding="utf-8"?>
 <w:document xmlns:wpc="http://schemas.microsoft.com/office/word/2010/wordprocessingCanvas" xmlns:cx="http://schemas.microsoft.com/office/drawing/2014/chartex" xmlns:cx1="http://schemas.microsoft.com/office/drawing/2015/9/8/chartex" xmlns:cx2="http://schemas.microsoft.com/office/drawing/2015/10/21/chartex" xmlns:cx3="http://schemas.microsoft.com/office/drawing/2016/5/9/chartex" xmlns:cx4="http://schemas.microsoft.com/office/drawing/2016/5/10/chartex" xmlns:cx5="http://schemas.microsoft.com/office/drawing/2016/5/11/chartex" xmlns:cx6="http://schemas.microsoft.com/office/drawing/2016/5/12/chartex" xmlns:cx7="http://schemas.microsoft.com/office/drawing/2016/5/13/chartex" xmlns:cx8="http://schemas.microsoft.com/office/drawing/2016/5/14/chartex" xmlns:mc="http://schemas.openxmlformats.org/markup-compatibility/2006" xmlns:aink="http://schemas.microsoft.com/office/drawing/2016/ink" xmlns:am3d="http://schemas.microsoft.com/office/drawing/2017/model3d" xmlns:o="urn:schemas-microsoft-com:office:office" xmlns:oel="http://schemas.microsoft.com/office/2019/extlst" xmlns:r="http://schemas.openxmlformats.org/officeDocument/2006/relationships" xmlns:m="http://schemas.openxmlformats.org/officeDocument/2006/math" xmlns:v="urn:schemas-microsoft-com:vml" xmlns:wp14="http://schemas.microsoft.com/office/word/2010/wordprocessingDrawing" xmlns:wp="http://schemas.openxmlformats.org/drawingml/2006/wordprocessingDrawing" xmlns:w10="urn:schemas-microsoft-com:office:word" xmlns:w="http://schemas.openxmlformats.org/wordprocessingml/2006/main" xmlns:w14="http://schemas.microsoft.com/office/word/2010/wordml" xmlns:w15="http://schemas.microsoft.com/office/word/2012/wordml" xmlns:w16cex="http://schemas.microsoft.com/office/word/2018/wordml/cex" xmlns:w16cid="http://schemas.microsoft.com/office/word/2016/wordml/cid" xmlns:w16="http://schemas.microsoft.com/office/word/2018/wordml" xmlns:w16du="http://schemas.microsoft.com/office/word/2023/wordml/word16du" xmlns:w16sdtdh="http://schemas.microsoft.com/office/word/2020/wordml/sdtdatahash" xmlns:w16sdtfl="http://schemas.microsoft.com/office/word/2024/wordml/sdtformatlock" xmlns:w16se="http://schemas.microsoft.com/office/word/2015/wordml/symex" xmlns:wpg="http://schemas.microsoft.com/office/word/2010/wordprocessingGroup" xmlns:wpi="http://schemas.microsoft.com/office/word/2010/wordprocessingInk" xmlns:wne="http://schemas.microsoft.com/office/word/2006/wordml" xmlns:wps="http://schemas.microsoft.com/office/word/2010/wordprocessingShape" mc:Ignorable="w14 w15 w16se w16cid w16 w16cex w16sdtdh w16sdtfl w16du wp14">
   <w:body>
-    <w:p/>
+    <w:p>
+      <w:pPr>
+        <w:spacing w:before="100" w:beforeAutospacing="1" w:after="100" w:afterAutospacing="1" w:line="240" w:lineRule="auto"/>
+        <w:jc w:val="both"/>
+        <w:outlineLvl w:val="0"/>
+        <w:rPr>
+          <w:rFonts w:ascii="Helvetica" w:eastAsia="Times New Roman" w:hAnsi="Helvetica" w:cs="Times New Roman"/>
+          <w:b/>
+          <w:bCs/>
+          <w:color w:val="000000" w:themeColor="text1"/>
+          <w:kern w:val="36"/>
+          <w:sz w:val="48"/>
+          <w:szCs w:val="48"/>
+          <w:lang w:eastAsia="en-GB"/>
+          <w14:ligatures w14:val="none"/>
+        </w:rPr>
+      </w:pPr>
+      <w:r>
+        <w:rPr>
+          <w:rFonts w:ascii="Helvetica" w:eastAsia="Times New Roman" w:hAnsi="Helvetica" w:cs="Times New Roman"/>
+          <w:b/>
+          <w:bCs/>
+          <w:color w:val="000000" w:themeColor="text1"/>
+          <w:kern w:val="36"/>
+          <w:sz w:val="48"/>
+          <w:szCs w:val="48"/>
+          <w:lang w:eastAsia="en-GB"/>
+          <w14:ligatures w14:val="none"/>
+        </w:rPr>
+        <w:t>Test Plan</w:t>
+      </w:r>
+    </w:p>
+    <w:p>
+      <w:pPr>
+        <w:spacing w:before="100" w:beforeAutospacing="1" w:after="100" w:afterAutospacing="1" w:line="240" w:lineRule="auto"/>
+        <w:jc w:val="both"/>
+        <w:outlineLvl w:val="1"/>
+        <w:rPr>
+          <w:rFonts w:ascii="Helvetica" w:eastAsia="Times New Roman" w:hAnsi="Helvetica" w:cs="Times New Roman"/>
+          <w:b/>
+          <w:bCs/>
+          <w:color w:val="000000" w:themeColor="text1"/>
+          <w:kern w:val="0"/>
+          <w:sz w:val="36"/>
+          <w:szCs w:val="36"/>
+          <w:lang w:eastAsia="en-GB"/>
+          <w14:ligatures w14:val="none"/>
+        </w:rPr>
+      </w:pPr>
+      <w:r>
+        <w:rPr>
+          <w:rFonts w:ascii="Helvetica" w:eastAsia="Times New Roman" w:hAnsi="Helvetica" w:cs="Times New Roman"/>
+          <w:b/>
+          <w:bCs/>
+          <w:color w:val="000000" w:themeColor="text1"/>
+          <w:kern w:val="0"/>
+          <w:sz w:val="36"/>
+          <w:szCs w:val="36"/>
+          <w:lang w:eastAsia="en-GB"/>
+          <w14:ligatures w14:val="none"/>
+        </w:rPr>
+        <w:t>1. Document Control</w:t>
+      </w:r>
+    </w:p>
+    <w:p>
+      <w:pPr>
+        <w:pStyle w:val="p1"/>
+        <w:numPr>
+          <w:ilvl w:val="0"/>
+          <w:numId w:val="1"/>
+        </w:numPr>
+        <w:jc w:val="both"/>
+        <w:rPr>
+          <w:sz w:val="24"/>
+          <w:szCs w:val="24"/>
+        </w:rPr>
+      </w:pPr>
+      <w:r>
+        <w:rPr>
+          <w:b/>
+          <w:bCs/>
+          <w:color w:val="000000" w:themeColor="text1"/>
+          <w:sz w:val="24"/>
+          <w:szCs w:val="24"/>
+        </w:rPr>
+        <w:t xml:space="preserve">Project Name: </w:t>
+      </w:r>
+      <w:r>
+        <w:rPr>
+          <w:sz w:val="24"/>
+          <w:szCs w:val="24"/>
+        </w:rPr>
+        <w:t>TfL “What-If” Simulation</w:t>
+      </w:r>
+    </w:p>
+    <w:p>
+      <w:pPr>
+        <w:numPr>
+          <w:ilvl w:val="0"/>
+          <w:numId w:val="1"/>
+        </w:numPr>
+        <w:spacing w:before="100" w:beforeAutospacing="1" w:after="100" w:afterAutospacing="1" w:line="240" w:lineRule="auto"/>
+        <w:jc w:val="both"/>
+        <w:rPr>
+          <w:rFonts w:ascii="Helvetica" w:eastAsia="Times New Roman" w:hAnsi="Helvetica" w:cs="Times New Roman"/>
+          <w:color w:val="000000" w:themeColor="text1"/>
+          <w:kern w:val="0"/>
+          <w:lang w:eastAsia="en-GB"/>
+          <w14:ligatures w14:val="none"/>
+        </w:rPr>
+      </w:pPr>
+      <w:r>
+        <w:rPr>
+          <w:rFonts w:ascii="Helvetica" w:eastAsia="Times New Roman" w:hAnsi="Helvetica" w:cs="Times New Roman"/>
+          <w:b/>
+          <w:bCs/>
+          <w:color w:val="000000" w:themeColor="text1"/>
+          <w:kern w:val="0"/>
+          <w:lang w:eastAsia="en-GB"/>
+          <w14:ligatures w14:val="none"/>
+        </w:rPr>
+        <w:t>Version:</w:t>
+      </w:r>
+      <w:r>
+        <w:rPr>
+          <w:rFonts w:ascii="Helvetica" w:eastAsia="Times New Roman" w:hAnsi="Helvetica" w:cs="Times New Roman"/>
+          <w:color w:val="000000" w:themeColor="text1"/>
+          <w:kern w:val="0"/>
+          <w:lang w:eastAsia="en-GB"/>
+          <w14:ligatures w14:val="none"/>
+        </w:rPr>
+        <w:t> 0.1</w:t>
+      </w:r>
+    </w:p>
+    <w:p>
+      <w:pPr>
+        <w:numPr>
+          <w:ilvl w:val="0"/>
+          <w:numId w:val="1"/>
+        </w:numPr>
+        <w:spacing w:before="100" w:beforeAutospacing="1" w:after="100" w:afterAutospacing="1" w:line="240" w:lineRule="auto"/>
+        <w:jc w:val="both"/>
+        <w:rPr>
+          <w:rFonts w:ascii="Helvetica" w:eastAsia="Times New Roman" w:hAnsi="Helvetica" w:cs="Times New Roman"/>
+          <w:color w:val="000000" w:themeColor="text1"/>
+          <w:kern w:val="0"/>
+          <w:lang w:eastAsia="en-GB"/>
+          <w14:ligatures w14:val="none"/>
+        </w:rPr>
+      </w:pPr>
+      <w:r>
+        <w:rPr>
+          <w:rFonts w:ascii="Helvetica" w:eastAsia="Times New Roman" w:hAnsi="Helvetica" w:cs="Times New Roman"/>
+          <w:b/>
+          <w:bCs/>
+          <w:color w:val="000000" w:themeColor="text1"/>
+          <w:kern w:val="0"/>
+          <w:lang w:eastAsia="en-GB"/>
+          <w14:ligatures w14:val="none"/>
+        </w:rPr>
+        <w:t>Author (Testing Lead):</w:t>
+      </w:r>
+      <w:r>
+        <w:rPr>
+          <w:rFonts w:ascii="Helvetica" w:eastAsia="Times New Roman" w:hAnsi="Helvetica" w:cs="Times New Roman"/>
+          <w:color w:val="000000" w:themeColor="text1"/>
+          <w:kern w:val="0"/>
+          <w:lang w:eastAsia="en-GB"/>
+          <w14:ligatures w14:val="none"/>
+        </w:rPr>
+        <w:t> Sattyaj Paul</w:t>
+      </w:r>
+    </w:p>
+    <w:p>
+      <w:pPr>
+        <w:numPr>
+          <w:ilvl w:val="0"/>
+          <w:numId w:val="1"/>
+        </w:numPr>
+        <w:spacing w:before="100" w:beforeAutospacing="1" w:after="100" w:afterAutospacing="1" w:line="240" w:lineRule="auto"/>
+        <w:jc w:val="both"/>
+        <w:rPr>
+          <w:rFonts w:ascii="Helvetica" w:eastAsia="Times New Roman" w:hAnsi="Helvetica" w:cs="Times New Roman"/>
+          <w:color w:val="000000" w:themeColor="text1"/>
+          <w:kern w:val="0"/>
+          <w:lang w:eastAsia="en-GB"/>
+          <w14:ligatures w14:val="none"/>
+        </w:rPr>
+      </w:pPr>
+      <w:r>
+        <w:rPr>
+          <w:rFonts w:ascii="Helvetica" w:eastAsia="Times New Roman" w:hAnsi="Helvetica" w:cs="Times New Roman"/>
+          <w:b/>
+          <w:bCs/>
+          <w:color w:val="000000" w:themeColor="text1"/>
+          <w:kern w:val="0"/>
+          <w:lang w:eastAsia="en-GB"/>
+          <w14:ligatures w14:val="none"/>
+        </w:rPr>
+        <w:t>Date:</w:t>
+      </w:r>
+      <w:r>
+        <w:rPr>
+          <w:rFonts w:ascii="Helvetica" w:eastAsia="Times New Roman" w:hAnsi="Helvetica" w:cs="Times New Roman"/>
+          <w:b/>
+          <w:bCs/>
+          <w:color w:val="000000" w:themeColor="text1"/>
+          <w:kern w:val="0"/>
+          <w:lang w:eastAsia="en-GB"/>
+          <w14:ligatures w14:val="none"/>
+        </w:rPr>
+        <w:t xml:space="preserve"> </w:t>
+      </w:r>
+      <w:r>
+        <w:rPr>
+          <w:rFonts w:ascii="Helvetica" w:eastAsia="Times New Roman" w:hAnsi="Helvetica" w:cs="Times New Roman"/>
+          <w:color w:val="000000" w:themeColor="text1"/>
+          <w:kern w:val="0"/>
+          <w:lang w:eastAsia="en-GB"/>
+          <w14:ligatures w14:val="none"/>
+        </w:rPr>
+        <w:t>16/01/2026</w:t>
+      </w:r>
+    </w:p>
+    <w:p>
+      <w:pPr>
+        <w:numPr>
+          <w:ilvl w:val="0"/>
+          <w:numId w:val="1"/>
+        </w:numPr>
+        <w:spacing w:before="100" w:beforeAutospacing="1" w:after="100" w:afterAutospacing="1" w:line="240" w:lineRule="auto"/>
+        <w:jc w:val="both"/>
+        <w:rPr>
+          <w:rFonts w:ascii="Helvetica" w:eastAsia="Times New Roman" w:hAnsi="Helvetica" w:cs="Times New Roman"/>
+          <w:color w:val="000000" w:themeColor="text1"/>
+          <w:kern w:val="0"/>
+          <w:lang w:eastAsia="en-GB"/>
+          <w14:ligatures w14:val="none"/>
+        </w:rPr>
+      </w:pPr>
+      <w:r>
+        <w:rPr>
+          <w:rFonts w:ascii="Helvetica" w:eastAsia="Times New Roman" w:hAnsi="Helvetica" w:cs="Times New Roman"/>
+          <w:b/>
+          <w:bCs/>
+          <w:color w:val="000000" w:themeColor="text1"/>
+          <w:kern w:val="0"/>
+          <w:lang w:eastAsia="en-GB"/>
+          <w14:ligatures w14:val="none"/>
+        </w:rPr>
+        <w:t>Status:</w:t>
+      </w:r>
+      <w:r>
+        <w:rPr>
+          <w:rFonts w:ascii="Helvetica" w:eastAsia="Times New Roman" w:hAnsi="Helvetica" w:cs="Times New Roman"/>
+          <w:color w:val="000000" w:themeColor="text1"/>
+          <w:kern w:val="0"/>
+          <w:lang w:eastAsia="en-GB"/>
+          <w14:ligatures w14:val="none"/>
+        </w:rPr>
+        <w:t> Draft</w:t>
+      </w:r>
+    </w:p>
+    <w:p>
+      <w:pPr>
+        <w:spacing w:before="100" w:beforeAutospacing="1" w:after="100" w:afterAutospacing="1" w:line="240" w:lineRule="auto"/>
+        <w:jc w:val="both"/>
+        <w:outlineLvl w:val="1"/>
+        <w:rPr>
+          <w:rFonts w:ascii="Helvetica" w:eastAsia="Times New Roman" w:hAnsi="Helvetica" w:cs="Times New Roman"/>
+          <w:b/>
+          <w:bCs/>
+          <w:color w:val="000000" w:themeColor="text1"/>
+          <w:kern w:val="0"/>
+          <w:sz w:val="36"/>
+          <w:szCs w:val="36"/>
+          <w:lang w:eastAsia="en-GB"/>
+          <w14:ligatures w14:val="none"/>
+        </w:rPr>
+      </w:pPr>
+      <w:r>
+        <w:rPr>
+          <w:rFonts w:ascii="Helvetica" w:eastAsia="Times New Roman" w:hAnsi="Helvetica" w:cs="Times New Roman"/>
+          <w:b/>
+          <w:bCs/>
+          <w:color w:val="000000" w:themeColor="text1"/>
+          <w:kern w:val="0"/>
+          <w:sz w:val="36"/>
+          <w:szCs w:val="36"/>
+          <w:lang w:eastAsia="en-GB"/>
+          <w14:ligatures w14:val="none"/>
+        </w:rPr>
+        <w:t>2. Introduction</w:t>
+      </w:r>
+    </w:p>
+    <w:p>
+      <w:pPr>
+        <w:spacing w:before="100" w:beforeAutospacing="1" w:after="100" w:afterAutospacing="1" w:line="240" w:lineRule="auto"/>
+        <w:jc w:val="both"/>
+        <w:outlineLvl w:val="2"/>
+        <w:rPr>
+          <w:rFonts w:ascii="Helvetica" w:eastAsia="Times New Roman" w:hAnsi="Helvetica" w:cs="Times New Roman"/>
+          <w:b/>
+          <w:bCs/>
+          <w:color w:val="000000" w:themeColor="text1"/>
+          <w:kern w:val="0"/>
+          <w:sz w:val="27"/>
+          <w:szCs w:val="27"/>
+          <w:lang w:eastAsia="en-GB"/>
+          <w14:ligatures w14:val="none"/>
+        </w:rPr>
+      </w:pPr>
+      <w:r>
+        <w:rPr>
+          <w:rFonts w:ascii="Helvetica" w:eastAsia="Times New Roman" w:hAnsi="Helvetica" w:cs="Times New Roman"/>
+          <w:b/>
+          <w:bCs/>
+          <w:color w:val="000000" w:themeColor="text1"/>
+          <w:kern w:val="0"/>
+          <w:sz w:val="27"/>
+          <w:szCs w:val="27"/>
+          <w:lang w:eastAsia="en-GB"/>
+          <w14:ligatures w14:val="none"/>
+        </w:rPr>
+        <w:t>2.1 Purpose</w:t>
+      </w:r>
+    </w:p>
+    <w:p>
+      <w:pPr>
+        <w:spacing w:before="100" w:beforeAutospacing="1" w:after="100" w:afterAutospacing="1" w:line="240" w:lineRule="auto"/>
+        <w:ind w:left="720"/>
+        <w:jc w:val="both"/>
+        <w:rPr>
+          <w:rFonts w:ascii="Helvetica" w:eastAsia="Times New Roman" w:hAnsi="Helvetica" w:cs="Times New Roman"/>
+          <w:color w:val="000000" w:themeColor="text1"/>
+          <w:kern w:val="0"/>
+          <w:lang w:eastAsia="en-GB"/>
+          <w14:ligatures w14:val="none"/>
+        </w:rPr>
+      </w:pPr>
+      <w:r>
+        <w:rPr>
+          <w:rFonts w:ascii="Helvetica" w:eastAsia="Times New Roman" w:hAnsi="Helvetica" w:cs="Times New Roman"/>
+          <w:color w:val="000000" w:themeColor="text1"/>
+          <w:kern w:val="0"/>
+          <w:lang w:eastAsia="en-GB"/>
+          <w14:ligatures w14:val="none"/>
+        </w:rPr>
+        <w:t>This document describes the testing strategy, scope, and approach for the project. It defines how testing will be planned, executed, and managed throughout the software development lifecycle.</w:t>
+      </w:r>
+    </w:p>
+    <w:p>
+      <w:pPr>
+        <w:spacing w:before="100" w:beforeAutospacing="1" w:after="100" w:afterAutospacing="1" w:line="240" w:lineRule="auto"/>
+        <w:ind w:left="720"/>
+        <w:jc w:val="both"/>
+        <w:outlineLvl w:val="2"/>
+        <w:rPr>
+          <w:rFonts w:ascii="Helvetica" w:eastAsia="Times New Roman" w:hAnsi="Helvetica" w:cs="Times New Roman"/>
+          <w:b/>
+          <w:bCs/>
+          <w:color w:val="000000" w:themeColor="text1"/>
+          <w:kern w:val="0"/>
+          <w:sz w:val="27"/>
+          <w:szCs w:val="27"/>
+          <w:lang w:eastAsia="en-GB"/>
+          <w14:ligatures w14:val="none"/>
+        </w:rPr>
+      </w:pPr>
+      <w:r>
+        <w:rPr>
+          <w:rFonts w:ascii="Helvetica" w:eastAsia="Times New Roman" w:hAnsi="Helvetica" w:cs="Times New Roman"/>
+          <w:b/>
+          <w:bCs/>
+          <w:color w:val="000000" w:themeColor="text1"/>
+          <w:kern w:val="0"/>
+          <w:sz w:val="27"/>
+          <w:szCs w:val="27"/>
+          <w:lang w:eastAsia="en-GB"/>
+          <w14:ligatures w14:val="none"/>
+        </w:rPr>
+        <w:t>2.2 Scope</w:t>
+      </w:r>
+    </w:p>
+    <w:p>
+      <w:pPr>
+        <w:spacing w:before="100" w:beforeAutospacing="1" w:after="100" w:afterAutospacing="1" w:line="240" w:lineRule="auto"/>
+        <w:ind w:left="720"/>
+        <w:jc w:val="both"/>
+        <w:rPr>
+          <w:rFonts w:ascii="Helvetica" w:eastAsia="Times New Roman" w:hAnsi="Helvetica" w:cs="Times New Roman"/>
+          <w:color w:val="000000" w:themeColor="text1"/>
+          <w:kern w:val="0"/>
+          <w:lang w:eastAsia="en-GB"/>
+          <w14:ligatures w14:val="none"/>
+        </w:rPr>
+      </w:pPr>
+      <w:r>
+        <w:rPr>
+          <w:rFonts w:ascii="Helvetica" w:eastAsia="Times New Roman" w:hAnsi="Helvetica" w:cs="Times New Roman"/>
+          <w:color w:val="000000" w:themeColor="text1"/>
+          <w:kern w:val="0"/>
+          <w:lang w:eastAsia="en-GB"/>
+          <w14:ligatures w14:val="none"/>
+        </w:rPr>
+        <w:t>This test plan applies to all features derived from approved user stories. At this early stage, the focus is on validating requirements, planning test coverage, and defining processes rather than detailed test cases.</w:t>
+      </w:r>
+    </w:p>
+    <w:p>
+      <w:pPr>
+        <w:tabs>
+          <w:tab w:val="left" w:pos="3103"/>
+        </w:tabs>
+        <w:spacing w:before="100" w:beforeAutospacing="1" w:after="100" w:afterAutospacing="1" w:line="240" w:lineRule="auto"/>
+        <w:jc w:val="both"/>
+        <w:outlineLvl w:val="1"/>
+        <w:rPr>
+          <w:rFonts w:ascii="Helvetica" w:eastAsia="Times New Roman" w:hAnsi="Helvetica" w:cs="Times New Roman"/>
+          <w:b/>
+          <w:bCs/>
+          <w:color w:val="000000" w:themeColor="text1"/>
+          <w:kern w:val="0"/>
+          <w:sz w:val="36"/>
+          <w:szCs w:val="36"/>
+          <w:lang w:eastAsia="en-GB"/>
+          <w14:ligatures w14:val="none"/>
+        </w:rPr>
+      </w:pPr>
+      <w:r>
+        <w:rPr>
+          <w:rFonts w:ascii="Helvetica" w:eastAsia="Times New Roman" w:hAnsi="Helvetica" w:cs="Times New Roman"/>
+          <w:b/>
+          <w:bCs/>
+          <w:color w:val="000000" w:themeColor="text1"/>
+          <w:kern w:val="0"/>
+          <w:sz w:val="36"/>
+          <w:szCs w:val="36"/>
+          <w:lang w:eastAsia="en-GB"/>
+          <w14:ligatures w14:val="none"/>
+        </w:rPr>
+        <w:t>3. References</w:t>
+      </w:r>
+      <w:r>
+        <w:rPr>
+          <w:rFonts w:ascii="Helvetica" w:eastAsia="Times New Roman" w:hAnsi="Helvetica" w:cs="Times New Roman"/>
+          <w:b/>
+          <w:bCs/>
+          <w:color w:val="000000" w:themeColor="text1"/>
+          <w:kern w:val="0"/>
+          <w:sz w:val="36"/>
+          <w:szCs w:val="36"/>
+          <w:lang w:eastAsia="en-GB"/>
+          <w14:ligatures w14:val="none"/>
+        </w:rPr>
+        <w:tab/>
+      </w:r>
+    </w:p>
+    <w:p>
+      <w:pPr>
+        <w:numPr>
+          <w:ilvl w:val="0"/>
+          <w:numId w:val="3"/>
+        </w:numPr>
+        <w:spacing w:before="100" w:beforeAutospacing="1" w:after="100" w:afterAutospacing="1" w:line="240" w:lineRule="auto"/>
+        <w:jc w:val="both"/>
+        <w:rPr>
+          <w:rFonts w:ascii="Helvetica" w:eastAsia="Times New Roman" w:hAnsi="Helvetica" w:cs="Times New Roman"/>
+          <w:color w:val="000000" w:themeColor="text1"/>
+          <w:kern w:val="0"/>
+          <w:lang w:eastAsia="en-GB"/>
+          <w14:ligatures w14:val="none"/>
+        </w:rPr>
+      </w:pPr>
+      <w:r>
+        <w:rPr>
+          <w:rFonts w:ascii="Helvetica" w:eastAsia="Times New Roman" w:hAnsi="Helvetica" w:cs="Times New Roman"/>
+          <w:color w:val="000000" w:themeColor="text1"/>
+          <w:kern w:val="0"/>
+          <w:lang w:eastAsia="en-GB"/>
+          <w14:ligatures w14:val="none"/>
+        </w:rPr>
+        <w:t>Project Requirements / User Stories</w:t>
+      </w:r>
+    </w:p>
+    <w:p>
+      <w:pPr>
+        <w:numPr>
+          <w:ilvl w:val="0"/>
+          <w:numId w:val="3"/>
+        </w:numPr>
+        <w:spacing w:before="100" w:beforeAutospacing="1" w:after="100" w:afterAutospacing="1" w:line="240" w:lineRule="auto"/>
+        <w:jc w:val="both"/>
+        <w:rPr>
+          <w:rFonts w:ascii="Helvetica" w:eastAsia="Times New Roman" w:hAnsi="Helvetica" w:cs="Times New Roman"/>
+          <w:color w:val="000000" w:themeColor="text1"/>
+          <w:kern w:val="0"/>
+          <w:lang w:eastAsia="en-GB"/>
+          <w14:ligatures w14:val="none"/>
+        </w:rPr>
+      </w:pPr>
+      <w:r>
+        <w:rPr>
+          <w:rFonts w:ascii="Helvetica" w:eastAsia="Times New Roman" w:hAnsi="Helvetica" w:cs="Times New Roman"/>
+          <w:color w:val="000000" w:themeColor="text1"/>
+          <w:kern w:val="0"/>
+          <w:lang w:eastAsia="en-GB"/>
+          <w14:ligatures w14:val="none"/>
+        </w:rPr>
+        <w:t>GitLab Repository</w:t>
+      </w:r>
+    </w:p>
+    <w:p>
+      <w:pPr>
+        <w:numPr>
+          <w:ilvl w:val="0"/>
+          <w:numId w:val="3"/>
+        </w:numPr>
+        <w:spacing w:before="100" w:beforeAutospacing="1" w:after="100" w:afterAutospacing="1" w:line="240" w:lineRule="auto"/>
+        <w:jc w:val="both"/>
+        <w:rPr>
+          <w:rFonts w:ascii="Helvetica" w:eastAsia="Times New Roman" w:hAnsi="Helvetica" w:cs="Times New Roman"/>
+          <w:color w:val="000000" w:themeColor="text1"/>
+          <w:kern w:val="0"/>
+          <w:lang w:eastAsia="en-GB"/>
+          <w14:ligatures w14:val="none"/>
+        </w:rPr>
+      </w:pPr>
+      <w:r>
+        <w:rPr>
+          <w:rFonts w:ascii="Helvetica" w:eastAsia="Times New Roman" w:hAnsi="Helvetica" w:cs="Times New Roman"/>
+          <w:color w:val="000000" w:themeColor="text1"/>
+          <w:kern w:val="0"/>
+          <w:lang w:eastAsia="en-GB"/>
+          <w14:ligatures w14:val="none"/>
+        </w:rPr>
+        <w:t>University / Industry Software Engineering Standards</w:t>
+      </w:r>
+    </w:p>
+    <w:p>
+      <w:pPr>
+        <w:spacing w:before="100" w:beforeAutospacing="1" w:after="100" w:afterAutospacing="1" w:line="240" w:lineRule="auto"/>
+        <w:jc w:val="both"/>
+        <w:outlineLvl w:val="1"/>
+        <w:rPr>
+          <w:rFonts w:ascii="Helvetica" w:eastAsia="Times New Roman" w:hAnsi="Helvetica" w:cs="Times New Roman"/>
+          <w:b/>
+          <w:bCs/>
+          <w:color w:val="000000" w:themeColor="text1"/>
+          <w:kern w:val="0"/>
+          <w:sz w:val="36"/>
+          <w:szCs w:val="36"/>
+          <w:lang w:eastAsia="en-GB"/>
+          <w14:ligatures w14:val="none"/>
+        </w:rPr>
+      </w:pPr>
+      <w:r>
+        <w:rPr>
+          <w:rFonts w:ascii="Helvetica" w:eastAsia="Times New Roman" w:hAnsi="Helvetica" w:cs="Times New Roman"/>
+          <w:b/>
+          <w:bCs/>
+          <w:color w:val="000000" w:themeColor="text1"/>
+          <w:kern w:val="0"/>
+          <w:sz w:val="36"/>
+          <w:szCs w:val="36"/>
+          <w:lang w:eastAsia="en-GB"/>
+          <w14:ligatures w14:val="none"/>
+        </w:rPr>
+        <w:t>4. Test Strategy</w:t>
+      </w:r>
+    </w:p>
+    <w:p>
+      <w:pPr>
+        <w:spacing w:before="100" w:beforeAutospacing="1" w:after="100" w:afterAutospacing="1" w:line="240" w:lineRule="auto"/>
+        <w:ind w:left="360"/>
+        <w:jc w:val="both"/>
+        <w:outlineLvl w:val="2"/>
+        <w:rPr>
+          <w:rFonts w:ascii="Helvetica" w:eastAsia="Times New Roman" w:hAnsi="Helvetica" w:cs="Times New Roman"/>
+          <w:b/>
+          <w:bCs/>
+          <w:color w:val="000000" w:themeColor="text1"/>
+          <w:kern w:val="0"/>
+          <w:sz w:val="27"/>
+          <w:szCs w:val="27"/>
+          <w:lang w:eastAsia="en-GB"/>
+          <w14:ligatures w14:val="none"/>
+        </w:rPr>
+      </w:pPr>
+      <w:r>
+        <w:rPr>
+          <w:rFonts w:ascii="Helvetica" w:eastAsia="Times New Roman" w:hAnsi="Helvetica" w:cs="Times New Roman"/>
+          <w:b/>
+          <w:bCs/>
+          <w:color w:val="000000" w:themeColor="text1"/>
+          <w:kern w:val="0"/>
+          <w:sz w:val="27"/>
+          <w:szCs w:val="27"/>
+          <w:lang w:eastAsia="en-GB"/>
+          <w14:ligatures w14:val="none"/>
+        </w:rPr>
+        <w:t>4.1 Testing Levels</w:t>
+      </w:r>
+    </w:p>
+    <w:p>
+      <w:pPr>
+        <w:numPr>
+          <w:ilvl w:val="0"/>
+          <w:numId w:val="4"/>
+        </w:numPr>
+        <w:tabs>
+          <w:tab w:val="clear" w:pos="720"/>
+          <w:tab w:val="num" w:pos="1080"/>
+        </w:tabs>
+        <w:spacing w:before="100" w:beforeAutospacing="1" w:after="100" w:afterAutospacing="1" w:line="240" w:lineRule="auto"/>
+        <w:ind w:left="1080"/>
+        <w:jc w:val="both"/>
+        <w:rPr>
+          <w:rFonts w:ascii="Helvetica" w:eastAsia="Times New Roman" w:hAnsi="Helvetica" w:cs="Times New Roman"/>
+          <w:color w:val="000000" w:themeColor="text1"/>
+          <w:kern w:val="0"/>
+          <w:lang w:eastAsia="en-GB"/>
+          <w14:ligatures w14:val="none"/>
+        </w:rPr>
+      </w:pPr>
+      <w:r>
+        <w:rPr>
+          <w:rFonts w:ascii="Helvetica" w:eastAsia="Times New Roman" w:hAnsi="Helvetica" w:cs="Times New Roman"/>
+          <w:b/>
+          <w:bCs/>
+          <w:color w:val="000000" w:themeColor="text1"/>
+          <w:kern w:val="0"/>
+          <w:lang w:eastAsia="en-GB"/>
+          <w14:ligatures w14:val="none"/>
+        </w:rPr>
+        <w:t>Unit Testing:</w:t>
+      </w:r>
+      <w:r>
+        <w:rPr>
+          <w:rFonts w:ascii="Helvetica" w:eastAsia="Times New Roman" w:hAnsi="Helvetica" w:cs="Times New Roman"/>
+          <w:color w:val="000000" w:themeColor="text1"/>
+          <w:kern w:val="0"/>
+          <w:lang w:eastAsia="en-GB"/>
+          <w14:ligatures w14:val="none"/>
+        </w:rPr>
+        <w:t> Developer-written tests for individual functions/</w:t>
+      </w:r>
+      <w:r>
+        <w:rPr>
+          <w:rFonts w:ascii="Helvetica" w:eastAsia="Times New Roman" w:hAnsi="Helvetica" w:cs="Times New Roman"/>
+          <w:color w:val="000000" w:themeColor="text1"/>
+          <w:kern w:val="0"/>
+          <w:lang w:eastAsia="en-GB"/>
+          <w14:ligatures w14:val="none"/>
+        </w:rPr>
+        <w:t xml:space="preserve"> </w:t>
+      </w:r>
+      <w:r>
+        <w:rPr>
+          <w:rFonts w:ascii="Helvetica" w:eastAsia="Times New Roman" w:hAnsi="Helvetica" w:cs="Times New Roman"/>
+          <w:color w:val="000000" w:themeColor="text1"/>
+          <w:kern w:val="0"/>
+          <w:lang w:eastAsia="en-GB"/>
+          <w14:ligatures w14:val="none"/>
+        </w:rPr>
+        <w:t>modules.</w:t>
+      </w:r>
+    </w:p>
+    <w:p>
+      <w:pPr>
+        <w:numPr>
+          <w:ilvl w:val="0"/>
+          <w:numId w:val="4"/>
+        </w:numPr>
+        <w:tabs>
+          <w:tab w:val="clear" w:pos="720"/>
+          <w:tab w:val="num" w:pos="1080"/>
+        </w:tabs>
+        <w:spacing w:before="100" w:beforeAutospacing="1" w:after="100" w:afterAutospacing="1" w:line="240" w:lineRule="auto"/>
+        <w:ind w:left="1080"/>
+        <w:jc w:val="both"/>
+        <w:rPr>
+          <w:rFonts w:ascii="Helvetica" w:eastAsia="Times New Roman" w:hAnsi="Helvetica" w:cs="Times New Roman"/>
+          <w:color w:val="000000" w:themeColor="text1"/>
+          <w:kern w:val="0"/>
+          <w:lang w:eastAsia="en-GB"/>
+          <w14:ligatures w14:val="none"/>
+        </w:rPr>
+      </w:pPr>
+      <w:r>
+        <w:rPr>
+          <w:rFonts w:ascii="Helvetica" w:eastAsia="Times New Roman" w:hAnsi="Helvetica" w:cs="Times New Roman"/>
+          <w:b/>
+          <w:bCs/>
+          <w:color w:val="000000" w:themeColor="text1"/>
+          <w:kern w:val="0"/>
+          <w:lang w:eastAsia="en-GB"/>
+          <w14:ligatures w14:val="none"/>
+        </w:rPr>
+        <w:t>Integration Testing:</w:t>
+      </w:r>
+      <w:r>
+        <w:rPr>
+          <w:rFonts w:ascii="Helvetica" w:eastAsia="Times New Roman" w:hAnsi="Helvetica" w:cs="Times New Roman"/>
+          <w:color w:val="000000" w:themeColor="text1"/>
+          <w:kern w:val="0"/>
+          <w:lang w:eastAsia="en-GB"/>
+          <w14:ligatures w14:val="none"/>
+        </w:rPr>
+        <w:t> Verifying interactions between components.</w:t>
+      </w:r>
+    </w:p>
+    <w:p>
+      <w:pPr>
+        <w:numPr>
+          <w:ilvl w:val="0"/>
+          <w:numId w:val="4"/>
+        </w:numPr>
+        <w:tabs>
+          <w:tab w:val="clear" w:pos="720"/>
+          <w:tab w:val="num" w:pos="1080"/>
+        </w:tabs>
+        <w:spacing w:before="100" w:beforeAutospacing="1" w:after="100" w:afterAutospacing="1" w:line="240" w:lineRule="auto"/>
+        <w:ind w:left="1080"/>
+        <w:jc w:val="both"/>
+        <w:rPr>
+          <w:rFonts w:ascii="Helvetica" w:eastAsia="Times New Roman" w:hAnsi="Helvetica" w:cs="Times New Roman"/>
+          <w:color w:val="000000" w:themeColor="text1"/>
+          <w:kern w:val="0"/>
+          <w:lang w:eastAsia="en-GB"/>
+          <w14:ligatures w14:val="none"/>
+        </w:rPr>
+      </w:pPr>
+      <w:r>
+        <w:rPr>
+          <w:rFonts w:ascii="Helvetica" w:eastAsia="Times New Roman" w:hAnsi="Helvetica" w:cs="Times New Roman"/>
+          <w:b/>
+          <w:bCs/>
+          <w:color w:val="000000" w:themeColor="text1"/>
+          <w:kern w:val="0"/>
+          <w:lang w:eastAsia="en-GB"/>
+          <w14:ligatures w14:val="none"/>
+        </w:rPr>
+        <w:t>System Testing:</w:t>
+      </w:r>
+      <w:r>
+        <w:rPr>
+          <w:rFonts w:ascii="Helvetica" w:eastAsia="Times New Roman" w:hAnsi="Helvetica" w:cs="Times New Roman"/>
+          <w:color w:val="000000" w:themeColor="text1"/>
+          <w:kern w:val="0"/>
+          <w:lang w:eastAsia="en-GB"/>
+          <w14:ligatures w14:val="none"/>
+        </w:rPr>
+        <w:t> End-to-end testing against user stories.</w:t>
+      </w:r>
+    </w:p>
+    <w:p>
+      <w:pPr>
+        <w:numPr>
+          <w:ilvl w:val="0"/>
+          <w:numId w:val="4"/>
+        </w:numPr>
+        <w:tabs>
+          <w:tab w:val="clear" w:pos="720"/>
+          <w:tab w:val="num" w:pos="1080"/>
+        </w:tabs>
+        <w:spacing w:before="100" w:beforeAutospacing="1" w:after="100" w:afterAutospacing="1" w:line="240" w:lineRule="auto"/>
+        <w:ind w:left="1080"/>
+        <w:jc w:val="both"/>
+        <w:rPr>
+          <w:rFonts w:ascii="Helvetica" w:eastAsia="Times New Roman" w:hAnsi="Helvetica" w:cs="Times New Roman"/>
+          <w:color w:val="000000" w:themeColor="text1"/>
+          <w:kern w:val="0"/>
+          <w:lang w:eastAsia="en-GB"/>
+          <w14:ligatures w14:val="none"/>
+        </w:rPr>
+      </w:pPr>
+      <w:r>
+        <w:rPr>
+          <w:rFonts w:ascii="Helvetica" w:eastAsia="Times New Roman" w:hAnsi="Helvetica" w:cs="Times New Roman"/>
+          <w:b/>
+          <w:bCs/>
+          <w:color w:val="000000" w:themeColor="text1"/>
+          <w:kern w:val="0"/>
+          <w:lang w:eastAsia="en-GB"/>
+          <w14:ligatures w14:val="none"/>
+        </w:rPr>
+        <w:t>User Acceptance Testing (UAT):</w:t>
+      </w:r>
+      <w:r>
+        <w:rPr>
+          <w:rFonts w:ascii="Helvetica" w:eastAsia="Times New Roman" w:hAnsi="Helvetica" w:cs="Times New Roman"/>
+          <w:color w:val="000000" w:themeColor="text1"/>
+          <w:kern w:val="0"/>
+          <w:lang w:eastAsia="en-GB"/>
+          <w14:ligatures w14:val="none"/>
+        </w:rPr>
+        <w:t> Validation against acceptance criteria.</w:t>
+      </w:r>
+    </w:p>
+    <w:p>
+      <w:pPr>
+        <w:spacing w:before="100" w:beforeAutospacing="1" w:after="100" w:afterAutospacing="1" w:line="240" w:lineRule="auto"/>
+        <w:ind w:left="360"/>
+        <w:jc w:val="both"/>
+        <w:outlineLvl w:val="2"/>
+        <w:rPr>
+          <w:rFonts w:ascii="Helvetica" w:eastAsia="Times New Roman" w:hAnsi="Helvetica" w:cs="Times New Roman"/>
+          <w:b/>
+          <w:bCs/>
+          <w:color w:val="000000" w:themeColor="text1"/>
+          <w:kern w:val="0"/>
+          <w:sz w:val="27"/>
+          <w:szCs w:val="27"/>
+          <w:lang w:eastAsia="en-GB"/>
+          <w14:ligatures w14:val="none"/>
+        </w:rPr>
+      </w:pPr>
+      <w:r>
+        <w:rPr>
+          <w:rFonts w:ascii="Helvetica" w:eastAsia="Times New Roman" w:hAnsi="Helvetica" w:cs="Times New Roman"/>
+          <w:b/>
+          <w:bCs/>
+          <w:color w:val="000000" w:themeColor="text1"/>
+          <w:kern w:val="0"/>
+          <w:sz w:val="27"/>
+          <w:szCs w:val="27"/>
+          <w:lang w:eastAsia="en-GB"/>
+          <w14:ligatures w14:val="none"/>
+        </w:rPr>
+        <w:t>4.2 Test Types</w:t>
+      </w:r>
+    </w:p>
+    <w:p>
+      <w:pPr>
+        <w:numPr>
+          <w:ilvl w:val="0"/>
+          <w:numId w:val="5"/>
+        </w:numPr>
+        <w:tabs>
+          <w:tab w:val="clear" w:pos="720"/>
+          <w:tab w:val="num" w:pos="1080"/>
+        </w:tabs>
+        <w:spacing w:before="100" w:beforeAutospacing="1" w:after="100" w:afterAutospacing="1" w:line="240" w:lineRule="auto"/>
+        <w:ind w:left="1080"/>
+        <w:jc w:val="both"/>
+        <w:rPr>
+          <w:rFonts w:ascii="Helvetica" w:eastAsia="Times New Roman" w:hAnsi="Helvetica" w:cs="Times New Roman"/>
+          <w:color w:val="000000" w:themeColor="text1"/>
+          <w:kern w:val="0"/>
+          <w:lang w:eastAsia="en-GB"/>
+          <w14:ligatures w14:val="none"/>
+        </w:rPr>
+      </w:pPr>
+      <w:r>
+        <w:rPr>
+          <w:rFonts w:ascii="Helvetica" w:eastAsia="Times New Roman" w:hAnsi="Helvetica" w:cs="Times New Roman"/>
+          <w:color w:val="000000" w:themeColor="text1"/>
+          <w:kern w:val="0"/>
+          <w:lang w:eastAsia="en-GB"/>
+          <w14:ligatures w14:val="none"/>
+        </w:rPr>
+        <w:t>Functional Testing</w:t>
+      </w:r>
+    </w:p>
+    <w:p>
+      <w:pPr>
+        <w:numPr>
+          <w:ilvl w:val="0"/>
+          <w:numId w:val="5"/>
+        </w:numPr>
+        <w:tabs>
+          <w:tab w:val="clear" w:pos="720"/>
+          <w:tab w:val="num" w:pos="1080"/>
+        </w:tabs>
+        <w:spacing w:before="100" w:beforeAutospacing="1" w:after="100" w:afterAutospacing="1" w:line="240" w:lineRule="auto"/>
+        <w:ind w:left="1080"/>
+        <w:jc w:val="both"/>
+        <w:rPr>
+          <w:rFonts w:ascii="Helvetica" w:eastAsia="Times New Roman" w:hAnsi="Helvetica" w:cs="Times New Roman"/>
+          <w:color w:val="000000" w:themeColor="text1"/>
+          <w:kern w:val="0"/>
+          <w:lang w:eastAsia="en-GB"/>
+          <w14:ligatures w14:val="none"/>
+        </w:rPr>
+      </w:pPr>
+      <w:r>
+        <w:rPr>
+          <w:rFonts w:ascii="Helvetica" w:eastAsia="Times New Roman" w:hAnsi="Helvetica" w:cs="Times New Roman"/>
+          <w:color w:val="000000" w:themeColor="text1"/>
+          <w:kern w:val="0"/>
+          <w:lang w:eastAsia="en-GB"/>
+          <w14:ligatures w14:val="none"/>
+        </w:rPr>
+        <w:t>Regression Testing</w:t>
+      </w:r>
+    </w:p>
+    <w:p>
+      <w:pPr>
+        <w:numPr>
+          <w:ilvl w:val="0"/>
+          <w:numId w:val="5"/>
+        </w:numPr>
+        <w:tabs>
+          <w:tab w:val="clear" w:pos="720"/>
+          <w:tab w:val="num" w:pos="1080"/>
+        </w:tabs>
+        <w:spacing w:before="100" w:beforeAutospacing="1" w:after="100" w:afterAutospacing="1" w:line="240" w:lineRule="auto"/>
+        <w:ind w:left="1080"/>
+        <w:jc w:val="both"/>
+        <w:rPr>
+          <w:rFonts w:ascii="Helvetica" w:eastAsia="Times New Roman" w:hAnsi="Helvetica" w:cs="Times New Roman"/>
+          <w:color w:val="000000" w:themeColor="text1"/>
+          <w:kern w:val="0"/>
+          <w:lang w:eastAsia="en-GB"/>
+          <w14:ligatures w14:val="none"/>
+        </w:rPr>
+      </w:pPr>
+      <w:r>
+        <w:rPr>
+          <w:rFonts w:ascii="Helvetica" w:eastAsia="Times New Roman" w:hAnsi="Helvetica" w:cs="Times New Roman"/>
+          <w:color w:val="000000" w:themeColor="text1"/>
+          <w:kern w:val="0"/>
+          <w:lang w:eastAsia="en-GB"/>
+          <w14:ligatures w14:val="none"/>
+        </w:rPr>
+        <w:t>Smoke Testing</w:t>
+      </w:r>
+    </w:p>
+    <w:p>
+      <w:pPr>
+        <w:numPr>
+          <w:ilvl w:val="0"/>
+          <w:numId w:val="5"/>
+        </w:numPr>
+        <w:tabs>
+          <w:tab w:val="clear" w:pos="720"/>
+          <w:tab w:val="num" w:pos="1080"/>
+        </w:tabs>
+        <w:spacing w:before="100" w:beforeAutospacing="1" w:after="100" w:afterAutospacing="1" w:line="240" w:lineRule="auto"/>
+        <w:ind w:left="1080"/>
+        <w:jc w:val="both"/>
+        <w:rPr>
+          <w:rFonts w:ascii="Helvetica" w:eastAsia="Times New Roman" w:hAnsi="Helvetica" w:cs="Times New Roman"/>
+          <w:color w:val="000000" w:themeColor="text1"/>
+          <w:kern w:val="0"/>
+          <w:lang w:eastAsia="en-GB"/>
+          <w14:ligatures w14:val="none"/>
+        </w:rPr>
+      </w:pPr>
+      <w:r>
+        <w:rPr>
+          <w:rFonts w:ascii="Helvetica" w:eastAsia="Times New Roman" w:hAnsi="Helvetica" w:cs="Times New Roman"/>
+          <w:color w:val="000000" w:themeColor="text1"/>
+          <w:kern w:val="0"/>
+          <w:lang w:eastAsia="en-GB"/>
+          <w14:ligatures w14:val="none"/>
+        </w:rPr>
+        <w:t>(Optional later) Performance &amp; Security Testing</w:t>
+      </w:r>
+    </w:p>
+    <w:p>
+      <w:pPr>
+        <w:spacing w:before="100" w:beforeAutospacing="1" w:after="100" w:afterAutospacing="1" w:line="240" w:lineRule="auto"/>
+        <w:ind w:left="360"/>
+        <w:jc w:val="both"/>
+        <w:outlineLvl w:val="2"/>
+        <w:rPr>
+          <w:rFonts w:ascii="Helvetica" w:eastAsia="Times New Roman" w:hAnsi="Helvetica" w:cs="Times New Roman"/>
+          <w:b/>
+          <w:bCs/>
+          <w:color w:val="000000" w:themeColor="text1"/>
+          <w:kern w:val="0"/>
+          <w:sz w:val="27"/>
+          <w:szCs w:val="27"/>
+          <w:lang w:eastAsia="en-GB"/>
+          <w14:ligatures w14:val="none"/>
+        </w:rPr>
+      </w:pPr>
+      <w:r>
+        <w:rPr>
+          <w:rFonts w:ascii="Helvetica" w:eastAsia="Times New Roman" w:hAnsi="Helvetica" w:cs="Times New Roman"/>
+          <w:b/>
+          <w:bCs/>
+          <w:color w:val="000000" w:themeColor="text1"/>
+          <w:kern w:val="0"/>
+          <w:sz w:val="27"/>
+          <w:szCs w:val="27"/>
+          <w:lang w:eastAsia="en-GB"/>
+          <w14:ligatures w14:val="none"/>
+        </w:rPr>
+        <w:lastRenderedPageBreak/>
+        <w:t>4.3 Test Approach</w:t>
+      </w:r>
+    </w:p>
+    <w:p>
+      <w:pPr>
+        <w:spacing w:before="100" w:beforeAutospacing="1" w:after="100" w:afterAutospacing="1" w:line="240" w:lineRule="auto"/>
+        <w:ind w:left="360"/>
+        <w:jc w:val="both"/>
+        <w:rPr>
+          <w:rFonts w:ascii="Helvetica" w:eastAsia="Times New Roman" w:hAnsi="Helvetica" w:cs="Times New Roman"/>
+          <w:color w:val="000000" w:themeColor="text1"/>
+          <w:kern w:val="0"/>
+          <w:lang w:eastAsia="en-GB"/>
+          <w14:ligatures w14:val="none"/>
+        </w:rPr>
+      </w:pPr>
+      <w:r>
+        <w:rPr>
+          <w:rFonts w:ascii="Helvetica" w:eastAsia="Times New Roman" w:hAnsi="Helvetica" w:cs="Times New Roman"/>
+          <w:color w:val="000000" w:themeColor="text1"/>
+          <w:kern w:val="0"/>
+          <w:lang w:eastAsia="en-GB"/>
+          <w14:ligatures w14:val="none"/>
+        </w:rPr>
+        <w:t>Testing will be risk-based and aligned with user stories. Each user story will include acceptance criteria that directly map to test cases.</w:t>
+      </w:r>
+    </w:p>
+    <w:p>
+      <w:pPr>
+        <w:spacing w:before="100" w:beforeAutospacing="1" w:after="100" w:afterAutospacing="1" w:line="240" w:lineRule="auto"/>
+        <w:jc w:val="both"/>
+        <w:outlineLvl w:val="1"/>
+        <w:rPr>
+          <w:rFonts w:ascii="Helvetica" w:eastAsia="Times New Roman" w:hAnsi="Helvetica" w:cs="Times New Roman"/>
+          <w:b/>
+          <w:bCs/>
+          <w:color w:val="000000" w:themeColor="text1"/>
+          <w:kern w:val="0"/>
+          <w:sz w:val="36"/>
+          <w:szCs w:val="36"/>
+          <w:lang w:eastAsia="en-GB"/>
+          <w14:ligatures w14:val="none"/>
+        </w:rPr>
+      </w:pPr>
+      <w:r>
+        <w:rPr>
+          <w:rFonts w:ascii="Helvetica" w:eastAsia="Times New Roman" w:hAnsi="Helvetica" w:cs="Times New Roman"/>
+          <w:b/>
+          <w:bCs/>
+          <w:color w:val="000000" w:themeColor="text1"/>
+          <w:kern w:val="0"/>
+          <w:sz w:val="36"/>
+          <w:szCs w:val="36"/>
+          <w:lang w:eastAsia="en-GB"/>
+          <w14:ligatures w14:val="none"/>
+        </w:rPr>
+        <w:t>5. Test Items</w:t>
+      </w:r>
+    </w:p>
+    <w:p>
+      <w:pPr>
+        <w:spacing w:before="100" w:beforeAutospacing="1" w:after="100" w:afterAutospacing="1" w:line="240" w:lineRule="auto"/>
+        <w:jc w:val="both"/>
+        <w:rPr>
+          <w:rFonts w:ascii="Helvetica" w:eastAsia="Times New Roman" w:hAnsi="Helvetica" w:cs="Times New Roman"/>
+          <w:color w:val="000000" w:themeColor="text1"/>
+          <w:kern w:val="0"/>
+          <w:lang w:eastAsia="en-GB"/>
+          <w14:ligatures w14:val="none"/>
+        </w:rPr>
+      </w:pPr>
+      <w:r>
+        <w:rPr>
+          <w:rFonts w:ascii="Helvetica" w:eastAsia="Times New Roman" w:hAnsi="Helvetica" w:cs="Times New Roman"/>
+          <w:color w:val="000000" w:themeColor="text1"/>
+          <w:kern w:val="0"/>
+          <w:lang w:eastAsia="en-GB"/>
+          <w14:ligatures w14:val="none"/>
+        </w:rPr>
+        <w:t>The following components will be tested:</w:t>
+      </w:r>
+    </w:p>
+    <w:p>
+      <w:pPr>
+        <w:numPr>
+          <w:ilvl w:val="0"/>
+          <w:numId w:val="6"/>
+        </w:numPr>
+        <w:spacing w:before="100" w:beforeAutospacing="1" w:after="100" w:afterAutospacing="1" w:line="240" w:lineRule="auto"/>
+        <w:jc w:val="both"/>
+        <w:rPr>
+          <w:rFonts w:ascii="Helvetica" w:eastAsia="Times New Roman" w:hAnsi="Helvetica" w:cs="Times New Roman"/>
+          <w:color w:val="000000" w:themeColor="text1"/>
+          <w:kern w:val="0"/>
+          <w:lang w:eastAsia="en-GB"/>
+          <w14:ligatures w14:val="none"/>
+        </w:rPr>
+      </w:pPr>
+      <w:r>
+        <w:rPr>
+          <w:rFonts w:ascii="Helvetica" w:eastAsia="Times New Roman" w:hAnsi="Helvetica" w:cs="Times New Roman"/>
+          <w:color w:val="000000" w:themeColor="text1"/>
+          <w:kern w:val="0"/>
+          <w:lang w:eastAsia="en-GB"/>
+          <w14:ligatures w14:val="none"/>
+        </w:rPr>
+        <w:t>Core application features</w:t>
+      </w:r>
+    </w:p>
+    <w:p>
+      <w:pPr>
+        <w:numPr>
+          <w:ilvl w:val="0"/>
+          <w:numId w:val="6"/>
+        </w:numPr>
+        <w:spacing w:before="100" w:beforeAutospacing="1" w:after="100" w:afterAutospacing="1" w:line="240" w:lineRule="auto"/>
+        <w:jc w:val="both"/>
+        <w:rPr>
+          <w:rFonts w:ascii="Helvetica" w:eastAsia="Times New Roman" w:hAnsi="Helvetica" w:cs="Times New Roman"/>
+          <w:color w:val="000000" w:themeColor="text1"/>
+          <w:kern w:val="0"/>
+          <w:lang w:eastAsia="en-GB"/>
+          <w14:ligatures w14:val="none"/>
+        </w:rPr>
+      </w:pPr>
+      <w:r>
+        <w:rPr>
+          <w:rFonts w:ascii="Helvetica" w:eastAsia="Times New Roman" w:hAnsi="Helvetica" w:cs="Times New Roman"/>
+          <w:color w:val="000000" w:themeColor="text1"/>
+          <w:kern w:val="0"/>
+          <w:lang w:eastAsia="en-GB"/>
+          <w14:ligatures w14:val="none"/>
+        </w:rPr>
+        <w:t>Authentication &amp; authorisation</w:t>
+      </w:r>
+    </w:p>
+    <w:p>
+      <w:pPr>
+        <w:numPr>
+          <w:ilvl w:val="0"/>
+          <w:numId w:val="6"/>
+        </w:numPr>
+        <w:spacing w:before="100" w:beforeAutospacing="1" w:after="100" w:afterAutospacing="1" w:line="240" w:lineRule="auto"/>
+        <w:jc w:val="both"/>
+        <w:rPr>
+          <w:rFonts w:ascii="Helvetica" w:eastAsia="Times New Roman" w:hAnsi="Helvetica" w:cs="Times New Roman"/>
+          <w:color w:val="000000" w:themeColor="text1"/>
+          <w:kern w:val="0"/>
+          <w:lang w:eastAsia="en-GB"/>
+          <w14:ligatures w14:val="none"/>
+        </w:rPr>
+      </w:pPr>
+      <w:r>
+        <w:rPr>
+          <w:rFonts w:ascii="Helvetica" w:eastAsia="Times New Roman" w:hAnsi="Helvetica" w:cs="Times New Roman"/>
+          <w:color w:val="000000" w:themeColor="text1"/>
+          <w:kern w:val="0"/>
+          <w:lang w:eastAsia="en-GB"/>
+          <w14:ligatures w14:val="none"/>
+        </w:rPr>
+        <w:t>Data validation and error handling</w:t>
+      </w:r>
+    </w:p>
+    <w:p>
+      <w:pPr>
+        <w:spacing w:before="100" w:beforeAutospacing="1" w:after="100" w:afterAutospacing="1" w:line="240" w:lineRule="auto"/>
+        <w:jc w:val="both"/>
+        <w:outlineLvl w:val="1"/>
+        <w:rPr>
+          <w:rFonts w:ascii="Helvetica" w:eastAsia="Times New Roman" w:hAnsi="Helvetica" w:cs="Times New Roman"/>
+          <w:b/>
+          <w:bCs/>
+          <w:color w:val="000000" w:themeColor="text1"/>
+          <w:kern w:val="0"/>
+          <w:sz w:val="36"/>
+          <w:szCs w:val="36"/>
+          <w:lang w:eastAsia="en-GB"/>
+          <w14:ligatures w14:val="none"/>
+        </w:rPr>
+      </w:pPr>
+      <w:r>
+        <w:rPr>
+          <w:rFonts w:ascii="Helvetica" w:eastAsia="Times New Roman" w:hAnsi="Helvetica" w:cs="Times New Roman"/>
+          <w:b/>
+          <w:bCs/>
+          <w:color w:val="000000" w:themeColor="text1"/>
+          <w:kern w:val="0"/>
+          <w:sz w:val="36"/>
+          <w:szCs w:val="36"/>
+          <w:lang w:eastAsia="en-GB"/>
+          <w14:ligatures w14:val="none"/>
+        </w:rPr>
+        <w:t>6. Test Environment</w:t>
+      </w:r>
+    </w:p>
+    <w:p>
+      <w:pPr>
+        <w:numPr>
+          <w:ilvl w:val="0"/>
+          <w:numId w:val="7"/>
+        </w:numPr>
+        <w:spacing w:before="100" w:beforeAutospacing="1" w:after="100" w:afterAutospacing="1" w:line="240" w:lineRule="auto"/>
+        <w:jc w:val="both"/>
+        <w:rPr>
+          <w:rFonts w:ascii="Helvetica" w:eastAsia="Times New Roman" w:hAnsi="Helvetica" w:cs="Times New Roman"/>
+          <w:color w:val="000000" w:themeColor="text1"/>
+          <w:kern w:val="0"/>
+          <w:lang w:eastAsia="en-GB"/>
+          <w14:ligatures w14:val="none"/>
+        </w:rPr>
+      </w:pPr>
+      <w:r>
+        <w:rPr>
+          <w:rFonts w:ascii="Helvetica" w:eastAsia="Times New Roman" w:hAnsi="Helvetica" w:cs="Times New Roman"/>
+          <w:b/>
+          <w:bCs/>
+          <w:color w:val="000000" w:themeColor="text1"/>
+          <w:kern w:val="0"/>
+          <w:lang w:eastAsia="en-GB"/>
+          <w14:ligatures w14:val="none"/>
+        </w:rPr>
+        <w:t>Version Control:</w:t>
+      </w:r>
+      <w:r>
+        <w:rPr>
+          <w:rFonts w:ascii="Helvetica" w:eastAsia="Times New Roman" w:hAnsi="Helvetica" w:cs="Times New Roman"/>
+          <w:color w:val="000000" w:themeColor="text1"/>
+          <w:kern w:val="0"/>
+          <w:lang w:eastAsia="en-GB"/>
+          <w14:ligatures w14:val="none"/>
+        </w:rPr>
+        <w:t> GitLab</w:t>
+      </w:r>
+    </w:p>
+    <w:p>
+      <w:pPr>
+        <w:numPr>
+          <w:ilvl w:val="0"/>
+          <w:numId w:val="7"/>
+        </w:numPr>
+        <w:spacing w:before="100" w:beforeAutospacing="1" w:after="100" w:afterAutospacing="1" w:line="240" w:lineRule="auto"/>
+        <w:jc w:val="both"/>
+        <w:rPr>
+          <w:rFonts w:ascii="Helvetica" w:eastAsia="Times New Roman" w:hAnsi="Helvetica" w:cs="Times New Roman"/>
+          <w:color w:val="000000" w:themeColor="text1"/>
+          <w:kern w:val="0"/>
+          <w:lang w:eastAsia="en-GB"/>
+          <w14:ligatures w14:val="none"/>
+        </w:rPr>
+      </w:pPr>
+      <w:r>
+        <w:rPr>
+          <w:rFonts w:ascii="Helvetica" w:eastAsia="Times New Roman" w:hAnsi="Helvetica" w:cs="Times New Roman"/>
+          <w:b/>
+          <w:bCs/>
+          <w:color w:val="000000" w:themeColor="text1"/>
+          <w:kern w:val="0"/>
+          <w:lang w:eastAsia="en-GB"/>
+          <w14:ligatures w14:val="none"/>
+        </w:rPr>
+        <w:t>Test Frameworks:</w:t>
+      </w:r>
+      <w:r>
+        <w:rPr>
+          <w:rFonts w:ascii="Helvetica" w:eastAsia="Times New Roman" w:hAnsi="Helvetica" w:cs="Times New Roman"/>
+          <w:color w:val="000000" w:themeColor="text1"/>
+          <w:kern w:val="0"/>
+          <w:lang w:eastAsia="en-GB"/>
+          <w14:ligatures w14:val="none"/>
+        </w:rPr>
+        <w:t xml:space="preserve"> (JUnit, </w:t>
+      </w:r>
+      <w:proofErr w:type="spellStart"/>
+      <w:r>
+        <w:rPr>
+          <w:rFonts w:ascii="Helvetica" w:eastAsia="Times New Roman" w:hAnsi="Helvetica" w:cs="Times New Roman"/>
+          <w:color w:val="000000" w:themeColor="text1"/>
+          <w:kern w:val="0"/>
+          <w:lang w:eastAsia="en-GB"/>
+          <w14:ligatures w14:val="none"/>
+        </w:rPr>
+        <w:t>PyTest</w:t>
+      </w:r>
+      <w:proofErr w:type="spellEnd"/>
+      <w:r>
+        <w:rPr>
+          <w:rFonts w:ascii="Helvetica" w:eastAsia="Times New Roman" w:hAnsi="Helvetica" w:cs="Times New Roman"/>
+          <w:color w:val="000000" w:themeColor="text1"/>
+          <w:kern w:val="0"/>
+          <w:lang w:eastAsia="en-GB"/>
+          <w14:ligatures w14:val="none"/>
+        </w:rPr>
+        <w:t>)</w:t>
+      </w:r>
+    </w:p>
+    <w:p>
+      <w:pPr>
+        <w:numPr>
+          <w:ilvl w:val="0"/>
+          <w:numId w:val="7"/>
+        </w:numPr>
+        <w:spacing w:before="100" w:beforeAutospacing="1" w:after="100" w:afterAutospacing="1" w:line="240" w:lineRule="auto"/>
+        <w:jc w:val="both"/>
+        <w:rPr>
+          <w:rFonts w:ascii="Helvetica" w:eastAsia="Times New Roman" w:hAnsi="Helvetica" w:cs="Times New Roman"/>
+          <w:color w:val="000000" w:themeColor="text1"/>
+          <w:kern w:val="0"/>
+          <w:lang w:eastAsia="en-GB"/>
+          <w14:ligatures w14:val="none"/>
+        </w:rPr>
+      </w:pPr>
+      <w:r>
+        <w:rPr>
+          <w:rFonts w:ascii="Helvetica" w:eastAsia="Times New Roman" w:hAnsi="Helvetica" w:cs="Times New Roman"/>
+          <w:b/>
+          <w:bCs/>
+          <w:color w:val="000000" w:themeColor="text1"/>
+          <w:kern w:val="0"/>
+          <w:lang w:eastAsia="en-GB"/>
+          <w14:ligatures w14:val="none"/>
+        </w:rPr>
+        <w:t>Browsers / Platforms:</w:t>
+      </w:r>
+      <w:r>
+        <w:rPr>
+          <w:rFonts w:ascii="Helvetica" w:eastAsia="Times New Roman" w:hAnsi="Helvetica" w:cs="Times New Roman"/>
+          <w:color w:val="000000" w:themeColor="text1"/>
+          <w:kern w:val="0"/>
+          <w:lang w:eastAsia="en-GB"/>
+          <w14:ligatures w14:val="none"/>
+        </w:rPr>
+        <w:t> To be confirmed</w:t>
+      </w:r>
+    </w:p>
+    <w:p>
+      <w:pPr>
+        <w:numPr>
+          <w:ilvl w:val="0"/>
+          <w:numId w:val="7"/>
+        </w:numPr>
+        <w:spacing w:before="100" w:beforeAutospacing="1" w:after="100" w:afterAutospacing="1" w:line="240" w:lineRule="auto"/>
+        <w:jc w:val="both"/>
+        <w:rPr>
+          <w:rFonts w:ascii="Helvetica" w:eastAsia="Times New Roman" w:hAnsi="Helvetica" w:cs="Times New Roman"/>
+          <w:color w:val="000000" w:themeColor="text1"/>
+          <w:kern w:val="0"/>
+          <w:lang w:eastAsia="en-GB"/>
+          <w14:ligatures w14:val="none"/>
+        </w:rPr>
+      </w:pPr>
+      <w:r>
+        <w:rPr>
+          <w:rFonts w:ascii="Helvetica" w:eastAsia="Times New Roman" w:hAnsi="Helvetica" w:cs="Times New Roman"/>
+          <w:b/>
+          <w:bCs/>
+          <w:color w:val="000000" w:themeColor="text1"/>
+          <w:kern w:val="0"/>
+          <w:lang w:eastAsia="en-GB"/>
+          <w14:ligatures w14:val="none"/>
+        </w:rPr>
+        <w:t>CI Pipeline:</w:t>
+      </w:r>
+      <w:r>
+        <w:rPr>
+          <w:rFonts w:ascii="Helvetica" w:eastAsia="Times New Roman" w:hAnsi="Helvetica" w:cs="Times New Roman"/>
+          <w:color w:val="000000" w:themeColor="text1"/>
+          <w:kern w:val="0"/>
+          <w:lang w:eastAsia="en-GB"/>
+          <w14:ligatures w14:val="none"/>
+        </w:rPr>
+        <w:t xml:space="preserve"> GitLab CI </w:t>
+      </w:r>
+    </w:p>
+    <w:p>
+      <w:pPr>
+        <w:spacing w:before="100" w:beforeAutospacing="1" w:after="100" w:afterAutospacing="1" w:line="240" w:lineRule="auto"/>
+        <w:jc w:val="both"/>
+        <w:outlineLvl w:val="1"/>
+        <w:rPr>
+          <w:rFonts w:ascii="Helvetica" w:eastAsia="Times New Roman" w:hAnsi="Helvetica" w:cs="Times New Roman"/>
+          <w:b/>
+          <w:bCs/>
+          <w:color w:val="000000" w:themeColor="text1"/>
+          <w:kern w:val="0"/>
+          <w:sz w:val="36"/>
+          <w:szCs w:val="36"/>
+          <w:lang w:eastAsia="en-GB"/>
+          <w14:ligatures w14:val="none"/>
+        </w:rPr>
+      </w:pPr>
+      <w:r>
+        <w:rPr>
+          <w:rFonts w:ascii="Helvetica" w:eastAsia="Times New Roman" w:hAnsi="Helvetica" w:cs="Times New Roman"/>
+          <w:b/>
+          <w:bCs/>
+          <w:color w:val="000000" w:themeColor="text1"/>
+          <w:kern w:val="0"/>
+          <w:sz w:val="36"/>
+          <w:szCs w:val="36"/>
+          <w:lang w:eastAsia="en-GB"/>
+          <w14:ligatures w14:val="none"/>
+        </w:rPr>
+        <w:t>7. Entry &amp; Exit Criteria</w:t>
+      </w:r>
+    </w:p>
+    <w:p>
+      <w:pPr>
+        <w:spacing w:before="100" w:beforeAutospacing="1" w:after="100" w:afterAutospacing="1" w:line="240" w:lineRule="auto"/>
+        <w:ind w:left="360"/>
+        <w:jc w:val="both"/>
+        <w:outlineLvl w:val="2"/>
+        <w:rPr>
+          <w:rFonts w:ascii="Helvetica" w:eastAsia="Times New Roman" w:hAnsi="Helvetica" w:cs="Times New Roman"/>
+          <w:b/>
+          <w:bCs/>
+          <w:color w:val="000000" w:themeColor="text1"/>
+          <w:kern w:val="0"/>
+          <w:sz w:val="27"/>
+          <w:szCs w:val="27"/>
+          <w:lang w:eastAsia="en-GB"/>
+          <w14:ligatures w14:val="none"/>
+        </w:rPr>
+      </w:pPr>
+      <w:r>
+        <w:rPr>
+          <w:rFonts w:ascii="Helvetica" w:eastAsia="Times New Roman" w:hAnsi="Helvetica" w:cs="Times New Roman"/>
+          <w:b/>
+          <w:bCs/>
+          <w:color w:val="000000" w:themeColor="text1"/>
+          <w:kern w:val="0"/>
+          <w:sz w:val="27"/>
+          <w:szCs w:val="27"/>
+          <w:lang w:eastAsia="en-GB"/>
+          <w14:ligatures w14:val="none"/>
+        </w:rPr>
+        <w:t>7.1 Entry Criteria</w:t>
+      </w:r>
+    </w:p>
+    <w:p>
+      <w:pPr>
+        <w:numPr>
+          <w:ilvl w:val="0"/>
+          <w:numId w:val="8"/>
+        </w:numPr>
+        <w:tabs>
+          <w:tab w:val="clear" w:pos="720"/>
+          <w:tab w:val="num" w:pos="1080"/>
+        </w:tabs>
+        <w:spacing w:before="100" w:beforeAutospacing="1" w:after="100" w:afterAutospacing="1" w:line="240" w:lineRule="auto"/>
+        <w:ind w:left="1080"/>
+        <w:jc w:val="both"/>
+        <w:rPr>
+          <w:rFonts w:ascii="Helvetica" w:eastAsia="Times New Roman" w:hAnsi="Helvetica" w:cs="Times New Roman"/>
+          <w:color w:val="000000" w:themeColor="text1"/>
+          <w:kern w:val="0"/>
+          <w:lang w:eastAsia="en-GB"/>
+          <w14:ligatures w14:val="none"/>
+        </w:rPr>
+      </w:pPr>
+      <w:r>
+        <w:rPr>
+          <w:rFonts w:ascii="Helvetica" w:eastAsia="Times New Roman" w:hAnsi="Helvetica" w:cs="Times New Roman"/>
+          <w:color w:val="000000" w:themeColor="text1"/>
+          <w:kern w:val="0"/>
+          <w:lang w:eastAsia="en-GB"/>
+          <w14:ligatures w14:val="none"/>
+        </w:rPr>
+        <w:t>User stories are approved</w:t>
+      </w:r>
+    </w:p>
+    <w:p>
+      <w:pPr>
+        <w:numPr>
+          <w:ilvl w:val="0"/>
+          <w:numId w:val="8"/>
+        </w:numPr>
+        <w:tabs>
+          <w:tab w:val="clear" w:pos="720"/>
+          <w:tab w:val="num" w:pos="1080"/>
+        </w:tabs>
+        <w:spacing w:before="100" w:beforeAutospacing="1" w:after="100" w:afterAutospacing="1" w:line="240" w:lineRule="auto"/>
+        <w:ind w:left="1080"/>
+        <w:jc w:val="both"/>
+        <w:rPr>
+          <w:rFonts w:ascii="Helvetica" w:eastAsia="Times New Roman" w:hAnsi="Helvetica" w:cs="Times New Roman"/>
+          <w:color w:val="000000" w:themeColor="text1"/>
+          <w:kern w:val="0"/>
+          <w:lang w:eastAsia="en-GB"/>
+          <w14:ligatures w14:val="none"/>
+        </w:rPr>
+      </w:pPr>
+      <w:r>
+        <w:rPr>
+          <w:rFonts w:ascii="Helvetica" w:eastAsia="Times New Roman" w:hAnsi="Helvetica" w:cs="Times New Roman"/>
+          <w:color w:val="000000" w:themeColor="text1"/>
+          <w:kern w:val="0"/>
+          <w:lang w:eastAsia="en-GB"/>
+          <w14:ligatures w14:val="none"/>
+        </w:rPr>
+        <w:t>Acceptance criteria defined</w:t>
+      </w:r>
+    </w:p>
+    <w:p>
+      <w:pPr>
+        <w:numPr>
+          <w:ilvl w:val="0"/>
+          <w:numId w:val="8"/>
+        </w:numPr>
+        <w:tabs>
+          <w:tab w:val="clear" w:pos="720"/>
+          <w:tab w:val="num" w:pos="1080"/>
+        </w:tabs>
+        <w:spacing w:before="100" w:beforeAutospacing="1" w:after="100" w:afterAutospacing="1" w:line="240" w:lineRule="auto"/>
+        <w:ind w:left="1080"/>
+        <w:jc w:val="both"/>
+        <w:rPr>
+          <w:rFonts w:ascii="Helvetica" w:eastAsia="Times New Roman" w:hAnsi="Helvetica" w:cs="Times New Roman"/>
+          <w:color w:val="000000" w:themeColor="text1"/>
+          <w:kern w:val="0"/>
+          <w:lang w:eastAsia="en-GB"/>
+          <w14:ligatures w14:val="none"/>
+        </w:rPr>
+      </w:pPr>
+      <w:r>
+        <w:rPr>
+          <w:rFonts w:ascii="Helvetica" w:eastAsia="Times New Roman" w:hAnsi="Helvetica" w:cs="Times New Roman"/>
+          <w:color w:val="000000" w:themeColor="text1"/>
+          <w:kern w:val="0"/>
+          <w:lang w:eastAsia="en-GB"/>
+          <w14:ligatures w14:val="none"/>
+        </w:rPr>
+        <w:t>Code committed to repository</w:t>
+      </w:r>
+    </w:p>
+    <w:p>
+      <w:pPr>
+        <w:spacing w:before="100" w:beforeAutospacing="1" w:after="100" w:afterAutospacing="1" w:line="240" w:lineRule="auto"/>
+        <w:ind w:left="360"/>
+        <w:jc w:val="both"/>
+        <w:outlineLvl w:val="2"/>
+        <w:rPr>
+          <w:rFonts w:ascii="Helvetica" w:eastAsia="Times New Roman" w:hAnsi="Helvetica" w:cs="Times New Roman"/>
+          <w:b/>
+          <w:bCs/>
+          <w:color w:val="000000" w:themeColor="text1"/>
+          <w:kern w:val="0"/>
+          <w:sz w:val="27"/>
+          <w:szCs w:val="27"/>
+          <w:lang w:eastAsia="en-GB"/>
+          <w14:ligatures w14:val="none"/>
+        </w:rPr>
+      </w:pPr>
+      <w:r>
+        <w:rPr>
+          <w:rFonts w:ascii="Helvetica" w:eastAsia="Times New Roman" w:hAnsi="Helvetica" w:cs="Times New Roman"/>
+          <w:b/>
+          <w:bCs/>
+          <w:color w:val="000000" w:themeColor="text1"/>
+          <w:kern w:val="0"/>
+          <w:sz w:val="27"/>
+          <w:szCs w:val="27"/>
+          <w:lang w:eastAsia="en-GB"/>
+          <w14:ligatures w14:val="none"/>
+        </w:rPr>
+        <w:t>7.2 Exit Criteria</w:t>
+      </w:r>
+    </w:p>
+    <w:p>
+      <w:pPr>
+        <w:numPr>
+          <w:ilvl w:val="0"/>
+          <w:numId w:val="9"/>
+        </w:numPr>
+        <w:tabs>
+          <w:tab w:val="clear" w:pos="720"/>
+          <w:tab w:val="num" w:pos="1080"/>
+        </w:tabs>
+        <w:spacing w:before="100" w:beforeAutospacing="1" w:after="100" w:afterAutospacing="1" w:line="240" w:lineRule="auto"/>
+        <w:ind w:left="1080"/>
+        <w:jc w:val="both"/>
+        <w:rPr>
+          <w:rFonts w:ascii="Helvetica" w:eastAsia="Times New Roman" w:hAnsi="Helvetica" w:cs="Times New Roman"/>
+          <w:color w:val="000000" w:themeColor="text1"/>
+          <w:kern w:val="0"/>
+          <w:lang w:eastAsia="en-GB"/>
+          <w14:ligatures w14:val="none"/>
+        </w:rPr>
+      </w:pPr>
+      <w:r>
+        <w:rPr>
+          <w:rFonts w:ascii="Helvetica" w:eastAsia="Times New Roman" w:hAnsi="Helvetica" w:cs="Times New Roman"/>
+          <w:color w:val="000000" w:themeColor="text1"/>
+          <w:kern w:val="0"/>
+          <w:lang w:eastAsia="en-GB"/>
+          <w14:ligatures w14:val="none"/>
+        </w:rPr>
+        <w:t>All planned tests executed</w:t>
+      </w:r>
+    </w:p>
+    <w:p>
+      <w:pPr>
+        <w:numPr>
+          <w:ilvl w:val="0"/>
+          <w:numId w:val="9"/>
+        </w:numPr>
+        <w:tabs>
+          <w:tab w:val="clear" w:pos="720"/>
+          <w:tab w:val="num" w:pos="1080"/>
+        </w:tabs>
+        <w:spacing w:before="100" w:beforeAutospacing="1" w:after="100" w:afterAutospacing="1" w:line="240" w:lineRule="auto"/>
+        <w:ind w:left="1080"/>
+        <w:jc w:val="both"/>
+        <w:rPr>
+          <w:rFonts w:ascii="Helvetica" w:eastAsia="Times New Roman" w:hAnsi="Helvetica" w:cs="Times New Roman"/>
+          <w:color w:val="000000" w:themeColor="text1"/>
+          <w:kern w:val="0"/>
+          <w:lang w:eastAsia="en-GB"/>
+          <w14:ligatures w14:val="none"/>
+        </w:rPr>
+      </w:pPr>
+      <w:r>
+        <w:rPr>
+          <w:rFonts w:ascii="Helvetica" w:eastAsia="Times New Roman" w:hAnsi="Helvetica" w:cs="Times New Roman"/>
+          <w:color w:val="000000" w:themeColor="text1"/>
+          <w:kern w:val="0"/>
+          <w:lang w:eastAsia="en-GB"/>
+          <w14:ligatures w14:val="none"/>
+        </w:rPr>
+        <w:t>No critical defects open</w:t>
+      </w:r>
+    </w:p>
+    <w:p>
+      <w:pPr>
+        <w:numPr>
+          <w:ilvl w:val="0"/>
+          <w:numId w:val="9"/>
+        </w:numPr>
+        <w:tabs>
+          <w:tab w:val="clear" w:pos="720"/>
+          <w:tab w:val="num" w:pos="1080"/>
+        </w:tabs>
+        <w:spacing w:before="100" w:beforeAutospacing="1" w:after="100" w:afterAutospacing="1" w:line="240" w:lineRule="auto"/>
+        <w:ind w:left="1080"/>
+        <w:jc w:val="both"/>
+        <w:rPr>
+          <w:rFonts w:ascii="Helvetica" w:eastAsia="Times New Roman" w:hAnsi="Helvetica" w:cs="Times New Roman"/>
+          <w:color w:val="000000" w:themeColor="text1"/>
+          <w:kern w:val="0"/>
+          <w:lang w:eastAsia="en-GB"/>
+          <w14:ligatures w14:val="none"/>
+        </w:rPr>
+      </w:pPr>
+      <w:r>
+        <w:rPr>
+          <w:rFonts w:ascii="Helvetica" w:eastAsia="Times New Roman" w:hAnsi="Helvetica" w:cs="Times New Roman"/>
+          <w:color w:val="000000" w:themeColor="text1"/>
+          <w:kern w:val="0"/>
+          <w:lang w:eastAsia="en-GB"/>
+          <w14:ligatures w14:val="none"/>
+        </w:rPr>
+        <w:t>Test summary report completed</w:t>
+      </w:r>
+    </w:p>
+    <w:p>
+      <w:pPr>
+        <w:spacing w:before="100" w:beforeAutospacing="1" w:after="100" w:afterAutospacing="1" w:line="240" w:lineRule="auto"/>
+        <w:jc w:val="both"/>
+        <w:outlineLvl w:val="1"/>
+        <w:rPr>
+          <w:rFonts w:ascii="Helvetica" w:eastAsia="Times New Roman" w:hAnsi="Helvetica" w:cs="Times New Roman"/>
+          <w:b/>
+          <w:bCs/>
+          <w:color w:val="000000" w:themeColor="text1"/>
+          <w:kern w:val="0"/>
+          <w:sz w:val="36"/>
+          <w:szCs w:val="36"/>
+          <w:lang w:eastAsia="en-GB"/>
+          <w14:ligatures w14:val="none"/>
+        </w:rPr>
+      </w:pPr>
+      <w:r>
+        <w:rPr>
+          <w:rFonts w:ascii="Helvetica" w:eastAsia="Times New Roman" w:hAnsi="Helvetica" w:cs="Times New Roman"/>
+          <w:b/>
+          <w:bCs/>
+          <w:color w:val="000000" w:themeColor="text1"/>
+          <w:kern w:val="0"/>
+          <w:sz w:val="36"/>
+          <w:szCs w:val="36"/>
+          <w:lang w:eastAsia="en-GB"/>
+          <w14:ligatures w14:val="none"/>
+        </w:rPr>
+        <w:t>8. Test Deliverables</w:t>
+      </w:r>
+    </w:p>
+    <w:p>
+      <w:pPr>
+        <w:numPr>
+          <w:ilvl w:val="0"/>
+          <w:numId w:val="10"/>
+        </w:numPr>
+        <w:spacing w:before="100" w:beforeAutospacing="1" w:after="100" w:afterAutospacing="1" w:line="240" w:lineRule="auto"/>
+        <w:jc w:val="both"/>
+        <w:rPr>
+          <w:rFonts w:ascii="Helvetica" w:eastAsia="Times New Roman" w:hAnsi="Helvetica" w:cs="Times New Roman"/>
+          <w:color w:val="000000" w:themeColor="text1"/>
+          <w:kern w:val="0"/>
+          <w:lang w:eastAsia="en-GB"/>
+          <w14:ligatures w14:val="none"/>
+        </w:rPr>
+      </w:pPr>
+      <w:r>
+        <w:rPr>
+          <w:rFonts w:ascii="Helvetica" w:eastAsia="Times New Roman" w:hAnsi="Helvetica" w:cs="Times New Roman"/>
+          <w:color w:val="000000" w:themeColor="text1"/>
+          <w:kern w:val="0"/>
+          <w:lang w:eastAsia="en-GB"/>
+          <w14:ligatures w14:val="none"/>
+        </w:rPr>
+        <w:t xml:space="preserve">Test Plan </w:t>
+      </w:r>
+    </w:p>
+    <w:p>
+      <w:pPr>
+        <w:numPr>
+          <w:ilvl w:val="0"/>
+          <w:numId w:val="10"/>
+        </w:numPr>
+        <w:spacing w:before="100" w:beforeAutospacing="1" w:after="100" w:afterAutospacing="1" w:line="240" w:lineRule="auto"/>
+        <w:jc w:val="both"/>
+        <w:rPr>
+          <w:rFonts w:ascii="Helvetica" w:eastAsia="Times New Roman" w:hAnsi="Helvetica" w:cs="Times New Roman"/>
+          <w:color w:val="000000" w:themeColor="text1"/>
+          <w:kern w:val="0"/>
+          <w:lang w:eastAsia="en-GB"/>
+          <w14:ligatures w14:val="none"/>
+        </w:rPr>
+      </w:pPr>
+      <w:r>
+        <w:rPr>
+          <w:rFonts w:ascii="Helvetica" w:eastAsia="Times New Roman" w:hAnsi="Helvetica" w:cs="Times New Roman"/>
+          <w:color w:val="000000" w:themeColor="text1"/>
+          <w:kern w:val="0"/>
+          <w:lang w:eastAsia="en-GB"/>
+          <w14:ligatures w14:val="none"/>
+        </w:rPr>
+        <w:t>Test Cases</w:t>
+      </w:r>
+    </w:p>
+    <w:p>
+      <w:pPr>
+        <w:numPr>
+          <w:ilvl w:val="0"/>
+          <w:numId w:val="10"/>
+        </w:numPr>
+        <w:spacing w:before="100" w:beforeAutospacing="1" w:after="100" w:afterAutospacing="1" w:line="240" w:lineRule="auto"/>
+        <w:jc w:val="both"/>
+        <w:rPr>
+          <w:rFonts w:ascii="Helvetica" w:eastAsia="Times New Roman" w:hAnsi="Helvetica" w:cs="Times New Roman"/>
+          <w:color w:val="000000" w:themeColor="text1"/>
+          <w:kern w:val="0"/>
+          <w:lang w:eastAsia="en-GB"/>
+          <w14:ligatures w14:val="none"/>
+        </w:rPr>
+      </w:pPr>
+      <w:r>
+        <w:rPr>
+          <w:rFonts w:ascii="Helvetica" w:eastAsia="Times New Roman" w:hAnsi="Helvetica" w:cs="Times New Roman"/>
+          <w:color w:val="000000" w:themeColor="text1"/>
+          <w:kern w:val="0"/>
+          <w:lang w:eastAsia="en-GB"/>
+          <w14:ligatures w14:val="none"/>
+        </w:rPr>
+        <w:t>Automated Test Scripts</w:t>
+      </w:r>
+    </w:p>
+    <w:p>
+      <w:pPr>
+        <w:numPr>
+          <w:ilvl w:val="0"/>
+          <w:numId w:val="10"/>
+        </w:numPr>
+        <w:spacing w:before="100" w:beforeAutospacing="1" w:after="100" w:afterAutospacing="1" w:line="240" w:lineRule="auto"/>
+        <w:jc w:val="both"/>
+        <w:rPr>
+          <w:rFonts w:ascii="Helvetica" w:eastAsia="Times New Roman" w:hAnsi="Helvetica" w:cs="Times New Roman"/>
+          <w:color w:val="000000" w:themeColor="text1"/>
+          <w:kern w:val="0"/>
+          <w:lang w:eastAsia="en-GB"/>
+          <w14:ligatures w14:val="none"/>
+        </w:rPr>
+      </w:pPr>
+      <w:r>
+        <w:rPr>
+          <w:rFonts w:ascii="Helvetica" w:eastAsia="Times New Roman" w:hAnsi="Helvetica" w:cs="Times New Roman"/>
+          <w:color w:val="000000" w:themeColor="text1"/>
+          <w:kern w:val="0"/>
+          <w:lang w:eastAsia="en-GB"/>
+          <w14:ligatures w14:val="none"/>
+        </w:rPr>
+        <w:t>Test Reports</w:t>
+      </w:r>
+    </w:p>
+    <w:p>
+      <w:pPr>
+        <w:spacing w:before="100" w:beforeAutospacing="1" w:after="100" w:afterAutospacing="1" w:line="240" w:lineRule="auto"/>
+        <w:jc w:val="both"/>
+        <w:outlineLvl w:val="1"/>
+        <w:rPr>
+          <w:rFonts w:ascii="Helvetica" w:eastAsia="Times New Roman" w:hAnsi="Helvetica" w:cs="Times New Roman"/>
+          <w:b/>
+          <w:bCs/>
+          <w:color w:val="000000" w:themeColor="text1"/>
+          <w:kern w:val="0"/>
+          <w:sz w:val="36"/>
+          <w:szCs w:val="36"/>
+          <w:lang w:eastAsia="en-GB"/>
+          <w14:ligatures w14:val="none"/>
+        </w:rPr>
+      </w:pPr>
+      <w:r>
+        <w:rPr>
+          <w:rFonts w:ascii="Helvetica" w:eastAsia="Times New Roman" w:hAnsi="Helvetica" w:cs="Times New Roman"/>
+          <w:b/>
+          <w:bCs/>
+          <w:color w:val="000000" w:themeColor="text1"/>
+          <w:kern w:val="0"/>
+          <w:sz w:val="36"/>
+          <w:szCs w:val="36"/>
+          <w:lang w:eastAsia="en-GB"/>
+          <w14:ligatures w14:val="none"/>
+        </w:rPr>
+        <w:t>9. Roles &amp; Responsibilities</w:t>
+      </w:r>
+    </w:p>
+    <w:p>
+      <w:pPr>
+        <w:numPr>
+          <w:ilvl w:val="0"/>
+          <w:numId w:val="11"/>
+        </w:numPr>
+        <w:spacing w:before="100" w:beforeAutospacing="1" w:after="100" w:afterAutospacing="1" w:line="240" w:lineRule="auto"/>
+        <w:jc w:val="both"/>
+        <w:rPr>
+          <w:rFonts w:ascii="Helvetica" w:eastAsia="Times New Roman" w:hAnsi="Helvetica" w:cs="Times New Roman"/>
+          <w:color w:val="000000" w:themeColor="text1"/>
+          <w:kern w:val="0"/>
+          <w:lang w:eastAsia="en-GB"/>
+          <w14:ligatures w14:val="none"/>
+        </w:rPr>
+      </w:pPr>
+      <w:r>
+        <w:rPr>
+          <w:rFonts w:ascii="Helvetica" w:eastAsia="Times New Roman" w:hAnsi="Helvetica" w:cs="Times New Roman"/>
+          <w:b/>
+          <w:bCs/>
+          <w:color w:val="000000" w:themeColor="text1"/>
+          <w:kern w:val="0"/>
+          <w:lang w:eastAsia="en-GB"/>
+          <w14:ligatures w14:val="none"/>
+        </w:rPr>
+        <w:t>Testing Lead:</w:t>
+      </w:r>
+      <w:r>
+        <w:rPr>
+          <w:rFonts w:ascii="Helvetica" w:eastAsia="Times New Roman" w:hAnsi="Helvetica" w:cs="Times New Roman"/>
+          <w:color w:val="000000" w:themeColor="text1"/>
+          <w:kern w:val="0"/>
+          <w:lang w:eastAsia="en-GB"/>
+          <w14:ligatures w14:val="none"/>
+        </w:rPr>
+        <w:t> Test planning, coordination, reporting</w:t>
+      </w:r>
+    </w:p>
+    <w:p>
+      <w:pPr>
+        <w:numPr>
+          <w:ilvl w:val="0"/>
+          <w:numId w:val="11"/>
+        </w:numPr>
+        <w:spacing w:before="100" w:beforeAutospacing="1" w:after="100" w:afterAutospacing="1" w:line="240" w:lineRule="auto"/>
+        <w:jc w:val="both"/>
+        <w:rPr>
+          <w:rFonts w:ascii="Helvetica" w:eastAsia="Times New Roman" w:hAnsi="Helvetica" w:cs="Times New Roman"/>
+          <w:color w:val="000000" w:themeColor="text1"/>
+          <w:kern w:val="0"/>
+          <w:lang w:eastAsia="en-GB"/>
+          <w14:ligatures w14:val="none"/>
+        </w:rPr>
+      </w:pPr>
+      <w:r>
+        <w:rPr>
+          <w:rFonts w:ascii="Helvetica" w:eastAsia="Times New Roman" w:hAnsi="Helvetica" w:cs="Times New Roman"/>
+          <w:b/>
+          <w:bCs/>
+          <w:color w:val="000000" w:themeColor="text1"/>
+          <w:kern w:val="0"/>
+          <w:lang w:eastAsia="en-GB"/>
+          <w14:ligatures w14:val="none"/>
+        </w:rPr>
+        <w:t>Document Lead</w:t>
+      </w:r>
+      <w:r>
+        <w:rPr>
+          <w:rFonts w:ascii="Helvetica" w:eastAsia="Times New Roman" w:hAnsi="Helvetica" w:cs="Times New Roman"/>
+          <w:b/>
+          <w:bCs/>
+          <w:color w:val="000000" w:themeColor="text1"/>
+          <w:kern w:val="0"/>
+          <w:lang w:eastAsia="en-GB"/>
+          <w14:ligatures w14:val="none"/>
+        </w:rPr>
+        <w:t>:</w:t>
+      </w:r>
+      <w:r>
+        <w:rPr>
+          <w:rFonts w:ascii="Helvetica" w:eastAsia="Times New Roman" w:hAnsi="Helvetica" w:cs="Times New Roman"/>
+          <w:color w:val="000000" w:themeColor="text1"/>
+          <w:kern w:val="0"/>
+          <w:lang w:eastAsia="en-GB"/>
+          <w14:ligatures w14:val="none"/>
+        </w:rPr>
+        <w:t> Unit testing, bug fixing</w:t>
+      </w:r>
+    </w:p>
+    <w:p>
+      <w:pPr>
+        <w:numPr>
+          <w:ilvl w:val="0"/>
+          <w:numId w:val="11"/>
+        </w:numPr>
+        <w:spacing w:before="100" w:beforeAutospacing="1" w:after="100" w:afterAutospacing="1" w:line="240" w:lineRule="auto"/>
+        <w:jc w:val="both"/>
+        <w:rPr>
+          <w:rFonts w:ascii="Helvetica" w:eastAsia="Times New Roman" w:hAnsi="Helvetica" w:cs="Times New Roman"/>
+          <w:color w:val="000000" w:themeColor="text1"/>
+          <w:kern w:val="0"/>
+          <w:lang w:eastAsia="en-GB"/>
+          <w14:ligatures w14:val="none"/>
+        </w:rPr>
+      </w:pPr>
+      <w:r>
+        <w:rPr>
+          <w:rFonts w:ascii="Helvetica" w:eastAsia="Times New Roman" w:hAnsi="Helvetica" w:cs="Times New Roman"/>
+          <w:b/>
+          <w:bCs/>
+          <w:color w:val="000000" w:themeColor="text1"/>
+          <w:kern w:val="0"/>
+          <w:lang w:eastAsia="en-GB"/>
+          <w14:ligatures w14:val="none"/>
+        </w:rPr>
+        <w:lastRenderedPageBreak/>
+        <w:t>Project Management</w:t>
+      </w:r>
+      <w:r>
+        <w:rPr>
+          <w:rFonts w:ascii="Helvetica" w:eastAsia="Times New Roman" w:hAnsi="Helvetica" w:cs="Times New Roman"/>
+          <w:b/>
+          <w:bCs/>
+          <w:color w:val="000000" w:themeColor="text1"/>
+          <w:kern w:val="0"/>
+          <w:lang w:eastAsia="en-GB"/>
+          <w14:ligatures w14:val="none"/>
+        </w:rPr>
+        <w:t xml:space="preserve"> </w:t>
+      </w:r>
+      <w:r>
+        <w:rPr>
+          <w:rFonts w:ascii="Helvetica" w:eastAsia="Times New Roman" w:hAnsi="Helvetica" w:cs="Times New Roman"/>
+          <w:b/>
+          <w:bCs/>
+          <w:color w:val="000000" w:themeColor="text1"/>
+          <w:kern w:val="0"/>
+          <w:lang w:eastAsia="en-GB"/>
+          <w14:ligatures w14:val="none"/>
+        </w:rPr>
+        <w:t>Lead</w:t>
+      </w:r>
+      <w:r>
+        <w:rPr>
+          <w:rFonts w:ascii="Helvetica" w:eastAsia="Times New Roman" w:hAnsi="Helvetica" w:cs="Times New Roman"/>
+          <w:b/>
+          <w:bCs/>
+          <w:color w:val="000000" w:themeColor="text1"/>
+          <w:kern w:val="0"/>
+          <w:lang w:eastAsia="en-GB"/>
+          <w14:ligatures w14:val="none"/>
+        </w:rPr>
+        <w:t>:</w:t>
+      </w:r>
+      <w:r>
+        <w:rPr>
+          <w:rFonts w:ascii="Helvetica" w:eastAsia="Times New Roman" w:hAnsi="Helvetica" w:cs="Times New Roman"/>
+          <w:color w:val="000000" w:themeColor="text1"/>
+          <w:kern w:val="0"/>
+          <w:lang w:eastAsia="en-GB"/>
+          <w14:ligatures w14:val="none"/>
+        </w:rPr>
+        <w:t> Test execution and review</w:t>
+      </w:r>
+    </w:p>
+    <w:p>
+      <w:pPr>
+        <w:numPr>
+          <w:ilvl w:val="0"/>
+          <w:numId w:val="11"/>
+        </w:numPr>
+        <w:spacing w:before="100" w:beforeAutospacing="1" w:after="100" w:afterAutospacing="1" w:line="240" w:lineRule="auto"/>
+        <w:jc w:val="both"/>
+        <w:rPr>
+          <w:rFonts w:ascii="Helvetica" w:eastAsia="Times New Roman" w:hAnsi="Helvetica" w:cs="Times New Roman"/>
+          <w:color w:val="000000" w:themeColor="text1"/>
+          <w:kern w:val="0"/>
+          <w:lang w:eastAsia="en-GB"/>
+          <w14:ligatures w14:val="none"/>
+        </w:rPr>
+      </w:pPr>
+      <w:r>
+        <w:rPr>
+          <w:rFonts w:ascii="Helvetica" w:eastAsia="Times New Roman" w:hAnsi="Helvetica" w:cs="Times New Roman"/>
+          <w:b/>
+          <w:bCs/>
+          <w:color w:val="000000" w:themeColor="text1"/>
+          <w:kern w:val="0"/>
+          <w:lang w:eastAsia="en-GB"/>
+          <w14:ligatures w14:val="none"/>
+        </w:rPr>
+        <w:t>Software Development Lead:</w:t>
+      </w:r>
+      <w:r>
+        <w:rPr>
+          <w:rFonts w:ascii="Helvetica" w:eastAsia="Times New Roman" w:hAnsi="Helvetica" w:cs="Times New Roman"/>
+          <w:color w:val="000000" w:themeColor="text1"/>
+          <w:kern w:val="0"/>
+          <w:lang w:eastAsia="en-GB"/>
+          <w14:ligatures w14:val="none"/>
+        </w:rPr>
+        <w:t xml:space="preserve"> </w:t>
+      </w:r>
+    </w:p>
+    <w:p>
+      <w:pPr>
+        <w:spacing w:before="100" w:beforeAutospacing="1" w:after="100" w:afterAutospacing="1" w:line="240" w:lineRule="auto"/>
+        <w:jc w:val="both"/>
+        <w:outlineLvl w:val="1"/>
+        <w:rPr>
+          <w:rFonts w:ascii="Helvetica" w:eastAsia="Times New Roman" w:hAnsi="Helvetica" w:cs="Times New Roman"/>
+          <w:b/>
+          <w:bCs/>
+          <w:color w:val="000000" w:themeColor="text1"/>
+          <w:kern w:val="0"/>
+          <w:sz w:val="36"/>
+          <w:szCs w:val="36"/>
+          <w:lang w:eastAsia="en-GB"/>
+          <w14:ligatures w14:val="none"/>
+        </w:rPr>
+      </w:pPr>
+      <w:r>
+        <w:rPr>
+          <w:rFonts w:ascii="Helvetica" w:eastAsia="Times New Roman" w:hAnsi="Helvetica" w:cs="Times New Roman"/>
+          <w:b/>
+          <w:bCs/>
+          <w:color w:val="000000" w:themeColor="text1"/>
+          <w:kern w:val="0"/>
+          <w:sz w:val="36"/>
+          <w:szCs w:val="36"/>
+          <w:lang w:eastAsia="en-GB"/>
+          <w14:ligatures w14:val="none"/>
+        </w:rPr>
+        <w:t>10. Defect Management</w:t>
+      </w:r>
+    </w:p>
+    <w:p>
+      <w:pPr>
+        <w:numPr>
+          <w:ilvl w:val="0"/>
+          <w:numId w:val="12"/>
+        </w:numPr>
+        <w:spacing w:before="100" w:beforeAutospacing="1" w:after="100" w:afterAutospacing="1" w:line="240" w:lineRule="auto"/>
+        <w:jc w:val="both"/>
+        <w:rPr>
+          <w:rFonts w:ascii="Helvetica" w:eastAsia="Times New Roman" w:hAnsi="Helvetica" w:cs="Times New Roman"/>
+          <w:color w:val="000000" w:themeColor="text1"/>
+          <w:kern w:val="0"/>
+          <w:lang w:eastAsia="en-GB"/>
+          <w14:ligatures w14:val="none"/>
+        </w:rPr>
+      </w:pPr>
+      <w:r>
+        <w:rPr>
+          <w:rFonts w:ascii="Helvetica" w:eastAsia="Times New Roman" w:hAnsi="Helvetica" w:cs="Times New Roman"/>
+          <w:color w:val="000000" w:themeColor="text1"/>
+          <w:kern w:val="0"/>
+          <w:lang w:eastAsia="en-GB"/>
+          <w14:ligatures w14:val="none"/>
+        </w:rPr>
+        <w:t>Defects logged in GitLab Issues</w:t>
+      </w:r>
+    </w:p>
+    <w:p>
+      <w:pPr>
+        <w:numPr>
+          <w:ilvl w:val="0"/>
+          <w:numId w:val="12"/>
+        </w:numPr>
+        <w:spacing w:before="100" w:beforeAutospacing="1" w:after="100" w:afterAutospacing="1" w:line="240" w:lineRule="auto"/>
+        <w:jc w:val="both"/>
+        <w:rPr>
+          <w:rFonts w:ascii="Helvetica" w:eastAsia="Times New Roman" w:hAnsi="Helvetica" w:cs="Times New Roman"/>
+          <w:color w:val="000000" w:themeColor="text1"/>
+          <w:kern w:val="0"/>
+          <w:lang w:eastAsia="en-GB"/>
+          <w14:ligatures w14:val="none"/>
+        </w:rPr>
+      </w:pPr>
+      <w:r>
+        <w:rPr>
+          <w:rFonts w:ascii="Helvetica" w:eastAsia="Times New Roman" w:hAnsi="Helvetica" w:cs="Times New Roman"/>
+          <w:color w:val="000000" w:themeColor="text1"/>
+          <w:kern w:val="0"/>
+          <w:lang w:eastAsia="en-GB"/>
+          <w14:ligatures w14:val="none"/>
+        </w:rPr>
+        <w:t>Each defect includes steps to reproduce, severity, and screenshots/logs</w:t>
+      </w:r>
+    </w:p>
+    <w:p>
+      <w:pPr>
+        <w:spacing w:before="100" w:beforeAutospacing="1" w:after="100" w:afterAutospacing="1" w:line="240" w:lineRule="auto"/>
+        <w:jc w:val="both"/>
+        <w:outlineLvl w:val="1"/>
+        <w:rPr>
+          <w:rFonts w:ascii="Helvetica" w:eastAsia="Times New Roman" w:hAnsi="Helvetica" w:cs="Times New Roman"/>
+          <w:b/>
+          <w:bCs/>
+          <w:color w:val="000000" w:themeColor="text1"/>
+          <w:kern w:val="0"/>
+          <w:sz w:val="36"/>
+          <w:szCs w:val="36"/>
+          <w:lang w:eastAsia="en-GB"/>
+          <w14:ligatures w14:val="none"/>
+        </w:rPr>
+      </w:pPr>
+      <w:r>
+        <w:rPr>
+          <w:rFonts w:ascii="Helvetica" w:eastAsia="Times New Roman" w:hAnsi="Helvetica" w:cs="Times New Roman"/>
+          <w:b/>
+          <w:bCs/>
+          <w:color w:val="000000" w:themeColor="text1"/>
+          <w:kern w:val="0"/>
+          <w:sz w:val="36"/>
+          <w:szCs w:val="36"/>
+          <w:lang w:eastAsia="en-GB"/>
+          <w14:ligatures w14:val="none"/>
+        </w:rPr>
+        <w:t>11. Risks &amp; Mitigation</w:t>
+      </w:r>
+    </w:p>
+    <w:tbl>
+      <w:tblPr>
+        <w:tblStyle w:val="TableGrid"/>
+        <w:tblW w:w="0" w:type="auto"/>
+        <w:tblLook w:val="04A0" w:firstRow="1" w:lastRow="0" w:firstColumn="1" w:lastColumn="0" w:noHBand="0" w:noVBand="1"/>
+      </w:tblPr>
+      <w:tblGrid>
+        <w:gridCol w:w="3005"/>
+        <w:gridCol w:w="3005"/>
+        <w:gridCol w:w="3006"/>
+      </w:tblGrid>
+      <w:tr>
+        <w:tc>
+          <w:tcPr>
+            <w:tcW w:w="3005" w:type="dxa"/>
+          </w:tcPr>
+          <w:p>
+            <w:pPr>
+              <w:spacing w:before="100" w:beforeAutospacing="1" w:after="100" w:afterAutospacing="1"/>
+              <w:jc w:val="both"/>
+              <w:outlineLvl w:val="1"/>
+              <w:rPr>
+                <w:rFonts w:ascii="Helvetica" w:eastAsia="Times New Roman" w:hAnsi="Helvetica" w:cs="Times New Roman"/>
+                <w:b/>
+                <w:bCs/>
+                <w:color w:val="000000" w:themeColor="text1"/>
+                <w:kern w:val="0"/>
+                <w:lang w:eastAsia="en-GB"/>
+                <w14:ligatures w14:val="none"/>
+              </w:rPr>
+            </w:pPr>
+            <w:r>
+              <w:rPr>
+                <w:rFonts w:ascii="Helvetica" w:eastAsia="Times New Roman" w:hAnsi="Helvetica" w:cs="Times New Roman"/>
+                <w:b/>
+                <w:bCs/>
+                <w:color w:val="000000" w:themeColor="text1"/>
+                <w:kern w:val="0"/>
+                <w:lang w:eastAsia="en-GB"/>
+                <w14:ligatures w14:val="none"/>
+              </w:rPr>
+              <w:t>Risk</w:t>
+            </w:r>
+          </w:p>
+        </w:tc>
+        <w:tc>
+          <w:tcPr>
+            <w:tcW w:w="3005" w:type="dxa"/>
+          </w:tcPr>
+          <w:p>
+            <w:pPr>
+              <w:spacing w:before="100" w:beforeAutospacing="1" w:after="100" w:afterAutospacing="1"/>
+              <w:jc w:val="both"/>
+              <w:outlineLvl w:val="1"/>
+              <w:rPr>
+                <w:rFonts w:ascii="Helvetica" w:eastAsia="Times New Roman" w:hAnsi="Helvetica" w:cs="Times New Roman"/>
+                <w:b/>
+                <w:bCs/>
+                <w:color w:val="000000" w:themeColor="text1"/>
+                <w:kern w:val="0"/>
+                <w:lang w:eastAsia="en-GB"/>
+                <w14:ligatures w14:val="none"/>
+              </w:rPr>
+            </w:pPr>
+            <w:r>
+              <w:rPr>
+                <w:rFonts w:ascii="Helvetica" w:eastAsia="Times New Roman" w:hAnsi="Helvetica" w:cs="Times New Roman"/>
+                <w:b/>
+                <w:bCs/>
+                <w:color w:val="000000" w:themeColor="text1"/>
+                <w:kern w:val="0"/>
+                <w:lang w:eastAsia="en-GB"/>
+                <w14:ligatures w14:val="none"/>
+              </w:rPr>
+              <w:t>Impact</w:t>
+            </w:r>
+          </w:p>
+        </w:tc>
+        <w:tc>
+          <w:tcPr>
+            <w:tcW w:w="3006" w:type="dxa"/>
+          </w:tcPr>
+          <w:p>
+            <w:pPr>
+              <w:spacing w:before="100" w:beforeAutospacing="1" w:after="100" w:afterAutospacing="1"/>
+              <w:jc w:val="both"/>
+              <w:outlineLvl w:val="1"/>
+              <w:rPr>
+                <w:rFonts w:ascii="Helvetica" w:eastAsia="Times New Roman" w:hAnsi="Helvetica" w:cs="Times New Roman"/>
+                <w:b/>
+                <w:bCs/>
+                <w:color w:val="000000" w:themeColor="text1"/>
+                <w:kern w:val="0"/>
+                <w:lang w:eastAsia="en-GB"/>
+                <w14:ligatures w14:val="none"/>
+              </w:rPr>
+            </w:pPr>
+            <w:r>
+              <w:rPr>
+                <w:rFonts w:ascii="Helvetica" w:eastAsia="Times New Roman" w:hAnsi="Helvetica" w:cs="Times New Roman"/>
+                <w:b/>
+                <w:bCs/>
+                <w:color w:val="000000" w:themeColor="text1"/>
+                <w:kern w:val="0"/>
+                <w:lang w:eastAsia="en-GB"/>
+                <w14:ligatures w14:val="none"/>
+              </w:rPr>
+              <w:t>Mitigation</w:t>
+            </w:r>
+          </w:p>
+        </w:tc>
+      </w:tr>
+      <w:tr>
+        <w:tc>
+          <w:tcPr>
+            <w:tcW w:w="3005" w:type="dxa"/>
+          </w:tcPr>
+          <w:p>
+            <w:pPr>
+              <w:spacing w:before="100" w:beforeAutospacing="1" w:after="100" w:afterAutospacing="1"/>
+              <w:jc w:val="both"/>
+              <w:outlineLvl w:val="1"/>
+              <w:rPr>
+                <w:rFonts w:ascii="Helvetica" w:eastAsia="Times New Roman" w:hAnsi="Helvetica" w:cs="Times New Roman"/>
+                <w:color w:val="000000" w:themeColor="text1"/>
+                <w:kern w:val="0"/>
+                <w:lang w:eastAsia="en-GB"/>
+                <w14:ligatures w14:val="none"/>
+              </w:rPr>
+            </w:pPr>
+            <w:r>
+              <w:rPr>
+                <w:rFonts w:ascii="Helvetica" w:eastAsia="Times New Roman" w:hAnsi="Helvetica" w:cs="Times New Roman"/>
+                <w:color w:val="000000" w:themeColor="text1"/>
+                <w:kern w:val="0"/>
+                <w:lang w:eastAsia="en-GB"/>
+                <w14:ligatures w14:val="none"/>
+              </w:rPr>
+              <w:t xml:space="preserve">Unclear requirements </w:t>
+            </w:r>
+          </w:p>
+        </w:tc>
+        <w:tc>
+          <w:tcPr>
+            <w:tcW w:w="3005" w:type="dxa"/>
+          </w:tcPr>
+          <w:p>
+            <w:pPr>
+              <w:spacing w:before="100" w:beforeAutospacing="1" w:after="100" w:afterAutospacing="1"/>
+              <w:jc w:val="both"/>
+              <w:outlineLvl w:val="1"/>
+              <w:rPr>
+                <w:rFonts w:ascii="Helvetica" w:eastAsia="Times New Roman" w:hAnsi="Helvetica" w:cs="Times New Roman"/>
+                <w:color w:val="000000" w:themeColor="text1"/>
+                <w:kern w:val="0"/>
+                <w:lang w:eastAsia="en-GB"/>
+                <w14:ligatures w14:val="none"/>
+              </w:rPr>
+            </w:pPr>
+            <w:r>
+              <w:rPr>
+                <w:rFonts w:ascii="Helvetica" w:eastAsia="Times New Roman" w:hAnsi="Helvetica" w:cs="Times New Roman"/>
+                <w:color w:val="000000" w:themeColor="text1"/>
+                <w:kern w:val="0"/>
+                <w:lang w:eastAsia="en-GB"/>
+                <w14:ligatures w14:val="none"/>
+              </w:rPr>
+              <w:t>High</w:t>
+            </w:r>
+          </w:p>
+        </w:tc>
+        <w:tc>
+          <w:tcPr>
+            <w:tcW w:w="3006" w:type="dxa"/>
+          </w:tcPr>
+          <w:p>
+            <w:pPr>
+              <w:spacing w:before="100" w:beforeAutospacing="1" w:after="100" w:afterAutospacing="1"/>
+              <w:jc w:val="both"/>
+              <w:outlineLvl w:val="1"/>
+              <w:rPr>
+                <w:rFonts w:ascii="Helvetica" w:eastAsia="Times New Roman" w:hAnsi="Helvetica" w:cs="Times New Roman"/>
+                <w:color w:val="000000" w:themeColor="text1"/>
+                <w:kern w:val="0"/>
+                <w:lang w:eastAsia="en-GB"/>
+                <w14:ligatures w14:val="none"/>
+              </w:rPr>
+            </w:pPr>
+            <w:r>
+              <w:rPr>
+                <w:rFonts w:ascii="Helvetica" w:eastAsia="Times New Roman" w:hAnsi="Helvetica" w:cs="Times New Roman"/>
+                <w:color w:val="000000" w:themeColor="text1"/>
+                <w:kern w:val="0"/>
+                <w:lang w:eastAsia="en-GB"/>
+                <w14:ligatures w14:val="none"/>
+              </w:rPr>
+              <w:t>Early review of user stories</w:t>
+            </w:r>
+          </w:p>
+        </w:tc>
+      </w:tr>
+      <w:tr>
+        <w:tc>
+          <w:tcPr>
+            <w:tcW w:w="3005" w:type="dxa"/>
+          </w:tcPr>
+          <w:p>
+            <w:pPr>
+              <w:spacing w:before="100" w:beforeAutospacing="1" w:after="100" w:afterAutospacing="1"/>
+              <w:jc w:val="both"/>
+              <w:outlineLvl w:val="1"/>
+              <w:rPr>
+                <w:rFonts w:ascii="Helvetica" w:eastAsia="Times New Roman" w:hAnsi="Helvetica" w:cs="Times New Roman"/>
+                <w:color w:val="000000" w:themeColor="text1"/>
+                <w:kern w:val="0"/>
+                <w:lang w:eastAsia="en-GB"/>
+                <w14:ligatures w14:val="none"/>
+              </w:rPr>
+            </w:pPr>
+            <w:r>
+              <w:rPr>
+                <w:rFonts w:ascii="Helvetica" w:eastAsia="Times New Roman" w:hAnsi="Helvetica" w:cs="Times New Roman"/>
+                <w:color w:val="000000" w:themeColor="text1"/>
+                <w:kern w:val="0"/>
+                <w:lang w:eastAsia="en-GB"/>
+                <w14:ligatures w14:val="none"/>
+              </w:rPr>
+              <w:t>Limited Time</w:t>
+            </w:r>
+          </w:p>
+        </w:tc>
+        <w:tc>
+          <w:tcPr>
+            <w:tcW w:w="3005" w:type="dxa"/>
+          </w:tcPr>
+          <w:p>
+            <w:pPr>
+              <w:spacing w:before="100" w:beforeAutospacing="1" w:after="100" w:afterAutospacing="1"/>
+              <w:jc w:val="both"/>
+              <w:outlineLvl w:val="1"/>
+              <w:rPr>
+                <w:rFonts w:ascii="Helvetica" w:eastAsia="Times New Roman" w:hAnsi="Helvetica" w:cs="Times New Roman"/>
+                <w:color w:val="000000" w:themeColor="text1"/>
+                <w:kern w:val="0"/>
+                <w:lang w:eastAsia="en-GB"/>
+                <w14:ligatures w14:val="none"/>
+              </w:rPr>
+            </w:pPr>
+            <w:r>
+              <w:rPr>
+                <w:rFonts w:ascii="Helvetica" w:eastAsia="Times New Roman" w:hAnsi="Helvetica" w:cs="Times New Roman"/>
+                <w:color w:val="000000" w:themeColor="text1"/>
+                <w:kern w:val="0"/>
+                <w:lang w:eastAsia="en-GB"/>
+                <w14:ligatures w14:val="none"/>
+              </w:rPr>
+              <w:t>Medium</w:t>
+            </w:r>
+          </w:p>
+        </w:tc>
+        <w:tc>
+          <w:tcPr>
+            <w:tcW w:w="3006" w:type="dxa"/>
+          </w:tcPr>
+          <w:p>
+            <w:pPr>
+              <w:spacing w:before="100" w:beforeAutospacing="1" w:after="100" w:afterAutospacing="1"/>
+              <w:jc w:val="both"/>
+              <w:outlineLvl w:val="1"/>
+              <w:rPr>
+                <w:rFonts w:ascii="Helvetica" w:eastAsia="Times New Roman" w:hAnsi="Helvetica" w:cs="Times New Roman"/>
+                <w:color w:val="000000" w:themeColor="text1"/>
+                <w:kern w:val="0"/>
+                <w:lang w:eastAsia="en-GB"/>
+                <w14:ligatures w14:val="none"/>
+              </w:rPr>
+            </w:pPr>
+            <w:r>
+              <w:rPr>
+                <w:rFonts w:ascii="Helvetica" w:eastAsia="Times New Roman" w:hAnsi="Helvetica" w:cs="Times New Roman"/>
+                <w:color w:val="000000" w:themeColor="text1"/>
+                <w:kern w:val="0"/>
+                <w:lang w:eastAsia="en-GB"/>
+                <w14:ligatures w14:val="none"/>
+              </w:rPr>
+              <w:t>Prioritised Testing</w:t>
+            </w:r>
+          </w:p>
+        </w:tc>
+      </w:tr>
+    </w:tbl>
+    <w:p>
+      <w:pPr>
+        <w:jc w:val="both"/>
+        <w:rPr>
+          <w:rFonts w:ascii="Helvetica" w:hAnsi="Helvetica"/>
+          <w:color w:val="000000" w:themeColor="text1"/>
+        </w:rPr>
+      </w:pPr>
+    </w:p>
     <w:sectPr>
       <w:pgSz w:w="11906" w:h="16838"/>
       <w:pgMar w:top="1440" w:right="1440" w:bottom="1440" w:left="1440" w:header="708" w:footer="708" w:gutter="0"/>
@@ -11,6 +2459,1987 @@
     </w:sectPr>
   </w:body>
 </w:document>
+</file>
+
+<file path=word/numbering.xml><?xml version="1.0" encoding="utf-8"?>
+<w:numbering xmlns:wpc="http://schemas.microsoft.com/office/word/2010/wordprocessingCanvas" xmlns:cx="http://schemas.microsoft.com/office/drawing/2014/chartex" xmlns:cx1="http://schemas.microsoft.com/office/drawing/2015/9/8/chartex" xmlns:cx2="http://schemas.microsoft.com/office/drawing/2015/10/21/chartex" xmlns:cx3="http://schemas.microsoft.com/office/drawing/2016/5/9/chartex" xmlns:cx4="http://schemas.microsoft.com/office/drawing/2016/5/10/chartex" xmlns:cx5="http://schemas.microsoft.com/office/drawing/2016/5/11/chartex" xmlns:cx6="http://schemas.microsoft.com/office/drawing/2016/5/12/chartex" xmlns:cx7="http://schemas.microsoft.com/office/drawing/2016/5/13/chartex" xmlns:cx8="http://schemas.microsoft.com/office/drawing/2016/5/14/chartex" xmlns:mc="http://schemas.openxmlformats.org/markup-compatibility/2006" xmlns:aink="http://schemas.microsoft.com/office/drawing/2016/ink" xmlns:am3d="http://schemas.microsoft.com/office/drawing/2017/model3d" xmlns:o="urn:schemas-microsoft-com:office:office" xmlns:oel="http://schemas.microsoft.com/office/2019/extlst" xmlns:r="http://schemas.openxmlformats.org/officeDocument/2006/relationships" xmlns:m="http://schemas.openxmlformats.org/officeDocument/2006/math" xmlns:v="urn:schemas-microsoft-com:vml" xmlns:wp14="http://schemas.microsoft.com/office/word/2010/wordprocessingDrawing" xmlns:wp="http://schemas.openxmlformats.org/drawingml/2006/wordprocessingDrawing" xmlns:w10="urn:schemas-microsoft-com:office:word" xmlns:w="http://schemas.openxmlformats.org/wordprocessingml/2006/main" xmlns:w14="http://schemas.microsoft.com/office/word/2010/wordml" xmlns:w15="http://schemas.microsoft.com/office/word/2012/wordml" xmlns:w16cex="http://schemas.microsoft.com/office/word/2018/wordml/cex" xmlns:w16cid="http://schemas.microsoft.com/office/word/2016/wordml/cid" xmlns:w16="http://schemas.microsoft.com/office/word/2018/wordml" xmlns:w16du="http://schemas.microsoft.com/office/word/2023/wordml/word16du" xmlns:w16sdtdh="http://schemas.microsoft.com/office/word/2020/wordml/sdtdatahash" xmlns:w16sdtfl="http://schemas.microsoft.com/office/word/2024/wordml/sdtformatlock" xmlns:w16se="http://schemas.microsoft.com/office/word/2015/wordml/symex" xmlns:wpg="http://schemas.microsoft.com/office/word/2010/wordprocessingGroup" xmlns:wpi="http://schemas.microsoft.com/office/word/2010/wordprocessingInk" xmlns:wne="http://schemas.microsoft.com/office/word/2006/wordml" xmlns:wps="http://schemas.microsoft.com/office/word/2010/wordprocessingShape" mc:Ignorable="w14 w15 w16se w16cid w16 w16cex w16sdtdh w16sdtfl w16du wp14">
+  <w:abstractNum w:abstractNumId="0" w15:restartNumberingAfterBreak="0">
+    <w:nsid w:val="19D660CD"/>
+    <w:multiLevelType w:val="multilevel"/>
+    <w:tmpl w:val="CAF84B74"/>
+    <w:lvl w:ilvl="0">
+      <w:start w:val="1"/>
+      <w:numFmt w:val="bullet"/>
+      <w:lvlText w:val=""/>
+      <w:lvlJc w:val="left"/>
+      <w:pPr>
+        <w:tabs>
+          <w:tab w:val="num" w:pos="720"/>
+        </w:tabs>
+        <w:ind w:left="720" w:hanging="360"/>
+      </w:pPr>
+      <w:rPr>
+        <w:rFonts w:ascii="Symbol" w:hAnsi="Symbol" w:hint="default"/>
+        <w:sz w:val="20"/>
+      </w:rPr>
+    </w:lvl>
+    <w:lvl w:ilvl="1" w:tentative="1">
+      <w:start w:val="1"/>
+      <w:numFmt w:val="bullet"/>
+      <w:lvlText w:val="o"/>
+      <w:lvlJc w:val="left"/>
+      <w:pPr>
+        <w:tabs>
+          <w:tab w:val="num" w:pos="1440"/>
+        </w:tabs>
+        <w:ind w:left="1440" w:hanging="360"/>
+      </w:pPr>
+      <w:rPr>
+        <w:rFonts w:ascii="Courier New" w:hAnsi="Courier New" w:hint="default"/>
+        <w:sz w:val="20"/>
+      </w:rPr>
+    </w:lvl>
+    <w:lvl w:ilvl="2" w:tentative="1">
+      <w:start w:val="1"/>
+      <w:numFmt w:val="bullet"/>
+      <w:lvlText w:val=""/>
+      <w:lvlJc w:val="left"/>
+      <w:pPr>
+        <w:tabs>
+          <w:tab w:val="num" w:pos="2160"/>
+        </w:tabs>
+        <w:ind w:left="2160" w:hanging="360"/>
+      </w:pPr>
+      <w:rPr>
+        <w:rFonts w:ascii="Wingdings" w:hAnsi="Wingdings" w:hint="default"/>
+        <w:sz w:val="20"/>
+      </w:rPr>
+    </w:lvl>
+    <w:lvl w:ilvl="3" w:tentative="1">
+      <w:start w:val="1"/>
+      <w:numFmt w:val="bullet"/>
+      <w:lvlText w:val=""/>
+      <w:lvlJc w:val="left"/>
+      <w:pPr>
+        <w:tabs>
+          <w:tab w:val="num" w:pos="2880"/>
+        </w:tabs>
+        <w:ind w:left="2880" w:hanging="360"/>
+      </w:pPr>
+      <w:rPr>
+        <w:rFonts w:ascii="Wingdings" w:hAnsi="Wingdings" w:hint="default"/>
+        <w:sz w:val="20"/>
+      </w:rPr>
+    </w:lvl>
+    <w:lvl w:ilvl="4" w:tentative="1">
+      <w:start w:val="1"/>
+      <w:numFmt w:val="bullet"/>
+      <w:lvlText w:val=""/>
+      <w:lvlJc w:val="left"/>
+      <w:pPr>
+        <w:tabs>
+          <w:tab w:val="num" w:pos="3600"/>
+        </w:tabs>
+        <w:ind w:left="3600" w:hanging="360"/>
+      </w:pPr>
+      <w:rPr>
+        <w:rFonts w:ascii="Wingdings" w:hAnsi="Wingdings" w:hint="default"/>
+        <w:sz w:val="20"/>
+      </w:rPr>
+    </w:lvl>
+    <w:lvl w:ilvl="5" w:tentative="1">
+      <w:start w:val="1"/>
+      <w:numFmt w:val="bullet"/>
+      <w:lvlText w:val=""/>
+      <w:lvlJc w:val="left"/>
+      <w:pPr>
+        <w:tabs>
+          <w:tab w:val="num" w:pos="4320"/>
+        </w:tabs>
+        <w:ind w:left="4320" w:hanging="360"/>
+      </w:pPr>
+      <w:rPr>
+        <w:rFonts w:ascii="Wingdings" w:hAnsi="Wingdings" w:hint="default"/>
+        <w:sz w:val="20"/>
+      </w:rPr>
+    </w:lvl>
+    <w:lvl w:ilvl="6" w:tentative="1">
+      <w:start w:val="1"/>
+      <w:numFmt w:val="bullet"/>
+      <w:lvlText w:val=""/>
+      <w:lvlJc w:val="left"/>
+      <w:pPr>
+        <w:tabs>
+          <w:tab w:val="num" w:pos="5040"/>
+        </w:tabs>
+        <w:ind w:left="5040" w:hanging="360"/>
+      </w:pPr>
+      <w:rPr>
+        <w:rFonts w:ascii="Wingdings" w:hAnsi="Wingdings" w:hint="default"/>
+        <w:sz w:val="20"/>
+      </w:rPr>
+    </w:lvl>
+    <w:lvl w:ilvl="7" w:tentative="1">
+      <w:start w:val="1"/>
+      <w:numFmt w:val="bullet"/>
+      <w:lvlText w:val=""/>
+      <w:lvlJc w:val="left"/>
+      <w:pPr>
+        <w:tabs>
+          <w:tab w:val="num" w:pos="5760"/>
+        </w:tabs>
+        <w:ind w:left="5760" w:hanging="360"/>
+      </w:pPr>
+      <w:rPr>
+        <w:rFonts w:ascii="Wingdings" w:hAnsi="Wingdings" w:hint="default"/>
+        <w:sz w:val="20"/>
+      </w:rPr>
+    </w:lvl>
+    <w:lvl w:ilvl="8" w:tentative="1">
+      <w:start w:val="1"/>
+      <w:numFmt w:val="bullet"/>
+      <w:lvlText w:val=""/>
+      <w:lvlJc w:val="left"/>
+      <w:pPr>
+        <w:tabs>
+          <w:tab w:val="num" w:pos="6480"/>
+        </w:tabs>
+        <w:ind w:left="6480" w:hanging="360"/>
+      </w:pPr>
+      <w:rPr>
+        <w:rFonts w:ascii="Wingdings" w:hAnsi="Wingdings" w:hint="default"/>
+        <w:sz w:val="20"/>
+      </w:rPr>
+    </w:lvl>
+  </w:abstractNum>
+  <w:abstractNum w:abstractNumId="1" w15:restartNumberingAfterBreak="0">
+    <w:nsid w:val="1A804961"/>
+    <w:multiLevelType w:val="multilevel"/>
+    <w:tmpl w:val="A9A4ABCA"/>
+    <w:lvl w:ilvl="0">
+      <w:start w:val="1"/>
+      <w:numFmt w:val="bullet"/>
+      <w:lvlText w:val=""/>
+      <w:lvlJc w:val="left"/>
+      <w:pPr>
+        <w:tabs>
+          <w:tab w:val="num" w:pos="720"/>
+        </w:tabs>
+        <w:ind w:left="720" w:hanging="360"/>
+      </w:pPr>
+      <w:rPr>
+        <w:rFonts w:ascii="Symbol" w:hAnsi="Symbol" w:hint="default"/>
+        <w:sz w:val="20"/>
+      </w:rPr>
+    </w:lvl>
+    <w:lvl w:ilvl="1" w:tentative="1">
+      <w:start w:val="1"/>
+      <w:numFmt w:val="bullet"/>
+      <w:lvlText w:val="o"/>
+      <w:lvlJc w:val="left"/>
+      <w:pPr>
+        <w:tabs>
+          <w:tab w:val="num" w:pos="1440"/>
+        </w:tabs>
+        <w:ind w:left="1440" w:hanging="360"/>
+      </w:pPr>
+      <w:rPr>
+        <w:rFonts w:ascii="Courier New" w:hAnsi="Courier New" w:hint="default"/>
+        <w:sz w:val="20"/>
+      </w:rPr>
+    </w:lvl>
+    <w:lvl w:ilvl="2" w:tentative="1">
+      <w:start w:val="1"/>
+      <w:numFmt w:val="bullet"/>
+      <w:lvlText w:val=""/>
+      <w:lvlJc w:val="left"/>
+      <w:pPr>
+        <w:tabs>
+          <w:tab w:val="num" w:pos="2160"/>
+        </w:tabs>
+        <w:ind w:left="2160" w:hanging="360"/>
+      </w:pPr>
+      <w:rPr>
+        <w:rFonts w:ascii="Wingdings" w:hAnsi="Wingdings" w:hint="default"/>
+        <w:sz w:val="20"/>
+      </w:rPr>
+    </w:lvl>
+    <w:lvl w:ilvl="3" w:tentative="1">
+      <w:start w:val="1"/>
+      <w:numFmt w:val="bullet"/>
+      <w:lvlText w:val=""/>
+      <w:lvlJc w:val="left"/>
+      <w:pPr>
+        <w:tabs>
+          <w:tab w:val="num" w:pos="2880"/>
+        </w:tabs>
+        <w:ind w:left="2880" w:hanging="360"/>
+      </w:pPr>
+      <w:rPr>
+        <w:rFonts w:ascii="Wingdings" w:hAnsi="Wingdings" w:hint="default"/>
+        <w:sz w:val="20"/>
+      </w:rPr>
+    </w:lvl>
+    <w:lvl w:ilvl="4" w:tentative="1">
+      <w:start w:val="1"/>
+      <w:numFmt w:val="bullet"/>
+      <w:lvlText w:val=""/>
+      <w:lvlJc w:val="left"/>
+      <w:pPr>
+        <w:tabs>
+          <w:tab w:val="num" w:pos="3600"/>
+        </w:tabs>
+        <w:ind w:left="3600" w:hanging="360"/>
+      </w:pPr>
+      <w:rPr>
+        <w:rFonts w:ascii="Wingdings" w:hAnsi="Wingdings" w:hint="default"/>
+        <w:sz w:val="20"/>
+      </w:rPr>
+    </w:lvl>
+    <w:lvl w:ilvl="5" w:tentative="1">
+      <w:start w:val="1"/>
+      <w:numFmt w:val="bullet"/>
+      <w:lvlText w:val=""/>
+      <w:lvlJc w:val="left"/>
+      <w:pPr>
+        <w:tabs>
+          <w:tab w:val="num" w:pos="4320"/>
+        </w:tabs>
+        <w:ind w:left="4320" w:hanging="360"/>
+      </w:pPr>
+      <w:rPr>
+        <w:rFonts w:ascii="Wingdings" w:hAnsi="Wingdings" w:hint="default"/>
+        <w:sz w:val="20"/>
+      </w:rPr>
+    </w:lvl>
+    <w:lvl w:ilvl="6" w:tentative="1">
+      <w:start w:val="1"/>
+      <w:numFmt w:val="bullet"/>
+      <w:lvlText w:val=""/>
+      <w:lvlJc w:val="left"/>
+      <w:pPr>
+        <w:tabs>
+          <w:tab w:val="num" w:pos="5040"/>
+        </w:tabs>
+        <w:ind w:left="5040" w:hanging="360"/>
+      </w:pPr>
+      <w:rPr>
+        <w:rFonts w:ascii="Wingdings" w:hAnsi="Wingdings" w:hint="default"/>
+        <w:sz w:val="20"/>
+      </w:rPr>
+    </w:lvl>
+    <w:lvl w:ilvl="7" w:tentative="1">
+      <w:start w:val="1"/>
+      <w:numFmt w:val="bullet"/>
+      <w:lvlText w:val=""/>
+      <w:lvlJc w:val="left"/>
+      <w:pPr>
+        <w:tabs>
+          <w:tab w:val="num" w:pos="5760"/>
+        </w:tabs>
+        <w:ind w:left="5760" w:hanging="360"/>
+      </w:pPr>
+      <w:rPr>
+        <w:rFonts w:ascii="Wingdings" w:hAnsi="Wingdings" w:hint="default"/>
+        <w:sz w:val="20"/>
+      </w:rPr>
+    </w:lvl>
+    <w:lvl w:ilvl="8" w:tentative="1">
+      <w:start w:val="1"/>
+      <w:numFmt w:val="bullet"/>
+      <w:lvlText w:val=""/>
+      <w:lvlJc w:val="left"/>
+      <w:pPr>
+        <w:tabs>
+          <w:tab w:val="num" w:pos="6480"/>
+        </w:tabs>
+        <w:ind w:left="6480" w:hanging="360"/>
+      </w:pPr>
+      <w:rPr>
+        <w:rFonts w:ascii="Wingdings" w:hAnsi="Wingdings" w:hint="default"/>
+        <w:sz w:val="20"/>
+      </w:rPr>
+    </w:lvl>
+  </w:abstractNum>
+  <w:abstractNum w:abstractNumId="2" w15:restartNumberingAfterBreak="0">
+    <w:nsid w:val="1BE560A6"/>
+    <w:multiLevelType w:val="multilevel"/>
+    <w:tmpl w:val="044AEFE4"/>
+    <w:lvl w:ilvl="0">
+      <w:start w:val="1"/>
+      <w:numFmt w:val="bullet"/>
+      <w:lvlText w:val=""/>
+      <w:lvlJc w:val="left"/>
+      <w:pPr>
+        <w:tabs>
+          <w:tab w:val="num" w:pos="720"/>
+        </w:tabs>
+        <w:ind w:left="720" w:hanging="360"/>
+      </w:pPr>
+      <w:rPr>
+        <w:rFonts w:ascii="Symbol" w:hAnsi="Symbol" w:hint="default"/>
+        <w:sz w:val="20"/>
+      </w:rPr>
+    </w:lvl>
+    <w:lvl w:ilvl="1" w:tentative="1">
+      <w:start w:val="1"/>
+      <w:numFmt w:val="bullet"/>
+      <w:lvlText w:val="o"/>
+      <w:lvlJc w:val="left"/>
+      <w:pPr>
+        <w:tabs>
+          <w:tab w:val="num" w:pos="1440"/>
+        </w:tabs>
+        <w:ind w:left="1440" w:hanging="360"/>
+      </w:pPr>
+      <w:rPr>
+        <w:rFonts w:ascii="Courier New" w:hAnsi="Courier New" w:hint="default"/>
+        <w:sz w:val="20"/>
+      </w:rPr>
+    </w:lvl>
+    <w:lvl w:ilvl="2" w:tentative="1">
+      <w:start w:val="1"/>
+      <w:numFmt w:val="bullet"/>
+      <w:lvlText w:val=""/>
+      <w:lvlJc w:val="left"/>
+      <w:pPr>
+        <w:tabs>
+          <w:tab w:val="num" w:pos="2160"/>
+        </w:tabs>
+        <w:ind w:left="2160" w:hanging="360"/>
+      </w:pPr>
+      <w:rPr>
+        <w:rFonts w:ascii="Wingdings" w:hAnsi="Wingdings" w:hint="default"/>
+        <w:sz w:val="20"/>
+      </w:rPr>
+    </w:lvl>
+    <w:lvl w:ilvl="3" w:tentative="1">
+      <w:start w:val="1"/>
+      <w:numFmt w:val="bullet"/>
+      <w:lvlText w:val=""/>
+      <w:lvlJc w:val="left"/>
+      <w:pPr>
+        <w:tabs>
+          <w:tab w:val="num" w:pos="2880"/>
+        </w:tabs>
+        <w:ind w:left="2880" w:hanging="360"/>
+      </w:pPr>
+      <w:rPr>
+        <w:rFonts w:ascii="Wingdings" w:hAnsi="Wingdings" w:hint="default"/>
+        <w:sz w:val="20"/>
+      </w:rPr>
+    </w:lvl>
+    <w:lvl w:ilvl="4" w:tentative="1">
+      <w:start w:val="1"/>
+      <w:numFmt w:val="bullet"/>
+      <w:lvlText w:val=""/>
+      <w:lvlJc w:val="left"/>
+      <w:pPr>
+        <w:tabs>
+          <w:tab w:val="num" w:pos="3600"/>
+        </w:tabs>
+        <w:ind w:left="3600" w:hanging="360"/>
+      </w:pPr>
+      <w:rPr>
+        <w:rFonts w:ascii="Wingdings" w:hAnsi="Wingdings" w:hint="default"/>
+        <w:sz w:val="20"/>
+      </w:rPr>
+    </w:lvl>
+    <w:lvl w:ilvl="5" w:tentative="1">
+      <w:start w:val="1"/>
+      <w:numFmt w:val="bullet"/>
+      <w:lvlText w:val=""/>
+      <w:lvlJc w:val="left"/>
+      <w:pPr>
+        <w:tabs>
+          <w:tab w:val="num" w:pos="4320"/>
+        </w:tabs>
+        <w:ind w:left="4320" w:hanging="360"/>
+      </w:pPr>
+      <w:rPr>
+        <w:rFonts w:ascii="Wingdings" w:hAnsi="Wingdings" w:hint="default"/>
+        <w:sz w:val="20"/>
+      </w:rPr>
+    </w:lvl>
+    <w:lvl w:ilvl="6" w:tentative="1">
+      <w:start w:val="1"/>
+      <w:numFmt w:val="bullet"/>
+      <w:lvlText w:val=""/>
+      <w:lvlJc w:val="left"/>
+      <w:pPr>
+        <w:tabs>
+          <w:tab w:val="num" w:pos="5040"/>
+        </w:tabs>
+        <w:ind w:left="5040" w:hanging="360"/>
+      </w:pPr>
+      <w:rPr>
+        <w:rFonts w:ascii="Wingdings" w:hAnsi="Wingdings" w:hint="default"/>
+        <w:sz w:val="20"/>
+      </w:rPr>
+    </w:lvl>
+    <w:lvl w:ilvl="7" w:tentative="1">
+      <w:start w:val="1"/>
+      <w:numFmt w:val="bullet"/>
+      <w:lvlText w:val=""/>
+      <w:lvlJc w:val="left"/>
+      <w:pPr>
+        <w:tabs>
+          <w:tab w:val="num" w:pos="5760"/>
+        </w:tabs>
+        <w:ind w:left="5760" w:hanging="360"/>
+      </w:pPr>
+      <w:rPr>
+        <w:rFonts w:ascii="Wingdings" w:hAnsi="Wingdings" w:hint="default"/>
+        <w:sz w:val="20"/>
+      </w:rPr>
+    </w:lvl>
+    <w:lvl w:ilvl="8" w:tentative="1">
+      <w:start w:val="1"/>
+      <w:numFmt w:val="bullet"/>
+      <w:lvlText w:val=""/>
+      <w:lvlJc w:val="left"/>
+      <w:pPr>
+        <w:tabs>
+          <w:tab w:val="num" w:pos="6480"/>
+        </w:tabs>
+        <w:ind w:left="6480" w:hanging="360"/>
+      </w:pPr>
+      <w:rPr>
+        <w:rFonts w:ascii="Wingdings" w:hAnsi="Wingdings" w:hint="default"/>
+        <w:sz w:val="20"/>
+      </w:rPr>
+    </w:lvl>
+  </w:abstractNum>
+  <w:abstractNum w:abstractNumId="3" w15:restartNumberingAfterBreak="0">
+    <w:nsid w:val="20650DC4"/>
+    <w:multiLevelType w:val="multilevel"/>
+    <w:tmpl w:val="A72234BA"/>
+    <w:lvl w:ilvl="0">
+      <w:start w:val="1"/>
+      <w:numFmt w:val="bullet"/>
+      <w:lvlText w:val=""/>
+      <w:lvlJc w:val="left"/>
+      <w:pPr>
+        <w:tabs>
+          <w:tab w:val="num" w:pos="720"/>
+        </w:tabs>
+        <w:ind w:left="720" w:hanging="360"/>
+      </w:pPr>
+      <w:rPr>
+        <w:rFonts w:ascii="Symbol" w:hAnsi="Symbol" w:hint="default"/>
+        <w:sz w:val="20"/>
+      </w:rPr>
+    </w:lvl>
+    <w:lvl w:ilvl="1" w:tentative="1">
+      <w:start w:val="1"/>
+      <w:numFmt w:val="bullet"/>
+      <w:lvlText w:val="o"/>
+      <w:lvlJc w:val="left"/>
+      <w:pPr>
+        <w:tabs>
+          <w:tab w:val="num" w:pos="1440"/>
+        </w:tabs>
+        <w:ind w:left="1440" w:hanging="360"/>
+      </w:pPr>
+      <w:rPr>
+        <w:rFonts w:ascii="Courier New" w:hAnsi="Courier New" w:hint="default"/>
+        <w:sz w:val="20"/>
+      </w:rPr>
+    </w:lvl>
+    <w:lvl w:ilvl="2" w:tentative="1">
+      <w:start w:val="1"/>
+      <w:numFmt w:val="bullet"/>
+      <w:lvlText w:val=""/>
+      <w:lvlJc w:val="left"/>
+      <w:pPr>
+        <w:tabs>
+          <w:tab w:val="num" w:pos="2160"/>
+        </w:tabs>
+        <w:ind w:left="2160" w:hanging="360"/>
+      </w:pPr>
+      <w:rPr>
+        <w:rFonts w:ascii="Wingdings" w:hAnsi="Wingdings" w:hint="default"/>
+        <w:sz w:val="20"/>
+      </w:rPr>
+    </w:lvl>
+    <w:lvl w:ilvl="3" w:tentative="1">
+      <w:start w:val="1"/>
+      <w:numFmt w:val="bullet"/>
+      <w:lvlText w:val=""/>
+      <w:lvlJc w:val="left"/>
+      <w:pPr>
+        <w:tabs>
+          <w:tab w:val="num" w:pos="2880"/>
+        </w:tabs>
+        <w:ind w:left="2880" w:hanging="360"/>
+      </w:pPr>
+      <w:rPr>
+        <w:rFonts w:ascii="Wingdings" w:hAnsi="Wingdings" w:hint="default"/>
+        <w:sz w:val="20"/>
+      </w:rPr>
+    </w:lvl>
+    <w:lvl w:ilvl="4" w:tentative="1">
+      <w:start w:val="1"/>
+      <w:numFmt w:val="bullet"/>
+      <w:lvlText w:val=""/>
+      <w:lvlJc w:val="left"/>
+      <w:pPr>
+        <w:tabs>
+          <w:tab w:val="num" w:pos="3600"/>
+        </w:tabs>
+        <w:ind w:left="3600" w:hanging="360"/>
+      </w:pPr>
+      <w:rPr>
+        <w:rFonts w:ascii="Wingdings" w:hAnsi="Wingdings" w:hint="default"/>
+        <w:sz w:val="20"/>
+      </w:rPr>
+    </w:lvl>
+    <w:lvl w:ilvl="5" w:tentative="1">
+      <w:start w:val="1"/>
+      <w:numFmt w:val="bullet"/>
+      <w:lvlText w:val=""/>
+      <w:lvlJc w:val="left"/>
+      <w:pPr>
+        <w:tabs>
+          <w:tab w:val="num" w:pos="4320"/>
+        </w:tabs>
+        <w:ind w:left="4320" w:hanging="360"/>
+      </w:pPr>
+      <w:rPr>
+        <w:rFonts w:ascii="Wingdings" w:hAnsi="Wingdings" w:hint="default"/>
+        <w:sz w:val="20"/>
+      </w:rPr>
+    </w:lvl>
+    <w:lvl w:ilvl="6" w:tentative="1">
+      <w:start w:val="1"/>
+      <w:numFmt w:val="bullet"/>
+      <w:lvlText w:val=""/>
+      <w:lvlJc w:val="left"/>
+      <w:pPr>
+        <w:tabs>
+          <w:tab w:val="num" w:pos="5040"/>
+        </w:tabs>
+        <w:ind w:left="5040" w:hanging="360"/>
+      </w:pPr>
+      <w:rPr>
+        <w:rFonts w:ascii="Wingdings" w:hAnsi="Wingdings" w:hint="default"/>
+        <w:sz w:val="20"/>
+      </w:rPr>
+    </w:lvl>
+    <w:lvl w:ilvl="7" w:tentative="1">
+      <w:start w:val="1"/>
+      <w:numFmt w:val="bullet"/>
+      <w:lvlText w:val=""/>
+      <w:lvlJc w:val="left"/>
+      <w:pPr>
+        <w:tabs>
+          <w:tab w:val="num" w:pos="5760"/>
+        </w:tabs>
+        <w:ind w:left="5760" w:hanging="360"/>
+      </w:pPr>
+      <w:rPr>
+        <w:rFonts w:ascii="Wingdings" w:hAnsi="Wingdings" w:hint="default"/>
+        <w:sz w:val="20"/>
+      </w:rPr>
+    </w:lvl>
+    <w:lvl w:ilvl="8" w:tentative="1">
+      <w:start w:val="1"/>
+      <w:numFmt w:val="bullet"/>
+      <w:lvlText w:val=""/>
+      <w:lvlJc w:val="left"/>
+      <w:pPr>
+        <w:tabs>
+          <w:tab w:val="num" w:pos="6480"/>
+        </w:tabs>
+        <w:ind w:left="6480" w:hanging="360"/>
+      </w:pPr>
+      <w:rPr>
+        <w:rFonts w:ascii="Wingdings" w:hAnsi="Wingdings" w:hint="default"/>
+        <w:sz w:val="20"/>
+      </w:rPr>
+    </w:lvl>
+  </w:abstractNum>
+  <w:abstractNum w:abstractNumId="4" w15:restartNumberingAfterBreak="0">
+    <w:nsid w:val="4D0B51BB"/>
+    <w:multiLevelType w:val="multilevel"/>
+    <w:tmpl w:val="6354E410"/>
+    <w:lvl w:ilvl="0">
+      <w:start w:val="1"/>
+      <w:numFmt w:val="bullet"/>
+      <w:lvlText w:val=""/>
+      <w:lvlJc w:val="left"/>
+      <w:pPr>
+        <w:tabs>
+          <w:tab w:val="num" w:pos="720"/>
+        </w:tabs>
+        <w:ind w:left="720" w:hanging="360"/>
+      </w:pPr>
+      <w:rPr>
+        <w:rFonts w:ascii="Symbol" w:hAnsi="Symbol" w:hint="default"/>
+        <w:sz w:val="20"/>
+      </w:rPr>
+    </w:lvl>
+    <w:lvl w:ilvl="1" w:tentative="1">
+      <w:start w:val="1"/>
+      <w:numFmt w:val="bullet"/>
+      <w:lvlText w:val="o"/>
+      <w:lvlJc w:val="left"/>
+      <w:pPr>
+        <w:tabs>
+          <w:tab w:val="num" w:pos="1440"/>
+        </w:tabs>
+        <w:ind w:left="1440" w:hanging="360"/>
+      </w:pPr>
+      <w:rPr>
+        <w:rFonts w:ascii="Courier New" w:hAnsi="Courier New" w:hint="default"/>
+        <w:sz w:val="20"/>
+      </w:rPr>
+    </w:lvl>
+    <w:lvl w:ilvl="2" w:tentative="1">
+      <w:start w:val="1"/>
+      <w:numFmt w:val="bullet"/>
+      <w:lvlText w:val=""/>
+      <w:lvlJc w:val="left"/>
+      <w:pPr>
+        <w:tabs>
+          <w:tab w:val="num" w:pos="2160"/>
+        </w:tabs>
+        <w:ind w:left="2160" w:hanging="360"/>
+      </w:pPr>
+      <w:rPr>
+        <w:rFonts w:ascii="Wingdings" w:hAnsi="Wingdings" w:hint="default"/>
+        <w:sz w:val="20"/>
+      </w:rPr>
+    </w:lvl>
+    <w:lvl w:ilvl="3" w:tentative="1">
+      <w:start w:val="1"/>
+      <w:numFmt w:val="bullet"/>
+      <w:lvlText w:val=""/>
+      <w:lvlJc w:val="left"/>
+      <w:pPr>
+        <w:tabs>
+          <w:tab w:val="num" w:pos="2880"/>
+        </w:tabs>
+        <w:ind w:left="2880" w:hanging="360"/>
+      </w:pPr>
+      <w:rPr>
+        <w:rFonts w:ascii="Wingdings" w:hAnsi="Wingdings" w:hint="default"/>
+        <w:sz w:val="20"/>
+      </w:rPr>
+    </w:lvl>
+    <w:lvl w:ilvl="4" w:tentative="1">
+      <w:start w:val="1"/>
+      <w:numFmt w:val="bullet"/>
+      <w:lvlText w:val=""/>
+      <w:lvlJc w:val="left"/>
+      <w:pPr>
+        <w:tabs>
+          <w:tab w:val="num" w:pos="3600"/>
+        </w:tabs>
+        <w:ind w:left="3600" w:hanging="360"/>
+      </w:pPr>
+      <w:rPr>
+        <w:rFonts w:ascii="Wingdings" w:hAnsi="Wingdings" w:hint="default"/>
+        <w:sz w:val="20"/>
+      </w:rPr>
+    </w:lvl>
+    <w:lvl w:ilvl="5" w:tentative="1">
+      <w:start w:val="1"/>
+      <w:numFmt w:val="bullet"/>
+      <w:lvlText w:val=""/>
+      <w:lvlJc w:val="left"/>
+      <w:pPr>
+        <w:tabs>
+          <w:tab w:val="num" w:pos="4320"/>
+        </w:tabs>
+        <w:ind w:left="4320" w:hanging="360"/>
+      </w:pPr>
+      <w:rPr>
+        <w:rFonts w:ascii="Wingdings" w:hAnsi="Wingdings" w:hint="default"/>
+        <w:sz w:val="20"/>
+      </w:rPr>
+    </w:lvl>
+    <w:lvl w:ilvl="6" w:tentative="1">
+      <w:start w:val="1"/>
+      <w:numFmt w:val="bullet"/>
+      <w:lvlText w:val=""/>
+      <w:lvlJc w:val="left"/>
+      <w:pPr>
+        <w:tabs>
+          <w:tab w:val="num" w:pos="5040"/>
+        </w:tabs>
+        <w:ind w:left="5040" w:hanging="360"/>
+      </w:pPr>
+      <w:rPr>
+        <w:rFonts w:ascii="Wingdings" w:hAnsi="Wingdings" w:hint="default"/>
+        <w:sz w:val="20"/>
+      </w:rPr>
+    </w:lvl>
+    <w:lvl w:ilvl="7" w:tentative="1">
+      <w:start w:val="1"/>
+      <w:numFmt w:val="bullet"/>
+      <w:lvlText w:val=""/>
+      <w:lvlJc w:val="left"/>
+      <w:pPr>
+        <w:tabs>
+          <w:tab w:val="num" w:pos="5760"/>
+        </w:tabs>
+        <w:ind w:left="5760" w:hanging="360"/>
+      </w:pPr>
+      <w:rPr>
+        <w:rFonts w:ascii="Wingdings" w:hAnsi="Wingdings" w:hint="default"/>
+        <w:sz w:val="20"/>
+      </w:rPr>
+    </w:lvl>
+    <w:lvl w:ilvl="8" w:tentative="1">
+      <w:start w:val="1"/>
+      <w:numFmt w:val="bullet"/>
+      <w:lvlText w:val=""/>
+      <w:lvlJc w:val="left"/>
+      <w:pPr>
+        <w:tabs>
+          <w:tab w:val="num" w:pos="6480"/>
+        </w:tabs>
+        <w:ind w:left="6480" w:hanging="360"/>
+      </w:pPr>
+      <w:rPr>
+        <w:rFonts w:ascii="Wingdings" w:hAnsi="Wingdings" w:hint="default"/>
+        <w:sz w:val="20"/>
+      </w:rPr>
+    </w:lvl>
+  </w:abstractNum>
+  <w:abstractNum w:abstractNumId="5" w15:restartNumberingAfterBreak="0">
+    <w:nsid w:val="4E851B28"/>
+    <w:multiLevelType w:val="multilevel"/>
+    <w:tmpl w:val="28EA0CD4"/>
+    <w:lvl w:ilvl="0">
+      <w:start w:val="1"/>
+      <w:numFmt w:val="bullet"/>
+      <w:lvlText w:val=""/>
+      <w:lvlJc w:val="left"/>
+      <w:pPr>
+        <w:tabs>
+          <w:tab w:val="num" w:pos="720"/>
+        </w:tabs>
+        <w:ind w:left="720" w:hanging="360"/>
+      </w:pPr>
+      <w:rPr>
+        <w:rFonts w:ascii="Symbol" w:hAnsi="Symbol" w:hint="default"/>
+        <w:sz w:val="20"/>
+      </w:rPr>
+    </w:lvl>
+    <w:lvl w:ilvl="1" w:tentative="1">
+      <w:start w:val="1"/>
+      <w:numFmt w:val="bullet"/>
+      <w:lvlText w:val="o"/>
+      <w:lvlJc w:val="left"/>
+      <w:pPr>
+        <w:tabs>
+          <w:tab w:val="num" w:pos="1440"/>
+        </w:tabs>
+        <w:ind w:left="1440" w:hanging="360"/>
+      </w:pPr>
+      <w:rPr>
+        <w:rFonts w:ascii="Courier New" w:hAnsi="Courier New" w:hint="default"/>
+        <w:sz w:val="20"/>
+      </w:rPr>
+    </w:lvl>
+    <w:lvl w:ilvl="2" w:tentative="1">
+      <w:start w:val="1"/>
+      <w:numFmt w:val="bullet"/>
+      <w:lvlText w:val=""/>
+      <w:lvlJc w:val="left"/>
+      <w:pPr>
+        <w:tabs>
+          <w:tab w:val="num" w:pos="2160"/>
+        </w:tabs>
+        <w:ind w:left="2160" w:hanging="360"/>
+      </w:pPr>
+      <w:rPr>
+        <w:rFonts w:ascii="Wingdings" w:hAnsi="Wingdings" w:hint="default"/>
+        <w:sz w:val="20"/>
+      </w:rPr>
+    </w:lvl>
+    <w:lvl w:ilvl="3" w:tentative="1">
+      <w:start w:val="1"/>
+      <w:numFmt w:val="bullet"/>
+      <w:lvlText w:val=""/>
+      <w:lvlJc w:val="left"/>
+      <w:pPr>
+        <w:tabs>
+          <w:tab w:val="num" w:pos="2880"/>
+        </w:tabs>
+        <w:ind w:left="2880" w:hanging="360"/>
+      </w:pPr>
+      <w:rPr>
+        <w:rFonts w:ascii="Wingdings" w:hAnsi="Wingdings" w:hint="default"/>
+        <w:sz w:val="20"/>
+      </w:rPr>
+    </w:lvl>
+    <w:lvl w:ilvl="4" w:tentative="1">
+      <w:start w:val="1"/>
+      <w:numFmt w:val="bullet"/>
+      <w:lvlText w:val=""/>
+      <w:lvlJc w:val="left"/>
+      <w:pPr>
+        <w:tabs>
+          <w:tab w:val="num" w:pos="3600"/>
+        </w:tabs>
+        <w:ind w:left="3600" w:hanging="360"/>
+      </w:pPr>
+      <w:rPr>
+        <w:rFonts w:ascii="Wingdings" w:hAnsi="Wingdings" w:hint="default"/>
+        <w:sz w:val="20"/>
+      </w:rPr>
+    </w:lvl>
+    <w:lvl w:ilvl="5" w:tentative="1">
+      <w:start w:val="1"/>
+      <w:numFmt w:val="bullet"/>
+      <w:lvlText w:val=""/>
+      <w:lvlJc w:val="left"/>
+      <w:pPr>
+        <w:tabs>
+          <w:tab w:val="num" w:pos="4320"/>
+        </w:tabs>
+        <w:ind w:left="4320" w:hanging="360"/>
+      </w:pPr>
+      <w:rPr>
+        <w:rFonts w:ascii="Wingdings" w:hAnsi="Wingdings" w:hint="default"/>
+        <w:sz w:val="20"/>
+      </w:rPr>
+    </w:lvl>
+    <w:lvl w:ilvl="6" w:tentative="1">
+      <w:start w:val="1"/>
+      <w:numFmt w:val="bullet"/>
+      <w:lvlText w:val=""/>
+      <w:lvlJc w:val="left"/>
+      <w:pPr>
+        <w:tabs>
+          <w:tab w:val="num" w:pos="5040"/>
+        </w:tabs>
+        <w:ind w:left="5040" w:hanging="360"/>
+      </w:pPr>
+      <w:rPr>
+        <w:rFonts w:ascii="Wingdings" w:hAnsi="Wingdings" w:hint="default"/>
+        <w:sz w:val="20"/>
+      </w:rPr>
+    </w:lvl>
+    <w:lvl w:ilvl="7" w:tentative="1">
+      <w:start w:val="1"/>
+      <w:numFmt w:val="bullet"/>
+      <w:lvlText w:val=""/>
+      <w:lvlJc w:val="left"/>
+      <w:pPr>
+        <w:tabs>
+          <w:tab w:val="num" w:pos="5760"/>
+        </w:tabs>
+        <w:ind w:left="5760" w:hanging="360"/>
+      </w:pPr>
+      <w:rPr>
+        <w:rFonts w:ascii="Wingdings" w:hAnsi="Wingdings" w:hint="default"/>
+        <w:sz w:val="20"/>
+      </w:rPr>
+    </w:lvl>
+    <w:lvl w:ilvl="8" w:tentative="1">
+      <w:start w:val="1"/>
+      <w:numFmt w:val="bullet"/>
+      <w:lvlText w:val=""/>
+      <w:lvlJc w:val="left"/>
+      <w:pPr>
+        <w:tabs>
+          <w:tab w:val="num" w:pos="6480"/>
+        </w:tabs>
+        <w:ind w:left="6480" w:hanging="360"/>
+      </w:pPr>
+      <w:rPr>
+        <w:rFonts w:ascii="Wingdings" w:hAnsi="Wingdings" w:hint="default"/>
+        <w:sz w:val="20"/>
+      </w:rPr>
+    </w:lvl>
+  </w:abstractNum>
+  <w:abstractNum w:abstractNumId="6" w15:restartNumberingAfterBreak="0">
+    <w:nsid w:val="4EA72A19"/>
+    <w:multiLevelType w:val="multilevel"/>
+    <w:tmpl w:val="7FC2D29A"/>
+    <w:lvl w:ilvl="0">
+      <w:start w:val="1"/>
+      <w:numFmt w:val="bullet"/>
+      <w:lvlText w:val=""/>
+      <w:lvlJc w:val="left"/>
+      <w:pPr>
+        <w:tabs>
+          <w:tab w:val="num" w:pos="720"/>
+        </w:tabs>
+        <w:ind w:left="720" w:hanging="360"/>
+      </w:pPr>
+      <w:rPr>
+        <w:rFonts w:ascii="Symbol" w:hAnsi="Symbol" w:hint="default"/>
+        <w:sz w:val="20"/>
+      </w:rPr>
+    </w:lvl>
+    <w:lvl w:ilvl="1" w:tentative="1">
+      <w:start w:val="1"/>
+      <w:numFmt w:val="bullet"/>
+      <w:lvlText w:val="o"/>
+      <w:lvlJc w:val="left"/>
+      <w:pPr>
+        <w:tabs>
+          <w:tab w:val="num" w:pos="1440"/>
+        </w:tabs>
+        <w:ind w:left="1440" w:hanging="360"/>
+      </w:pPr>
+      <w:rPr>
+        <w:rFonts w:ascii="Courier New" w:hAnsi="Courier New" w:hint="default"/>
+        <w:sz w:val="20"/>
+      </w:rPr>
+    </w:lvl>
+    <w:lvl w:ilvl="2" w:tentative="1">
+      <w:start w:val="1"/>
+      <w:numFmt w:val="bullet"/>
+      <w:lvlText w:val=""/>
+      <w:lvlJc w:val="left"/>
+      <w:pPr>
+        <w:tabs>
+          <w:tab w:val="num" w:pos="2160"/>
+        </w:tabs>
+        <w:ind w:left="2160" w:hanging="360"/>
+      </w:pPr>
+      <w:rPr>
+        <w:rFonts w:ascii="Wingdings" w:hAnsi="Wingdings" w:hint="default"/>
+        <w:sz w:val="20"/>
+      </w:rPr>
+    </w:lvl>
+    <w:lvl w:ilvl="3" w:tentative="1">
+      <w:start w:val="1"/>
+      <w:numFmt w:val="bullet"/>
+      <w:lvlText w:val=""/>
+      <w:lvlJc w:val="left"/>
+      <w:pPr>
+        <w:tabs>
+          <w:tab w:val="num" w:pos="2880"/>
+        </w:tabs>
+        <w:ind w:left="2880" w:hanging="360"/>
+      </w:pPr>
+      <w:rPr>
+        <w:rFonts w:ascii="Wingdings" w:hAnsi="Wingdings" w:hint="default"/>
+        <w:sz w:val="20"/>
+      </w:rPr>
+    </w:lvl>
+    <w:lvl w:ilvl="4" w:tentative="1">
+      <w:start w:val="1"/>
+      <w:numFmt w:val="bullet"/>
+      <w:lvlText w:val=""/>
+      <w:lvlJc w:val="left"/>
+      <w:pPr>
+        <w:tabs>
+          <w:tab w:val="num" w:pos="3600"/>
+        </w:tabs>
+        <w:ind w:left="3600" w:hanging="360"/>
+      </w:pPr>
+      <w:rPr>
+        <w:rFonts w:ascii="Wingdings" w:hAnsi="Wingdings" w:hint="default"/>
+        <w:sz w:val="20"/>
+      </w:rPr>
+    </w:lvl>
+    <w:lvl w:ilvl="5" w:tentative="1">
+      <w:start w:val="1"/>
+      <w:numFmt w:val="bullet"/>
+      <w:lvlText w:val=""/>
+      <w:lvlJc w:val="left"/>
+      <w:pPr>
+        <w:tabs>
+          <w:tab w:val="num" w:pos="4320"/>
+        </w:tabs>
+        <w:ind w:left="4320" w:hanging="360"/>
+      </w:pPr>
+      <w:rPr>
+        <w:rFonts w:ascii="Wingdings" w:hAnsi="Wingdings" w:hint="default"/>
+        <w:sz w:val="20"/>
+      </w:rPr>
+    </w:lvl>
+    <w:lvl w:ilvl="6" w:tentative="1">
+      <w:start w:val="1"/>
+      <w:numFmt w:val="bullet"/>
+      <w:lvlText w:val=""/>
+      <w:lvlJc w:val="left"/>
+      <w:pPr>
+        <w:tabs>
+          <w:tab w:val="num" w:pos="5040"/>
+        </w:tabs>
+        <w:ind w:left="5040" w:hanging="360"/>
+      </w:pPr>
+      <w:rPr>
+        <w:rFonts w:ascii="Wingdings" w:hAnsi="Wingdings" w:hint="default"/>
+        <w:sz w:val="20"/>
+      </w:rPr>
+    </w:lvl>
+    <w:lvl w:ilvl="7" w:tentative="1">
+      <w:start w:val="1"/>
+      <w:numFmt w:val="bullet"/>
+      <w:lvlText w:val=""/>
+      <w:lvlJc w:val="left"/>
+      <w:pPr>
+        <w:tabs>
+          <w:tab w:val="num" w:pos="5760"/>
+        </w:tabs>
+        <w:ind w:left="5760" w:hanging="360"/>
+      </w:pPr>
+      <w:rPr>
+        <w:rFonts w:ascii="Wingdings" w:hAnsi="Wingdings" w:hint="default"/>
+        <w:sz w:val="20"/>
+      </w:rPr>
+    </w:lvl>
+    <w:lvl w:ilvl="8" w:tentative="1">
+      <w:start w:val="1"/>
+      <w:numFmt w:val="bullet"/>
+      <w:lvlText w:val=""/>
+      <w:lvlJc w:val="left"/>
+      <w:pPr>
+        <w:tabs>
+          <w:tab w:val="num" w:pos="6480"/>
+        </w:tabs>
+        <w:ind w:left="6480" w:hanging="360"/>
+      </w:pPr>
+      <w:rPr>
+        <w:rFonts w:ascii="Wingdings" w:hAnsi="Wingdings" w:hint="default"/>
+        <w:sz w:val="20"/>
+      </w:rPr>
+    </w:lvl>
+  </w:abstractNum>
+  <w:abstractNum w:abstractNumId="7" w15:restartNumberingAfterBreak="0">
+    <w:nsid w:val="5E5C3EE7"/>
+    <w:multiLevelType w:val="multilevel"/>
+    <w:tmpl w:val="D12C15B6"/>
+    <w:lvl w:ilvl="0">
+      <w:start w:val="1"/>
+      <w:numFmt w:val="bullet"/>
+      <w:lvlText w:val=""/>
+      <w:lvlJc w:val="left"/>
+      <w:pPr>
+        <w:tabs>
+          <w:tab w:val="num" w:pos="720"/>
+        </w:tabs>
+        <w:ind w:left="720" w:hanging="360"/>
+      </w:pPr>
+      <w:rPr>
+        <w:rFonts w:ascii="Symbol" w:hAnsi="Symbol" w:hint="default"/>
+        <w:sz w:val="20"/>
+      </w:rPr>
+    </w:lvl>
+    <w:lvl w:ilvl="1" w:tentative="1">
+      <w:start w:val="1"/>
+      <w:numFmt w:val="bullet"/>
+      <w:lvlText w:val="o"/>
+      <w:lvlJc w:val="left"/>
+      <w:pPr>
+        <w:tabs>
+          <w:tab w:val="num" w:pos="1440"/>
+        </w:tabs>
+        <w:ind w:left="1440" w:hanging="360"/>
+      </w:pPr>
+      <w:rPr>
+        <w:rFonts w:ascii="Courier New" w:hAnsi="Courier New" w:hint="default"/>
+        <w:sz w:val="20"/>
+      </w:rPr>
+    </w:lvl>
+    <w:lvl w:ilvl="2" w:tentative="1">
+      <w:start w:val="1"/>
+      <w:numFmt w:val="bullet"/>
+      <w:lvlText w:val=""/>
+      <w:lvlJc w:val="left"/>
+      <w:pPr>
+        <w:tabs>
+          <w:tab w:val="num" w:pos="2160"/>
+        </w:tabs>
+        <w:ind w:left="2160" w:hanging="360"/>
+      </w:pPr>
+      <w:rPr>
+        <w:rFonts w:ascii="Wingdings" w:hAnsi="Wingdings" w:hint="default"/>
+        <w:sz w:val="20"/>
+      </w:rPr>
+    </w:lvl>
+    <w:lvl w:ilvl="3" w:tentative="1">
+      <w:start w:val="1"/>
+      <w:numFmt w:val="bullet"/>
+      <w:lvlText w:val=""/>
+      <w:lvlJc w:val="left"/>
+      <w:pPr>
+        <w:tabs>
+          <w:tab w:val="num" w:pos="2880"/>
+        </w:tabs>
+        <w:ind w:left="2880" w:hanging="360"/>
+      </w:pPr>
+      <w:rPr>
+        <w:rFonts w:ascii="Wingdings" w:hAnsi="Wingdings" w:hint="default"/>
+        <w:sz w:val="20"/>
+      </w:rPr>
+    </w:lvl>
+    <w:lvl w:ilvl="4" w:tentative="1">
+      <w:start w:val="1"/>
+      <w:numFmt w:val="bullet"/>
+      <w:lvlText w:val=""/>
+      <w:lvlJc w:val="left"/>
+      <w:pPr>
+        <w:tabs>
+          <w:tab w:val="num" w:pos="3600"/>
+        </w:tabs>
+        <w:ind w:left="3600" w:hanging="360"/>
+      </w:pPr>
+      <w:rPr>
+        <w:rFonts w:ascii="Wingdings" w:hAnsi="Wingdings" w:hint="default"/>
+        <w:sz w:val="20"/>
+      </w:rPr>
+    </w:lvl>
+    <w:lvl w:ilvl="5" w:tentative="1">
+      <w:start w:val="1"/>
+      <w:numFmt w:val="bullet"/>
+      <w:lvlText w:val=""/>
+      <w:lvlJc w:val="left"/>
+      <w:pPr>
+        <w:tabs>
+          <w:tab w:val="num" w:pos="4320"/>
+        </w:tabs>
+        <w:ind w:left="4320" w:hanging="360"/>
+      </w:pPr>
+      <w:rPr>
+        <w:rFonts w:ascii="Wingdings" w:hAnsi="Wingdings" w:hint="default"/>
+        <w:sz w:val="20"/>
+      </w:rPr>
+    </w:lvl>
+    <w:lvl w:ilvl="6" w:tentative="1">
+      <w:start w:val="1"/>
+      <w:numFmt w:val="bullet"/>
+      <w:lvlText w:val=""/>
+      <w:lvlJc w:val="left"/>
+      <w:pPr>
+        <w:tabs>
+          <w:tab w:val="num" w:pos="5040"/>
+        </w:tabs>
+        <w:ind w:left="5040" w:hanging="360"/>
+      </w:pPr>
+      <w:rPr>
+        <w:rFonts w:ascii="Wingdings" w:hAnsi="Wingdings" w:hint="default"/>
+        <w:sz w:val="20"/>
+      </w:rPr>
+    </w:lvl>
+    <w:lvl w:ilvl="7" w:tentative="1">
+      <w:start w:val="1"/>
+      <w:numFmt w:val="bullet"/>
+      <w:lvlText w:val=""/>
+      <w:lvlJc w:val="left"/>
+      <w:pPr>
+        <w:tabs>
+          <w:tab w:val="num" w:pos="5760"/>
+        </w:tabs>
+        <w:ind w:left="5760" w:hanging="360"/>
+      </w:pPr>
+      <w:rPr>
+        <w:rFonts w:ascii="Wingdings" w:hAnsi="Wingdings" w:hint="default"/>
+        <w:sz w:val="20"/>
+      </w:rPr>
+    </w:lvl>
+    <w:lvl w:ilvl="8" w:tentative="1">
+      <w:start w:val="1"/>
+      <w:numFmt w:val="bullet"/>
+      <w:lvlText w:val=""/>
+      <w:lvlJc w:val="left"/>
+      <w:pPr>
+        <w:tabs>
+          <w:tab w:val="num" w:pos="6480"/>
+        </w:tabs>
+        <w:ind w:left="6480" w:hanging="360"/>
+      </w:pPr>
+      <w:rPr>
+        <w:rFonts w:ascii="Wingdings" w:hAnsi="Wingdings" w:hint="default"/>
+        <w:sz w:val="20"/>
+      </w:rPr>
+    </w:lvl>
+  </w:abstractNum>
+  <w:abstractNum w:abstractNumId="8" w15:restartNumberingAfterBreak="0">
+    <w:nsid w:val="67771E27"/>
+    <w:multiLevelType w:val="multilevel"/>
+    <w:tmpl w:val="F5B2333E"/>
+    <w:lvl w:ilvl="0">
+      <w:start w:val="1"/>
+      <w:numFmt w:val="bullet"/>
+      <w:lvlText w:val=""/>
+      <w:lvlJc w:val="left"/>
+      <w:pPr>
+        <w:tabs>
+          <w:tab w:val="num" w:pos="720"/>
+        </w:tabs>
+        <w:ind w:left="720" w:hanging="360"/>
+      </w:pPr>
+      <w:rPr>
+        <w:rFonts w:ascii="Symbol" w:hAnsi="Symbol" w:hint="default"/>
+        <w:sz w:val="20"/>
+      </w:rPr>
+    </w:lvl>
+    <w:lvl w:ilvl="1" w:tentative="1">
+      <w:start w:val="1"/>
+      <w:numFmt w:val="bullet"/>
+      <w:lvlText w:val="o"/>
+      <w:lvlJc w:val="left"/>
+      <w:pPr>
+        <w:tabs>
+          <w:tab w:val="num" w:pos="1440"/>
+        </w:tabs>
+        <w:ind w:left="1440" w:hanging="360"/>
+      </w:pPr>
+      <w:rPr>
+        <w:rFonts w:ascii="Courier New" w:hAnsi="Courier New" w:hint="default"/>
+        <w:sz w:val="20"/>
+      </w:rPr>
+    </w:lvl>
+    <w:lvl w:ilvl="2" w:tentative="1">
+      <w:start w:val="1"/>
+      <w:numFmt w:val="bullet"/>
+      <w:lvlText w:val=""/>
+      <w:lvlJc w:val="left"/>
+      <w:pPr>
+        <w:tabs>
+          <w:tab w:val="num" w:pos="2160"/>
+        </w:tabs>
+        <w:ind w:left="2160" w:hanging="360"/>
+      </w:pPr>
+      <w:rPr>
+        <w:rFonts w:ascii="Wingdings" w:hAnsi="Wingdings" w:hint="default"/>
+        <w:sz w:val="20"/>
+      </w:rPr>
+    </w:lvl>
+    <w:lvl w:ilvl="3" w:tentative="1">
+      <w:start w:val="1"/>
+      <w:numFmt w:val="bullet"/>
+      <w:lvlText w:val=""/>
+      <w:lvlJc w:val="left"/>
+      <w:pPr>
+        <w:tabs>
+          <w:tab w:val="num" w:pos="2880"/>
+        </w:tabs>
+        <w:ind w:left="2880" w:hanging="360"/>
+      </w:pPr>
+      <w:rPr>
+        <w:rFonts w:ascii="Wingdings" w:hAnsi="Wingdings" w:hint="default"/>
+        <w:sz w:val="20"/>
+      </w:rPr>
+    </w:lvl>
+    <w:lvl w:ilvl="4" w:tentative="1">
+      <w:start w:val="1"/>
+      <w:numFmt w:val="bullet"/>
+      <w:lvlText w:val=""/>
+      <w:lvlJc w:val="left"/>
+      <w:pPr>
+        <w:tabs>
+          <w:tab w:val="num" w:pos="3600"/>
+        </w:tabs>
+        <w:ind w:left="3600" w:hanging="360"/>
+      </w:pPr>
+      <w:rPr>
+        <w:rFonts w:ascii="Wingdings" w:hAnsi="Wingdings" w:hint="default"/>
+        <w:sz w:val="20"/>
+      </w:rPr>
+    </w:lvl>
+    <w:lvl w:ilvl="5" w:tentative="1">
+      <w:start w:val="1"/>
+      <w:numFmt w:val="bullet"/>
+      <w:lvlText w:val=""/>
+      <w:lvlJc w:val="left"/>
+      <w:pPr>
+        <w:tabs>
+          <w:tab w:val="num" w:pos="4320"/>
+        </w:tabs>
+        <w:ind w:left="4320" w:hanging="360"/>
+      </w:pPr>
+      <w:rPr>
+        <w:rFonts w:ascii="Wingdings" w:hAnsi="Wingdings" w:hint="default"/>
+        <w:sz w:val="20"/>
+      </w:rPr>
+    </w:lvl>
+    <w:lvl w:ilvl="6" w:tentative="1">
+      <w:start w:val="1"/>
+      <w:numFmt w:val="bullet"/>
+      <w:lvlText w:val=""/>
+      <w:lvlJc w:val="left"/>
+      <w:pPr>
+        <w:tabs>
+          <w:tab w:val="num" w:pos="5040"/>
+        </w:tabs>
+        <w:ind w:left="5040" w:hanging="360"/>
+      </w:pPr>
+      <w:rPr>
+        <w:rFonts w:ascii="Wingdings" w:hAnsi="Wingdings" w:hint="default"/>
+        <w:sz w:val="20"/>
+      </w:rPr>
+    </w:lvl>
+    <w:lvl w:ilvl="7" w:tentative="1">
+      <w:start w:val="1"/>
+      <w:numFmt w:val="bullet"/>
+      <w:lvlText w:val=""/>
+      <w:lvlJc w:val="left"/>
+      <w:pPr>
+        <w:tabs>
+          <w:tab w:val="num" w:pos="5760"/>
+        </w:tabs>
+        <w:ind w:left="5760" w:hanging="360"/>
+      </w:pPr>
+      <w:rPr>
+        <w:rFonts w:ascii="Wingdings" w:hAnsi="Wingdings" w:hint="default"/>
+        <w:sz w:val="20"/>
+      </w:rPr>
+    </w:lvl>
+    <w:lvl w:ilvl="8" w:tentative="1">
+      <w:start w:val="1"/>
+      <w:numFmt w:val="bullet"/>
+      <w:lvlText w:val=""/>
+      <w:lvlJc w:val="left"/>
+      <w:pPr>
+        <w:tabs>
+          <w:tab w:val="num" w:pos="6480"/>
+        </w:tabs>
+        <w:ind w:left="6480" w:hanging="360"/>
+      </w:pPr>
+      <w:rPr>
+        <w:rFonts w:ascii="Wingdings" w:hAnsi="Wingdings" w:hint="default"/>
+        <w:sz w:val="20"/>
+      </w:rPr>
+    </w:lvl>
+  </w:abstractNum>
+  <w:abstractNum w:abstractNumId="9" w15:restartNumberingAfterBreak="0">
+    <w:nsid w:val="69E417C1"/>
+    <w:multiLevelType w:val="multilevel"/>
+    <w:tmpl w:val="100CF314"/>
+    <w:lvl w:ilvl="0">
+      <w:start w:val="1"/>
+      <w:numFmt w:val="bullet"/>
+      <w:lvlText w:val=""/>
+      <w:lvlJc w:val="left"/>
+      <w:pPr>
+        <w:tabs>
+          <w:tab w:val="num" w:pos="720"/>
+        </w:tabs>
+        <w:ind w:left="720" w:hanging="360"/>
+      </w:pPr>
+      <w:rPr>
+        <w:rFonts w:ascii="Symbol" w:hAnsi="Symbol" w:hint="default"/>
+        <w:sz w:val="20"/>
+      </w:rPr>
+    </w:lvl>
+    <w:lvl w:ilvl="1" w:tentative="1">
+      <w:start w:val="1"/>
+      <w:numFmt w:val="bullet"/>
+      <w:lvlText w:val="o"/>
+      <w:lvlJc w:val="left"/>
+      <w:pPr>
+        <w:tabs>
+          <w:tab w:val="num" w:pos="1440"/>
+        </w:tabs>
+        <w:ind w:left="1440" w:hanging="360"/>
+      </w:pPr>
+      <w:rPr>
+        <w:rFonts w:ascii="Courier New" w:hAnsi="Courier New" w:hint="default"/>
+        <w:sz w:val="20"/>
+      </w:rPr>
+    </w:lvl>
+    <w:lvl w:ilvl="2" w:tentative="1">
+      <w:start w:val="1"/>
+      <w:numFmt w:val="bullet"/>
+      <w:lvlText w:val=""/>
+      <w:lvlJc w:val="left"/>
+      <w:pPr>
+        <w:tabs>
+          <w:tab w:val="num" w:pos="2160"/>
+        </w:tabs>
+        <w:ind w:left="2160" w:hanging="360"/>
+      </w:pPr>
+      <w:rPr>
+        <w:rFonts w:ascii="Wingdings" w:hAnsi="Wingdings" w:hint="default"/>
+        <w:sz w:val="20"/>
+      </w:rPr>
+    </w:lvl>
+    <w:lvl w:ilvl="3" w:tentative="1">
+      <w:start w:val="1"/>
+      <w:numFmt w:val="bullet"/>
+      <w:lvlText w:val=""/>
+      <w:lvlJc w:val="left"/>
+      <w:pPr>
+        <w:tabs>
+          <w:tab w:val="num" w:pos="2880"/>
+        </w:tabs>
+        <w:ind w:left="2880" w:hanging="360"/>
+      </w:pPr>
+      <w:rPr>
+        <w:rFonts w:ascii="Wingdings" w:hAnsi="Wingdings" w:hint="default"/>
+        <w:sz w:val="20"/>
+      </w:rPr>
+    </w:lvl>
+    <w:lvl w:ilvl="4" w:tentative="1">
+      <w:start w:val="1"/>
+      <w:numFmt w:val="bullet"/>
+      <w:lvlText w:val=""/>
+      <w:lvlJc w:val="left"/>
+      <w:pPr>
+        <w:tabs>
+          <w:tab w:val="num" w:pos="3600"/>
+        </w:tabs>
+        <w:ind w:left="3600" w:hanging="360"/>
+      </w:pPr>
+      <w:rPr>
+        <w:rFonts w:ascii="Wingdings" w:hAnsi="Wingdings" w:hint="default"/>
+        <w:sz w:val="20"/>
+      </w:rPr>
+    </w:lvl>
+    <w:lvl w:ilvl="5" w:tentative="1">
+      <w:start w:val="1"/>
+      <w:numFmt w:val="bullet"/>
+      <w:lvlText w:val=""/>
+      <w:lvlJc w:val="left"/>
+      <w:pPr>
+        <w:tabs>
+          <w:tab w:val="num" w:pos="4320"/>
+        </w:tabs>
+        <w:ind w:left="4320" w:hanging="360"/>
+      </w:pPr>
+      <w:rPr>
+        <w:rFonts w:ascii="Wingdings" w:hAnsi="Wingdings" w:hint="default"/>
+        <w:sz w:val="20"/>
+      </w:rPr>
+    </w:lvl>
+    <w:lvl w:ilvl="6" w:tentative="1">
+      <w:start w:val="1"/>
+      <w:numFmt w:val="bullet"/>
+      <w:lvlText w:val=""/>
+      <w:lvlJc w:val="left"/>
+      <w:pPr>
+        <w:tabs>
+          <w:tab w:val="num" w:pos="5040"/>
+        </w:tabs>
+        <w:ind w:left="5040" w:hanging="360"/>
+      </w:pPr>
+      <w:rPr>
+        <w:rFonts w:ascii="Wingdings" w:hAnsi="Wingdings" w:hint="default"/>
+        <w:sz w:val="20"/>
+      </w:rPr>
+    </w:lvl>
+    <w:lvl w:ilvl="7" w:tentative="1">
+      <w:start w:val="1"/>
+      <w:numFmt w:val="bullet"/>
+      <w:lvlText w:val=""/>
+      <w:lvlJc w:val="left"/>
+      <w:pPr>
+        <w:tabs>
+          <w:tab w:val="num" w:pos="5760"/>
+        </w:tabs>
+        <w:ind w:left="5760" w:hanging="360"/>
+      </w:pPr>
+      <w:rPr>
+        <w:rFonts w:ascii="Wingdings" w:hAnsi="Wingdings" w:hint="default"/>
+        <w:sz w:val="20"/>
+      </w:rPr>
+    </w:lvl>
+    <w:lvl w:ilvl="8" w:tentative="1">
+      <w:start w:val="1"/>
+      <w:numFmt w:val="bullet"/>
+      <w:lvlText w:val=""/>
+      <w:lvlJc w:val="left"/>
+      <w:pPr>
+        <w:tabs>
+          <w:tab w:val="num" w:pos="6480"/>
+        </w:tabs>
+        <w:ind w:left="6480" w:hanging="360"/>
+      </w:pPr>
+      <w:rPr>
+        <w:rFonts w:ascii="Wingdings" w:hAnsi="Wingdings" w:hint="default"/>
+        <w:sz w:val="20"/>
+      </w:rPr>
+    </w:lvl>
+  </w:abstractNum>
+  <w:abstractNum w:abstractNumId="10" w15:restartNumberingAfterBreak="0">
+    <w:nsid w:val="69E54FC8"/>
+    <w:multiLevelType w:val="multilevel"/>
+    <w:tmpl w:val="CFEC3E42"/>
+    <w:lvl w:ilvl="0">
+      <w:start w:val="1"/>
+      <w:numFmt w:val="bullet"/>
+      <w:lvlText w:val=""/>
+      <w:lvlJc w:val="left"/>
+      <w:pPr>
+        <w:tabs>
+          <w:tab w:val="num" w:pos="720"/>
+        </w:tabs>
+        <w:ind w:left="720" w:hanging="360"/>
+      </w:pPr>
+      <w:rPr>
+        <w:rFonts w:ascii="Symbol" w:hAnsi="Symbol" w:hint="default"/>
+        <w:sz w:val="20"/>
+      </w:rPr>
+    </w:lvl>
+    <w:lvl w:ilvl="1" w:tentative="1">
+      <w:start w:val="1"/>
+      <w:numFmt w:val="bullet"/>
+      <w:lvlText w:val="o"/>
+      <w:lvlJc w:val="left"/>
+      <w:pPr>
+        <w:tabs>
+          <w:tab w:val="num" w:pos="1440"/>
+        </w:tabs>
+        <w:ind w:left="1440" w:hanging="360"/>
+      </w:pPr>
+      <w:rPr>
+        <w:rFonts w:ascii="Courier New" w:hAnsi="Courier New" w:hint="default"/>
+        <w:sz w:val="20"/>
+      </w:rPr>
+    </w:lvl>
+    <w:lvl w:ilvl="2" w:tentative="1">
+      <w:start w:val="1"/>
+      <w:numFmt w:val="bullet"/>
+      <w:lvlText w:val=""/>
+      <w:lvlJc w:val="left"/>
+      <w:pPr>
+        <w:tabs>
+          <w:tab w:val="num" w:pos="2160"/>
+        </w:tabs>
+        <w:ind w:left="2160" w:hanging="360"/>
+      </w:pPr>
+      <w:rPr>
+        <w:rFonts w:ascii="Wingdings" w:hAnsi="Wingdings" w:hint="default"/>
+        <w:sz w:val="20"/>
+      </w:rPr>
+    </w:lvl>
+    <w:lvl w:ilvl="3" w:tentative="1">
+      <w:start w:val="1"/>
+      <w:numFmt w:val="bullet"/>
+      <w:lvlText w:val=""/>
+      <w:lvlJc w:val="left"/>
+      <w:pPr>
+        <w:tabs>
+          <w:tab w:val="num" w:pos="2880"/>
+        </w:tabs>
+        <w:ind w:left="2880" w:hanging="360"/>
+      </w:pPr>
+      <w:rPr>
+        <w:rFonts w:ascii="Wingdings" w:hAnsi="Wingdings" w:hint="default"/>
+        <w:sz w:val="20"/>
+      </w:rPr>
+    </w:lvl>
+    <w:lvl w:ilvl="4" w:tentative="1">
+      <w:start w:val="1"/>
+      <w:numFmt w:val="bullet"/>
+      <w:lvlText w:val=""/>
+      <w:lvlJc w:val="left"/>
+      <w:pPr>
+        <w:tabs>
+          <w:tab w:val="num" w:pos="3600"/>
+        </w:tabs>
+        <w:ind w:left="3600" w:hanging="360"/>
+      </w:pPr>
+      <w:rPr>
+        <w:rFonts w:ascii="Wingdings" w:hAnsi="Wingdings" w:hint="default"/>
+        <w:sz w:val="20"/>
+      </w:rPr>
+    </w:lvl>
+    <w:lvl w:ilvl="5" w:tentative="1">
+      <w:start w:val="1"/>
+      <w:numFmt w:val="bullet"/>
+      <w:lvlText w:val=""/>
+      <w:lvlJc w:val="left"/>
+      <w:pPr>
+        <w:tabs>
+          <w:tab w:val="num" w:pos="4320"/>
+        </w:tabs>
+        <w:ind w:left="4320" w:hanging="360"/>
+      </w:pPr>
+      <w:rPr>
+        <w:rFonts w:ascii="Wingdings" w:hAnsi="Wingdings" w:hint="default"/>
+        <w:sz w:val="20"/>
+      </w:rPr>
+    </w:lvl>
+    <w:lvl w:ilvl="6" w:tentative="1">
+      <w:start w:val="1"/>
+      <w:numFmt w:val="bullet"/>
+      <w:lvlText w:val=""/>
+      <w:lvlJc w:val="left"/>
+      <w:pPr>
+        <w:tabs>
+          <w:tab w:val="num" w:pos="5040"/>
+        </w:tabs>
+        <w:ind w:left="5040" w:hanging="360"/>
+      </w:pPr>
+      <w:rPr>
+        <w:rFonts w:ascii="Wingdings" w:hAnsi="Wingdings" w:hint="default"/>
+        <w:sz w:val="20"/>
+      </w:rPr>
+    </w:lvl>
+    <w:lvl w:ilvl="7" w:tentative="1">
+      <w:start w:val="1"/>
+      <w:numFmt w:val="bullet"/>
+      <w:lvlText w:val=""/>
+      <w:lvlJc w:val="left"/>
+      <w:pPr>
+        <w:tabs>
+          <w:tab w:val="num" w:pos="5760"/>
+        </w:tabs>
+        <w:ind w:left="5760" w:hanging="360"/>
+      </w:pPr>
+      <w:rPr>
+        <w:rFonts w:ascii="Wingdings" w:hAnsi="Wingdings" w:hint="default"/>
+        <w:sz w:val="20"/>
+      </w:rPr>
+    </w:lvl>
+    <w:lvl w:ilvl="8" w:tentative="1">
+      <w:start w:val="1"/>
+      <w:numFmt w:val="bullet"/>
+      <w:lvlText w:val=""/>
+      <w:lvlJc w:val="left"/>
+      <w:pPr>
+        <w:tabs>
+          <w:tab w:val="num" w:pos="6480"/>
+        </w:tabs>
+        <w:ind w:left="6480" w:hanging="360"/>
+      </w:pPr>
+      <w:rPr>
+        <w:rFonts w:ascii="Wingdings" w:hAnsi="Wingdings" w:hint="default"/>
+        <w:sz w:val="20"/>
+      </w:rPr>
+    </w:lvl>
+  </w:abstractNum>
+  <w:abstractNum w:abstractNumId="11" w15:restartNumberingAfterBreak="0">
+    <w:nsid w:val="6E440637"/>
+    <w:multiLevelType w:val="multilevel"/>
+    <w:tmpl w:val="140EB482"/>
+    <w:lvl w:ilvl="0">
+      <w:start w:val="1"/>
+      <w:numFmt w:val="bullet"/>
+      <w:lvlText w:val=""/>
+      <w:lvlJc w:val="left"/>
+      <w:pPr>
+        <w:tabs>
+          <w:tab w:val="num" w:pos="720"/>
+        </w:tabs>
+        <w:ind w:left="720" w:hanging="360"/>
+      </w:pPr>
+      <w:rPr>
+        <w:rFonts w:ascii="Symbol" w:hAnsi="Symbol" w:hint="default"/>
+        <w:sz w:val="20"/>
+      </w:rPr>
+    </w:lvl>
+    <w:lvl w:ilvl="1" w:tentative="1">
+      <w:start w:val="1"/>
+      <w:numFmt w:val="bullet"/>
+      <w:lvlText w:val="o"/>
+      <w:lvlJc w:val="left"/>
+      <w:pPr>
+        <w:tabs>
+          <w:tab w:val="num" w:pos="1440"/>
+        </w:tabs>
+        <w:ind w:left="1440" w:hanging="360"/>
+      </w:pPr>
+      <w:rPr>
+        <w:rFonts w:ascii="Courier New" w:hAnsi="Courier New" w:hint="default"/>
+        <w:sz w:val="20"/>
+      </w:rPr>
+    </w:lvl>
+    <w:lvl w:ilvl="2" w:tentative="1">
+      <w:start w:val="1"/>
+      <w:numFmt w:val="bullet"/>
+      <w:lvlText w:val=""/>
+      <w:lvlJc w:val="left"/>
+      <w:pPr>
+        <w:tabs>
+          <w:tab w:val="num" w:pos="2160"/>
+        </w:tabs>
+        <w:ind w:left="2160" w:hanging="360"/>
+      </w:pPr>
+      <w:rPr>
+        <w:rFonts w:ascii="Wingdings" w:hAnsi="Wingdings" w:hint="default"/>
+        <w:sz w:val="20"/>
+      </w:rPr>
+    </w:lvl>
+    <w:lvl w:ilvl="3" w:tentative="1">
+      <w:start w:val="1"/>
+      <w:numFmt w:val="bullet"/>
+      <w:lvlText w:val=""/>
+      <w:lvlJc w:val="left"/>
+      <w:pPr>
+        <w:tabs>
+          <w:tab w:val="num" w:pos="2880"/>
+        </w:tabs>
+        <w:ind w:left="2880" w:hanging="360"/>
+      </w:pPr>
+      <w:rPr>
+        <w:rFonts w:ascii="Wingdings" w:hAnsi="Wingdings" w:hint="default"/>
+        <w:sz w:val="20"/>
+      </w:rPr>
+    </w:lvl>
+    <w:lvl w:ilvl="4" w:tentative="1">
+      <w:start w:val="1"/>
+      <w:numFmt w:val="bullet"/>
+      <w:lvlText w:val=""/>
+      <w:lvlJc w:val="left"/>
+      <w:pPr>
+        <w:tabs>
+          <w:tab w:val="num" w:pos="3600"/>
+        </w:tabs>
+        <w:ind w:left="3600" w:hanging="360"/>
+      </w:pPr>
+      <w:rPr>
+        <w:rFonts w:ascii="Wingdings" w:hAnsi="Wingdings" w:hint="default"/>
+        <w:sz w:val="20"/>
+      </w:rPr>
+    </w:lvl>
+    <w:lvl w:ilvl="5" w:tentative="1">
+      <w:start w:val="1"/>
+      <w:numFmt w:val="bullet"/>
+      <w:lvlText w:val=""/>
+      <w:lvlJc w:val="left"/>
+      <w:pPr>
+        <w:tabs>
+          <w:tab w:val="num" w:pos="4320"/>
+        </w:tabs>
+        <w:ind w:left="4320" w:hanging="360"/>
+      </w:pPr>
+      <w:rPr>
+        <w:rFonts w:ascii="Wingdings" w:hAnsi="Wingdings" w:hint="default"/>
+        <w:sz w:val="20"/>
+      </w:rPr>
+    </w:lvl>
+    <w:lvl w:ilvl="6" w:tentative="1">
+      <w:start w:val="1"/>
+      <w:numFmt w:val="bullet"/>
+      <w:lvlText w:val=""/>
+      <w:lvlJc w:val="left"/>
+      <w:pPr>
+        <w:tabs>
+          <w:tab w:val="num" w:pos="5040"/>
+        </w:tabs>
+        <w:ind w:left="5040" w:hanging="360"/>
+      </w:pPr>
+      <w:rPr>
+        <w:rFonts w:ascii="Wingdings" w:hAnsi="Wingdings" w:hint="default"/>
+        <w:sz w:val="20"/>
+      </w:rPr>
+    </w:lvl>
+    <w:lvl w:ilvl="7" w:tentative="1">
+      <w:start w:val="1"/>
+      <w:numFmt w:val="bullet"/>
+      <w:lvlText w:val=""/>
+      <w:lvlJc w:val="left"/>
+      <w:pPr>
+        <w:tabs>
+          <w:tab w:val="num" w:pos="5760"/>
+        </w:tabs>
+        <w:ind w:left="5760" w:hanging="360"/>
+      </w:pPr>
+      <w:rPr>
+        <w:rFonts w:ascii="Wingdings" w:hAnsi="Wingdings" w:hint="default"/>
+        <w:sz w:val="20"/>
+      </w:rPr>
+    </w:lvl>
+    <w:lvl w:ilvl="8" w:tentative="1">
+      <w:start w:val="1"/>
+      <w:numFmt w:val="bullet"/>
+      <w:lvlText w:val=""/>
+      <w:lvlJc w:val="left"/>
+      <w:pPr>
+        <w:tabs>
+          <w:tab w:val="num" w:pos="6480"/>
+        </w:tabs>
+        <w:ind w:left="6480" w:hanging="360"/>
+      </w:pPr>
+      <w:rPr>
+        <w:rFonts w:ascii="Wingdings" w:hAnsi="Wingdings" w:hint="default"/>
+        <w:sz w:val="20"/>
+      </w:rPr>
+    </w:lvl>
+  </w:abstractNum>
+  <w:abstractNum w:abstractNumId="12" w15:restartNumberingAfterBreak="0">
+    <w:nsid w:val="6F5C6547"/>
+    <w:multiLevelType w:val="multilevel"/>
+    <w:tmpl w:val="39200996"/>
+    <w:lvl w:ilvl="0">
+      <w:start w:val="1"/>
+      <w:numFmt w:val="bullet"/>
+      <w:lvlText w:val=""/>
+      <w:lvlJc w:val="left"/>
+      <w:pPr>
+        <w:tabs>
+          <w:tab w:val="num" w:pos="720"/>
+        </w:tabs>
+        <w:ind w:left="720" w:hanging="360"/>
+      </w:pPr>
+      <w:rPr>
+        <w:rFonts w:ascii="Symbol" w:hAnsi="Symbol" w:hint="default"/>
+        <w:sz w:val="20"/>
+      </w:rPr>
+    </w:lvl>
+    <w:lvl w:ilvl="1" w:tentative="1">
+      <w:start w:val="1"/>
+      <w:numFmt w:val="bullet"/>
+      <w:lvlText w:val="o"/>
+      <w:lvlJc w:val="left"/>
+      <w:pPr>
+        <w:tabs>
+          <w:tab w:val="num" w:pos="1440"/>
+        </w:tabs>
+        <w:ind w:left="1440" w:hanging="360"/>
+      </w:pPr>
+      <w:rPr>
+        <w:rFonts w:ascii="Courier New" w:hAnsi="Courier New" w:hint="default"/>
+        <w:sz w:val="20"/>
+      </w:rPr>
+    </w:lvl>
+    <w:lvl w:ilvl="2" w:tentative="1">
+      <w:start w:val="1"/>
+      <w:numFmt w:val="bullet"/>
+      <w:lvlText w:val=""/>
+      <w:lvlJc w:val="left"/>
+      <w:pPr>
+        <w:tabs>
+          <w:tab w:val="num" w:pos="2160"/>
+        </w:tabs>
+        <w:ind w:left="2160" w:hanging="360"/>
+      </w:pPr>
+      <w:rPr>
+        <w:rFonts w:ascii="Wingdings" w:hAnsi="Wingdings" w:hint="default"/>
+        <w:sz w:val="20"/>
+      </w:rPr>
+    </w:lvl>
+    <w:lvl w:ilvl="3" w:tentative="1">
+      <w:start w:val="1"/>
+      <w:numFmt w:val="bullet"/>
+      <w:lvlText w:val=""/>
+      <w:lvlJc w:val="left"/>
+      <w:pPr>
+        <w:tabs>
+          <w:tab w:val="num" w:pos="2880"/>
+        </w:tabs>
+        <w:ind w:left="2880" w:hanging="360"/>
+      </w:pPr>
+      <w:rPr>
+        <w:rFonts w:ascii="Wingdings" w:hAnsi="Wingdings" w:hint="default"/>
+        <w:sz w:val="20"/>
+      </w:rPr>
+    </w:lvl>
+    <w:lvl w:ilvl="4" w:tentative="1">
+      <w:start w:val="1"/>
+      <w:numFmt w:val="bullet"/>
+      <w:lvlText w:val=""/>
+      <w:lvlJc w:val="left"/>
+      <w:pPr>
+        <w:tabs>
+          <w:tab w:val="num" w:pos="3600"/>
+        </w:tabs>
+        <w:ind w:left="3600" w:hanging="360"/>
+      </w:pPr>
+      <w:rPr>
+        <w:rFonts w:ascii="Wingdings" w:hAnsi="Wingdings" w:hint="default"/>
+        <w:sz w:val="20"/>
+      </w:rPr>
+    </w:lvl>
+    <w:lvl w:ilvl="5" w:tentative="1">
+      <w:start w:val="1"/>
+      <w:numFmt w:val="bullet"/>
+      <w:lvlText w:val=""/>
+      <w:lvlJc w:val="left"/>
+      <w:pPr>
+        <w:tabs>
+          <w:tab w:val="num" w:pos="4320"/>
+        </w:tabs>
+        <w:ind w:left="4320" w:hanging="360"/>
+      </w:pPr>
+      <w:rPr>
+        <w:rFonts w:ascii="Wingdings" w:hAnsi="Wingdings" w:hint="default"/>
+        <w:sz w:val="20"/>
+      </w:rPr>
+    </w:lvl>
+    <w:lvl w:ilvl="6" w:tentative="1">
+      <w:start w:val="1"/>
+      <w:numFmt w:val="bullet"/>
+      <w:lvlText w:val=""/>
+      <w:lvlJc w:val="left"/>
+      <w:pPr>
+        <w:tabs>
+          <w:tab w:val="num" w:pos="5040"/>
+        </w:tabs>
+        <w:ind w:left="5040" w:hanging="360"/>
+      </w:pPr>
+      <w:rPr>
+        <w:rFonts w:ascii="Wingdings" w:hAnsi="Wingdings" w:hint="default"/>
+        <w:sz w:val="20"/>
+      </w:rPr>
+    </w:lvl>
+    <w:lvl w:ilvl="7" w:tentative="1">
+      <w:start w:val="1"/>
+      <w:numFmt w:val="bullet"/>
+      <w:lvlText w:val=""/>
+      <w:lvlJc w:val="left"/>
+      <w:pPr>
+        <w:tabs>
+          <w:tab w:val="num" w:pos="5760"/>
+        </w:tabs>
+        <w:ind w:left="5760" w:hanging="360"/>
+      </w:pPr>
+      <w:rPr>
+        <w:rFonts w:ascii="Wingdings" w:hAnsi="Wingdings" w:hint="default"/>
+        <w:sz w:val="20"/>
+      </w:rPr>
+    </w:lvl>
+    <w:lvl w:ilvl="8" w:tentative="1">
+      <w:start w:val="1"/>
+      <w:numFmt w:val="bullet"/>
+      <w:lvlText w:val=""/>
+      <w:lvlJc w:val="left"/>
+      <w:pPr>
+        <w:tabs>
+          <w:tab w:val="num" w:pos="6480"/>
+        </w:tabs>
+        <w:ind w:left="6480" w:hanging="360"/>
+      </w:pPr>
+      <w:rPr>
+        <w:rFonts w:ascii="Wingdings" w:hAnsi="Wingdings" w:hint="default"/>
+        <w:sz w:val="20"/>
+      </w:rPr>
+    </w:lvl>
+  </w:abstractNum>
+  <w:num w:numId="1" w16cid:durableId="250162157">
+    <w:abstractNumId w:val="3"/>
+  </w:num>
+  <w:num w:numId="2" w16cid:durableId="454106424">
+    <w:abstractNumId w:val="8"/>
+  </w:num>
+  <w:num w:numId="3" w16cid:durableId="1352101527">
+    <w:abstractNumId w:val="2"/>
+  </w:num>
+  <w:num w:numId="4" w16cid:durableId="999309713">
+    <w:abstractNumId w:val="11"/>
+  </w:num>
+  <w:num w:numId="5" w16cid:durableId="8877113">
+    <w:abstractNumId w:val="0"/>
+  </w:num>
+  <w:num w:numId="6" w16cid:durableId="269551000">
+    <w:abstractNumId w:val="12"/>
+  </w:num>
+  <w:num w:numId="7" w16cid:durableId="1512641562">
+    <w:abstractNumId w:val="4"/>
+  </w:num>
+  <w:num w:numId="8" w16cid:durableId="1194150665">
+    <w:abstractNumId w:val="5"/>
+  </w:num>
+  <w:num w:numId="9" w16cid:durableId="1780568304">
+    <w:abstractNumId w:val="6"/>
+  </w:num>
+  <w:num w:numId="10" w16cid:durableId="370686619">
+    <w:abstractNumId w:val="7"/>
+  </w:num>
+  <w:num w:numId="11" w16cid:durableId="1895390059">
+    <w:abstractNumId w:val="1"/>
+  </w:num>
+  <w:num w:numId="12" w16cid:durableId="1521891161">
+    <w:abstractNumId w:val="10"/>
+  </w:num>
+  <w:num w:numId="13" w16cid:durableId="123280054">
+    <w:abstractNumId w:val="9"/>
+  </w:num>
+</w:numbering>
 </file>
 
 <file path=word/styles.xml><?xml version="1.0" encoding="utf-8"?>
@@ -441,7 +4870,6 @@
     <w:next w:val="Normal"/>
     <w:link w:val="Heading2Char"/>
     <w:uiPriority w:val="9"/>
-    <w:semiHidden/>
     <w:unhideWhenUsed/>
     <w:qFormat/>
     <w:rsid w:val="00914441"/>
@@ -464,7 +4892,6 @@
     <w:next w:val="Normal"/>
     <w:link w:val="Heading3Char"/>
     <w:uiPriority w:val="9"/>
-    <w:semiHidden/>
     <w:unhideWhenUsed/>
     <w:qFormat/>
     <w:rsid w:val="00914441"/>
@@ -658,7 +5085,6 @@
     <w:basedOn w:val="DefaultParagraphFont"/>
     <w:link w:val="Heading2"/>
     <w:uiPriority w:val="9"/>
-    <w:semiHidden/>
     <w:rsid w:val="00914441"/>
     <w:rPr>
       <w:rFonts w:asciiTheme="majorHAnsi" w:eastAsiaTheme="majorEastAsia" w:hAnsiTheme="majorHAnsi" w:cstheme="majorBidi"/>
@@ -672,7 +5098,6 @@
     <w:basedOn w:val="DefaultParagraphFont"/>
     <w:link w:val="Heading3"/>
     <w:uiPriority w:val="9"/>
-    <w:semiHidden/>
     <w:rsid w:val="00914441"/>
     <w:rPr>
       <w:rFonts w:eastAsiaTheme="majorEastAsia" w:cstheme="majorBidi"/>
@@ -929,6 +5354,75 @@
       <w:color w:val="0F4761" w:themeColor="accent1" w:themeShade="BF"/>
       <w:spacing w:val="5"/>
     </w:rPr>
+  </w:style>
+  <w:style w:type="paragraph" w:styleId="NormalWeb">
+    <w:name w:val="Normal (Web)"/>
+    <w:basedOn w:val="Normal"/>
+    <w:uiPriority w:val="99"/>
+    <w:semiHidden/>
+    <w:unhideWhenUsed/>
+    <w:rsid w:val="001A1DFE"/>
+    <w:pPr>
+      <w:spacing w:before="100" w:beforeAutospacing="1" w:after="100" w:afterAutospacing="1" w:line="240" w:lineRule="auto"/>
+    </w:pPr>
+    <w:rPr>
+      <w:rFonts w:ascii="Times New Roman" w:eastAsia="Times New Roman" w:hAnsi="Times New Roman" w:cs="Times New Roman"/>
+      <w:kern w:val="0"/>
+      <w:lang w:eastAsia="en-GB"/>
+      <w14:ligatures w14:val="none"/>
+    </w:rPr>
+  </w:style>
+  <w:style w:type="character" w:styleId="Strong">
+    <w:name w:val="Strong"/>
+    <w:basedOn w:val="DefaultParagraphFont"/>
+    <w:uiPriority w:val="22"/>
+    <w:qFormat/>
+    <w:rsid w:val="001A1DFE"/>
+    <w:rPr>
+      <w:b/>
+      <w:bCs/>
+    </w:rPr>
+  </w:style>
+  <w:style w:type="character" w:customStyle="1" w:styleId="apple-converted-space">
+    <w:name w:val="apple-converted-space"/>
+    <w:basedOn w:val="DefaultParagraphFont"/>
+    <w:rsid w:val="001A1DFE"/>
+  </w:style>
+  <w:style w:type="paragraph" w:customStyle="1" w:styleId="p1">
+    <w:name w:val="p1"/>
+    <w:basedOn w:val="Normal"/>
+    <w:rsid w:val="001A1DFE"/>
+    <w:pPr>
+      <w:spacing w:after="0" w:line="240" w:lineRule="auto"/>
+    </w:pPr>
+    <w:rPr>
+      <w:rFonts w:ascii="Helvetica" w:eastAsia="Times New Roman" w:hAnsi="Helvetica" w:cs="Times New Roman"/>
+      <w:color w:val="000000"/>
+      <w:kern w:val="0"/>
+      <w:sz w:val="33"/>
+      <w:szCs w:val="33"/>
+      <w:lang w:eastAsia="en-GB"/>
+      <w14:ligatures w14:val="none"/>
+    </w:rPr>
+  </w:style>
+  <w:style w:type="table" w:styleId="TableGrid">
+    <w:name w:val="Table Grid"/>
+    <w:basedOn w:val="TableNormal"/>
+    <w:uiPriority w:val="39"/>
+    <w:rsid w:val="00AC06A8"/>
+    <w:pPr>
+      <w:spacing w:after="0" w:line="240" w:lineRule="auto"/>
+    </w:pPr>
+    <w:tblPr>
+      <w:tblBorders>
+        <w:top w:val="single" w:sz="4" w:space="0" w:color="auto"/>
+        <w:left w:val="single" w:sz="4" w:space="0" w:color="auto"/>
+        <w:bottom w:val="single" w:sz="4" w:space="0" w:color="auto"/>
+        <w:right w:val="single" w:sz="4" w:space="0" w:color="auto"/>
+        <w:insideH w:val="single" w:sz="4" w:space="0" w:color="auto"/>
+        <w:insideV w:val="single" w:sz="4" w:space="0" w:color="auto"/>
+      </w:tblBorders>
+    </w:tblPr>
   </w:style>
 </w:styles>
 </file>
